--- a/Documents/UseCaseFlow.docx
+++ b/Documents/UseCaseFlow.docx
@@ -20,7 +20,8 @@
       </w:pPr>
       <w:r>
         <w:rPr>
-          <w:sz w:val="28"/>
+          <w:b/>
+          <w:sz w:val="32"/>
         </w:rPr>
         <w:t>Online Bookstore</w:t>
       </w:r>
@@ -50,41 +51,80 @@
     <w:tbl>
       <w:tblPr>
         <w:tblStyle w:val="TableGrid"/>
-        <w:tblW w:type="auto" w:w="0"/>
+        <w:tblW w:w="10080" w:type="dxa"/>
+        <w:tblBorders>
+          <w:top w:val="single" w:sz="6" w:space="0" w:color="000000"/>
+          <w:left w:val="single" w:sz="6" w:space="0" w:color="000000"/>
+          <w:bottom w:val="single" w:sz="6" w:space="0" w:color="000000"/>
+          <w:right w:val="single" w:sz="6" w:space="0" w:color="000000"/>
+          <w:insideH w:val="single" w:sz="6" w:space="0" w:color="000000"/>
+          <w:insideV w:val="single" w:sz="6" w:space="0" w:color="000000"/>
+        </w:tblBorders>
+        <w:tblLayout w:type="fixed"/>
+        <w:tblCellMar>
+          <w:top w:w="60" w:type="dxa"/>
+          <w:left w:w="100" w:type="dxa"/>
+          <w:bottom w:w="60" w:type="dxa"/>
+          <w:right w:w="100" w:type="dxa"/>
+        </w:tblCellMar>
         <w:tblLook w:firstColumn="1" w:firstRow="1" w:lastColumn="0" w:lastRow="0" w:noHBand="0" w:noVBand="1" w:val="04A0"/>
       </w:tblPr>
       <w:tblGrid>
-        <w:gridCol w:w="4320"/>
-        <w:gridCol w:w="4320"/>
+        <w:gridCol w:w="2800"/>
+        <w:gridCol w:w="7280"/>
       </w:tblGrid>
       <w:tr>
-        <w:tc>
-          <w:tcPr>
-            <w:tcW w:type="dxa" w:w="4320"/>
-          </w:tcPr>
-          <w:p>
-            <w:r>
+        <w:trPr>
+          <w:cantSplit/>
+          <w:tblHeader/>
+        </w:trPr>
+        <w:tc>
+          <w:tcPr>
+            <w:tcW w:w="2800" w:type="dxa"/>
+            <w:shd w:val="clear" w:color="auto" w:fill="D9D9D9"/>
+          </w:tcPr>
+          <w:p>
+            <w:pPr>
+              <w:spacing w:before="0" w:after="0" w:line="240" w:lineRule="auto"/>
+            </w:pPr>
+            <w:r>
+              <w:rPr>
+                <w:b/>
+              </w:rPr>
               <w:t>Actor</w:t>
             </w:r>
           </w:p>
         </w:tc>
         <w:tc>
           <w:tcPr>
-            <w:tcW w:type="dxa" w:w="4320"/>
-          </w:tcPr>
-          <w:p>
-            <w:r>
+            <w:tcW w:w="7280" w:type="dxa"/>
+            <w:shd w:val="clear" w:color="auto" w:fill="D9D9D9"/>
+          </w:tcPr>
+          <w:p>
+            <w:pPr>
+              <w:spacing w:before="0" w:after="0" w:line="240" w:lineRule="auto"/>
+            </w:pPr>
+            <w:r>
+              <w:rPr>
+                <w:b/>
+              </w:rPr>
               <w:t>Description</w:t>
             </w:r>
           </w:p>
         </w:tc>
       </w:tr>
       <w:tr>
-        <w:tc>
-          <w:tcPr>
-            <w:tcW w:type="dxa" w:w="4320"/>
-          </w:tcPr>
-          <w:p>
+        <w:trPr>
+          <w:cantSplit/>
+        </w:trPr>
+        <w:tc>
+          <w:tcPr>
+            <w:tcW w:w="2800" w:type="dxa"/>
+          </w:tcPr>
+          <w:p>
+            <w:pPr>
+              <w:spacing w:before="0" w:after="0" w:line="240" w:lineRule="auto"/>
+            </w:pPr>
             <w:r>
               <w:t>Buyer</w:t>
             </w:r>
@@ -92,9 +132,12 @@
         </w:tc>
         <w:tc>
           <w:tcPr>
-            <w:tcW w:type="dxa" w:w="4320"/>
-          </w:tcPr>
-          <w:p>
+            <w:tcW w:w="7280" w:type="dxa"/>
+          </w:tcPr>
+          <w:p>
+            <w:pPr>
+              <w:spacing w:before="0" w:after="0" w:line="240" w:lineRule="auto"/>
+            </w:pPr>
             <w:r>
               <w:t>A registered or guest customer who browses, searches, and purchases books, tracks orders, and writes reviews.</w:t>
             </w:r>
@@ -102,11 +145,17 @@
         </w:tc>
       </w:tr>
       <w:tr>
-        <w:tc>
-          <w:tcPr>
-            <w:tcW w:type="dxa" w:w="4320"/>
-          </w:tcPr>
-          <w:p>
+        <w:trPr>
+          <w:cantSplit/>
+        </w:trPr>
+        <w:tc>
+          <w:tcPr>
+            <w:tcW w:w="2800" w:type="dxa"/>
+          </w:tcPr>
+          <w:p>
+            <w:pPr>
+              <w:spacing w:before="0" w:after="0" w:line="240" w:lineRule="auto"/>
+            </w:pPr>
             <w:r>
               <w:t>Seller</w:t>
             </w:r>
@@ -114,9 +163,12 @@
         </w:tc>
         <w:tc>
           <w:tcPr>
-            <w:tcW w:type="dxa" w:w="4320"/>
-          </w:tcPr>
-          <w:p>
+            <w:tcW w:w="7280" w:type="dxa"/>
+          </w:tcPr>
+          <w:p>
+            <w:pPr>
+              <w:spacing w:before="0" w:after="0" w:line="240" w:lineRule="auto"/>
+            </w:pPr>
             <w:r>
               <w:t>A registered user who lists books for sale and manages inventory and incoming orders for their listings.</w:t>
             </w:r>
@@ -124,11 +176,17 @@
         </w:tc>
       </w:tr>
       <w:tr>
-        <w:tc>
-          <w:tcPr>
-            <w:tcW w:type="dxa" w:w="4320"/>
-          </w:tcPr>
-          <w:p>
+        <w:trPr>
+          <w:cantSplit/>
+        </w:trPr>
+        <w:tc>
+          <w:tcPr>
+            <w:tcW w:w="2800" w:type="dxa"/>
+          </w:tcPr>
+          <w:p>
+            <w:pPr>
+              <w:spacing w:before="0" w:after="0" w:line="240" w:lineRule="auto"/>
+            </w:pPr>
             <w:r>
               <w:t>Admin</w:t>
             </w:r>
@@ -136,9 +194,12 @@
         </w:tc>
         <w:tc>
           <w:tcPr>
-            <w:tcW w:type="dxa" w:w="4320"/>
-          </w:tcPr>
-          <w:p>
+            <w:tcW w:w="7280" w:type="dxa"/>
+          </w:tcPr>
+          <w:p>
+            <w:pPr>
+              <w:spacing w:before="0" w:after="0" w:line="240" w:lineRule="auto"/>
+            </w:pPr>
             <w:r>
               <w:t>A platform moderator who approves, suspends, or removes listings and user accounts.</w:t>
             </w:r>
@@ -146,11 +207,17 @@
         </w:tc>
       </w:tr>
       <w:tr>
-        <w:tc>
-          <w:tcPr>
-            <w:tcW w:type="dxa" w:w="4320"/>
-          </w:tcPr>
-          <w:p>
+        <w:trPr>
+          <w:cantSplit/>
+        </w:trPr>
+        <w:tc>
+          <w:tcPr>
+            <w:tcW w:w="2800" w:type="dxa"/>
+          </w:tcPr>
+          <w:p>
+            <w:pPr>
+              <w:spacing w:before="0" w:after="0" w:line="240" w:lineRule="auto"/>
+            </w:pPr>
             <w:r>
               <w:t>Payment Gateway</w:t>
             </w:r>
@@ -158,9 +225,12 @@
         </w:tc>
         <w:tc>
           <w:tcPr>
-            <w:tcW w:type="dxa" w:w="4320"/>
-          </w:tcPr>
-          <w:p>
+            <w:tcW w:w="7280" w:type="dxa"/>
+          </w:tcPr>
+          <w:p>
+            <w:pPr>
+              <w:spacing w:before="0" w:after="0" w:line="240" w:lineRule="auto"/>
+            </w:pPr>
             <w:r>
               <w:t>External system that authorises and captures payments and returns the transaction result.</w:t>
             </w:r>
@@ -168,11 +238,17 @@
         </w:tc>
       </w:tr>
       <w:tr>
-        <w:tc>
-          <w:tcPr>
-            <w:tcW w:type="dxa" w:w="4320"/>
-          </w:tcPr>
-          <w:p>
+        <w:trPr>
+          <w:cantSplit/>
+        </w:trPr>
+        <w:tc>
+          <w:tcPr>
+            <w:tcW w:w="2800" w:type="dxa"/>
+          </w:tcPr>
+          <w:p>
+            <w:pPr>
+              <w:spacing w:before="0" w:after="0" w:line="240" w:lineRule="auto"/>
+            </w:pPr>
             <w:r>
               <w:t>Email / Notification Service</w:t>
             </w:r>
@@ -180,9 +256,12 @@
         </w:tc>
         <w:tc>
           <w:tcPr>
-            <w:tcW w:type="dxa" w:w="4320"/>
-          </w:tcPr>
-          <w:p>
+            <w:tcW w:w="7280" w:type="dxa"/>
+          </w:tcPr>
+          <w:p>
+            <w:pPr>
+              <w:spacing w:before="0" w:after="0" w:line="240" w:lineRule="auto"/>
+            </w:pPr>
             <w:r>
               <w:t>External system that delivers order confirmations, OTPs, and status notifications to users.</w:t>
             </w:r>
@@ -201,63 +280,116 @@
     <w:tbl>
       <w:tblPr>
         <w:tblStyle w:val="TableGrid"/>
-        <w:tblW w:type="auto" w:w="0"/>
+        <w:tblW w:w="10080" w:type="dxa"/>
+        <w:tblBorders>
+          <w:top w:val="single" w:sz="6" w:space="0" w:color="000000"/>
+          <w:left w:val="single" w:sz="6" w:space="0" w:color="000000"/>
+          <w:bottom w:val="single" w:sz="6" w:space="0" w:color="000000"/>
+          <w:right w:val="single" w:sz="6" w:space="0" w:color="000000"/>
+          <w:insideH w:val="single" w:sz="6" w:space="0" w:color="000000"/>
+          <w:insideV w:val="single" w:sz="6" w:space="0" w:color="000000"/>
+        </w:tblBorders>
+        <w:tblLayout w:type="fixed"/>
+        <w:tblCellMar>
+          <w:top w:w="60" w:type="dxa"/>
+          <w:left w:w="100" w:type="dxa"/>
+          <w:bottom w:w="60" w:type="dxa"/>
+          <w:right w:w="100" w:type="dxa"/>
+        </w:tblCellMar>
         <w:tblLook w:firstColumn="1" w:firstRow="1" w:lastColumn="0" w:lastRow="0" w:noHBand="0" w:noVBand="1" w:val="04A0"/>
       </w:tblPr>
       <w:tblGrid>
-        <w:gridCol w:w="2160"/>
-        <w:gridCol w:w="2160"/>
-        <w:gridCol w:w="2160"/>
-        <w:gridCol w:w="2160"/>
+        <w:gridCol w:w="1350"/>
+        <w:gridCol w:w="3300"/>
+        <w:gridCol w:w="3150"/>
+        <w:gridCol w:w="2280"/>
       </w:tblGrid>
       <w:tr>
-        <w:tc>
-          <w:tcPr>
-            <w:tcW w:type="dxa" w:w="2160"/>
-          </w:tcPr>
-          <w:p>
-            <w:r>
+        <w:trPr>
+          <w:cantSplit/>
+          <w:tblHeader/>
+        </w:trPr>
+        <w:tc>
+          <w:tcPr>
+            <w:tcW w:w="1350" w:type="dxa"/>
+            <w:shd w:val="clear" w:color="auto" w:fill="D9D9D9"/>
+          </w:tcPr>
+          <w:p>
+            <w:pPr>
+              <w:spacing w:before="0" w:after="0" w:line="240" w:lineRule="auto"/>
+            </w:pPr>
+            <w:r>
+              <w:rPr>
+                <w:b/>
+              </w:rPr>
               <w:t>Use Case ID</w:t>
             </w:r>
           </w:p>
         </w:tc>
         <w:tc>
           <w:tcPr>
-            <w:tcW w:type="dxa" w:w="2160"/>
-          </w:tcPr>
-          <w:p>
-            <w:r>
+            <w:tcW w:w="3300" w:type="dxa"/>
+            <w:shd w:val="clear" w:color="auto" w:fill="D9D9D9"/>
+          </w:tcPr>
+          <w:p>
+            <w:pPr>
+              <w:spacing w:before="0" w:after="0" w:line="240" w:lineRule="auto"/>
+            </w:pPr>
+            <w:r>
+              <w:rPr>
+                <w:b/>
+              </w:rPr>
               <w:t>Use Case Name</w:t>
             </w:r>
           </w:p>
         </w:tc>
         <w:tc>
           <w:tcPr>
-            <w:tcW w:type="dxa" w:w="2160"/>
-          </w:tcPr>
-          <w:p>
-            <w:r>
+            <w:tcW w:w="3150" w:type="dxa"/>
+            <w:shd w:val="clear" w:color="auto" w:fill="D9D9D9"/>
+          </w:tcPr>
+          <w:p>
+            <w:pPr>
+              <w:spacing w:before="0" w:after="0" w:line="240" w:lineRule="auto"/>
+            </w:pPr>
+            <w:r>
+              <w:rPr>
+                <w:b/>
+              </w:rPr>
               <w:t>Primary Actor(s)</w:t>
             </w:r>
           </w:p>
         </w:tc>
         <w:tc>
           <w:tcPr>
-            <w:tcW w:type="dxa" w:w="2160"/>
-          </w:tcPr>
-          <w:p>
-            <w:r>
+            <w:tcW w:w="2280" w:type="dxa"/>
+            <w:shd w:val="clear" w:color="auto" w:fill="D9D9D9"/>
+          </w:tcPr>
+          <w:p>
+            <w:pPr>
+              <w:spacing w:before="0" w:after="0" w:line="240" w:lineRule="auto"/>
+            </w:pPr>
+            <w:r>
+              <w:rPr>
+                <w:b/>
+              </w:rPr>
               <w:t>FR Reference</w:t>
             </w:r>
           </w:p>
         </w:tc>
       </w:tr>
       <w:tr>
-        <w:tc>
-          <w:tcPr>
-            <w:tcW w:type="dxa" w:w="2160"/>
-          </w:tcPr>
-          <w:p>
+        <w:trPr>
+          <w:cantSplit/>
+        </w:trPr>
+        <w:tc>
+          <w:tcPr>
+            <w:tcW w:w="1350" w:type="dxa"/>
+          </w:tcPr>
+          <w:p>
+            <w:pPr>
+              <w:spacing w:before="0" w:after="0" w:line="240" w:lineRule="auto"/>
+            </w:pPr>
             <w:r>
               <w:t>UC1</w:t>
             </w:r>
@@ -265,9 +397,12 @@
         </w:tc>
         <w:tc>
           <w:tcPr>
-            <w:tcW w:type="dxa" w:w="2160"/>
-          </w:tcPr>
-          <w:p>
+            <w:tcW w:w="3300" w:type="dxa"/>
+          </w:tcPr>
+          <w:p>
+            <w:pPr>
+              <w:spacing w:before="0" w:after="0" w:line="240" w:lineRule="auto"/>
+            </w:pPr>
             <w:r>
               <w:t>Register / Log In</w:t>
             </w:r>
@@ -275,9 +410,12 @@
         </w:tc>
         <w:tc>
           <w:tcPr>
-            <w:tcW w:type="dxa" w:w="2160"/>
-          </w:tcPr>
-          <w:p>
+            <w:tcW w:w="3150" w:type="dxa"/>
+          </w:tcPr>
+          <w:p>
+            <w:pPr>
+              <w:spacing w:before="0" w:after="0" w:line="240" w:lineRule="auto"/>
+            </w:pPr>
             <w:r>
               <w:t>Buyer, Seller, Admin</w:t>
             </w:r>
@@ -285,9 +423,12 @@
         </w:tc>
         <w:tc>
           <w:tcPr>
-            <w:tcW w:type="dxa" w:w="2160"/>
-          </w:tcPr>
-          <w:p>
+            <w:tcW w:w="2280" w:type="dxa"/>
+          </w:tcPr>
+          <w:p>
+            <w:pPr>
+              <w:spacing w:before="0" w:after="0" w:line="240" w:lineRule="auto"/>
+            </w:pPr>
             <w:r>
               <w:t>FR-1</w:t>
             </w:r>
@@ -295,11 +436,17 @@
         </w:tc>
       </w:tr>
       <w:tr>
-        <w:tc>
-          <w:tcPr>
-            <w:tcW w:type="dxa" w:w="2160"/>
-          </w:tcPr>
-          <w:p>
+        <w:trPr>
+          <w:cantSplit/>
+        </w:trPr>
+        <w:tc>
+          <w:tcPr>
+            <w:tcW w:w="1350" w:type="dxa"/>
+          </w:tcPr>
+          <w:p>
+            <w:pPr>
+              <w:spacing w:before="0" w:after="0" w:line="240" w:lineRule="auto"/>
+            </w:pPr>
             <w:r>
               <w:t>UC2</w:t>
             </w:r>
@@ -307,9 +454,12 @@
         </w:tc>
         <w:tc>
           <w:tcPr>
-            <w:tcW w:type="dxa" w:w="2160"/>
-          </w:tcPr>
-          <w:p>
+            <w:tcW w:w="3300" w:type="dxa"/>
+          </w:tcPr>
+          <w:p>
+            <w:pPr>
+              <w:spacing w:before="0" w:after="0" w:line="240" w:lineRule="auto"/>
+            </w:pPr>
             <w:r>
               <w:t>Reset Forgotten Password</w:t>
             </w:r>
@@ -317,9 +467,12 @@
         </w:tc>
         <w:tc>
           <w:tcPr>
-            <w:tcW w:type="dxa" w:w="2160"/>
-          </w:tcPr>
-          <w:p>
+            <w:tcW w:w="3150" w:type="dxa"/>
+          </w:tcPr>
+          <w:p>
+            <w:pPr>
+              <w:spacing w:before="0" w:after="0" w:line="240" w:lineRule="auto"/>
+            </w:pPr>
             <w:r>
               <w:t>Buyer, Seller, Admin</w:t>
             </w:r>
@@ -327,9 +480,12 @@
         </w:tc>
         <w:tc>
           <w:tcPr>
-            <w:tcW w:type="dxa" w:w="2160"/>
-          </w:tcPr>
-          <w:p>
+            <w:tcW w:w="2280" w:type="dxa"/>
+          </w:tcPr>
+          <w:p>
+            <w:pPr>
+              <w:spacing w:before="0" w:after="0" w:line="240" w:lineRule="auto"/>
+            </w:pPr>
             <w:r>
               <w:t>FR-14</w:t>
             </w:r>
@@ -337,11 +493,17 @@
         </w:tc>
       </w:tr>
       <w:tr>
-        <w:tc>
-          <w:tcPr>
-            <w:tcW w:type="dxa" w:w="2160"/>
-          </w:tcPr>
-          <w:p>
+        <w:trPr>
+          <w:cantSplit/>
+        </w:trPr>
+        <w:tc>
+          <w:tcPr>
+            <w:tcW w:w="1350" w:type="dxa"/>
+          </w:tcPr>
+          <w:p>
+            <w:pPr>
+              <w:spacing w:before="0" w:after="0" w:line="240" w:lineRule="auto"/>
+            </w:pPr>
             <w:r>
               <w:t>UC3</w:t>
             </w:r>
@@ -349,9 +511,12 @@
         </w:tc>
         <w:tc>
           <w:tcPr>
-            <w:tcW w:type="dxa" w:w="2160"/>
-          </w:tcPr>
-          <w:p>
+            <w:tcW w:w="3300" w:type="dxa"/>
+          </w:tcPr>
+          <w:p>
+            <w:pPr>
+              <w:spacing w:before="0" w:after="0" w:line="240" w:lineRule="auto"/>
+            </w:pPr>
             <w:r>
               <w:t>Search Books</w:t>
             </w:r>
@@ -359,9 +524,12 @@
         </w:tc>
         <w:tc>
           <w:tcPr>
-            <w:tcW w:type="dxa" w:w="2160"/>
-          </w:tcPr>
-          <w:p>
+            <w:tcW w:w="3150" w:type="dxa"/>
+          </w:tcPr>
+          <w:p>
+            <w:pPr>
+              <w:spacing w:before="0" w:after="0" w:line="240" w:lineRule="auto"/>
+            </w:pPr>
             <w:r>
               <w:t>Buyer</w:t>
             </w:r>
@@ -369,9 +537,12 @@
         </w:tc>
         <w:tc>
           <w:tcPr>
-            <w:tcW w:type="dxa" w:w="2160"/>
-          </w:tcPr>
-          <w:p>
+            <w:tcW w:w="2280" w:type="dxa"/>
+          </w:tcPr>
+          <w:p>
+            <w:pPr>
+              <w:spacing w:before="0" w:after="0" w:line="240" w:lineRule="auto"/>
+            </w:pPr>
             <w:r>
               <w:t>FR-2</w:t>
             </w:r>
@@ -379,11 +550,17 @@
         </w:tc>
       </w:tr>
       <w:tr>
-        <w:tc>
-          <w:tcPr>
-            <w:tcW w:type="dxa" w:w="2160"/>
-          </w:tcPr>
-          <w:p>
+        <w:trPr>
+          <w:cantSplit/>
+        </w:trPr>
+        <w:tc>
+          <w:tcPr>
+            <w:tcW w:w="1350" w:type="dxa"/>
+          </w:tcPr>
+          <w:p>
+            <w:pPr>
+              <w:spacing w:before="0" w:after="0" w:line="240" w:lineRule="auto"/>
+            </w:pPr>
             <w:r>
               <w:t>UC4</w:t>
             </w:r>
@@ -391,9 +568,12 @@
         </w:tc>
         <w:tc>
           <w:tcPr>
-            <w:tcW w:type="dxa" w:w="2160"/>
-          </w:tcPr>
-          <w:p>
+            <w:tcW w:w="3300" w:type="dxa"/>
+          </w:tcPr>
+          <w:p>
+            <w:pPr>
+              <w:spacing w:before="0" w:after="0" w:line="240" w:lineRule="auto"/>
+            </w:pPr>
             <w:r>
               <w:t>View Book Details</w:t>
             </w:r>
@@ -401,9 +581,12 @@
         </w:tc>
         <w:tc>
           <w:tcPr>
-            <w:tcW w:type="dxa" w:w="2160"/>
-          </w:tcPr>
-          <w:p>
+            <w:tcW w:w="3150" w:type="dxa"/>
+          </w:tcPr>
+          <w:p>
+            <w:pPr>
+              <w:spacing w:before="0" w:after="0" w:line="240" w:lineRule="auto"/>
+            </w:pPr>
             <w:r>
               <w:t>Buyer</w:t>
             </w:r>
@@ -411,9 +594,12 @@
         </w:tc>
         <w:tc>
           <w:tcPr>
-            <w:tcW w:type="dxa" w:w="2160"/>
-          </w:tcPr>
-          <w:p>
+            <w:tcW w:w="2280" w:type="dxa"/>
+          </w:tcPr>
+          <w:p>
+            <w:pPr>
+              <w:spacing w:before="0" w:after="0" w:line="240" w:lineRule="auto"/>
+            </w:pPr>
             <w:r>
               <w:t>FR-3</w:t>
             </w:r>
@@ -421,11 +607,17 @@
         </w:tc>
       </w:tr>
       <w:tr>
-        <w:tc>
-          <w:tcPr>
-            <w:tcW w:type="dxa" w:w="2160"/>
-          </w:tcPr>
-          <w:p>
+        <w:trPr>
+          <w:cantSplit/>
+        </w:trPr>
+        <w:tc>
+          <w:tcPr>
+            <w:tcW w:w="1350" w:type="dxa"/>
+          </w:tcPr>
+          <w:p>
+            <w:pPr>
+              <w:spacing w:before="0" w:after="0" w:line="240" w:lineRule="auto"/>
+            </w:pPr>
             <w:r>
               <w:t>UC5</w:t>
             </w:r>
@@ -433,9 +625,12 @@
         </w:tc>
         <w:tc>
           <w:tcPr>
-            <w:tcW w:type="dxa" w:w="2160"/>
-          </w:tcPr>
-          <w:p>
+            <w:tcW w:w="3300" w:type="dxa"/>
+          </w:tcPr>
+          <w:p>
+            <w:pPr>
+              <w:spacing w:before="0" w:after="0" w:line="240" w:lineRule="auto"/>
+            </w:pPr>
             <w:r>
               <w:t>Manage Shopping Cart</w:t>
             </w:r>
@@ -443,9 +638,12 @@
         </w:tc>
         <w:tc>
           <w:tcPr>
-            <w:tcW w:type="dxa" w:w="2160"/>
-          </w:tcPr>
-          <w:p>
+            <w:tcW w:w="3150" w:type="dxa"/>
+          </w:tcPr>
+          <w:p>
+            <w:pPr>
+              <w:spacing w:before="0" w:after="0" w:line="240" w:lineRule="auto"/>
+            </w:pPr>
             <w:r>
               <w:t>Buyer</w:t>
             </w:r>
@@ -453,9 +651,12 @@
         </w:tc>
         <w:tc>
           <w:tcPr>
-            <w:tcW w:type="dxa" w:w="2160"/>
-          </w:tcPr>
-          <w:p>
+            <w:tcW w:w="2280" w:type="dxa"/>
+          </w:tcPr>
+          <w:p>
+            <w:pPr>
+              <w:spacing w:before="0" w:after="0" w:line="240" w:lineRule="auto"/>
+            </w:pPr>
             <w:r>
               <w:t>FR-4</w:t>
             </w:r>
@@ -463,11 +664,17 @@
         </w:tc>
       </w:tr>
       <w:tr>
-        <w:tc>
-          <w:tcPr>
-            <w:tcW w:type="dxa" w:w="2160"/>
-          </w:tcPr>
-          <w:p>
+        <w:trPr>
+          <w:cantSplit/>
+        </w:trPr>
+        <w:tc>
+          <w:tcPr>
+            <w:tcW w:w="1350" w:type="dxa"/>
+          </w:tcPr>
+          <w:p>
+            <w:pPr>
+              <w:spacing w:before="0" w:after="0" w:line="240" w:lineRule="auto"/>
+            </w:pPr>
             <w:r>
               <w:t>UC6</w:t>
             </w:r>
@@ -475,9 +682,12 @@
         </w:tc>
         <w:tc>
           <w:tcPr>
-            <w:tcW w:type="dxa" w:w="2160"/>
-          </w:tcPr>
-          <w:p>
+            <w:tcW w:w="3300" w:type="dxa"/>
+          </w:tcPr>
+          <w:p>
+            <w:pPr>
+              <w:spacing w:before="0" w:after="0" w:line="240" w:lineRule="auto"/>
+            </w:pPr>
             <w:r>
               <w:t>Manage Wishlist</w:t>
             </w:r>
@@ -485,9 +695,12 @@
         </w:tc>
         <w:tc>
           <w:tcPr>
-            <w:tcW w:type="dxa" w:w="2160"/>
-          </w:tcPr>
-          <w:p>
+            <w:tcW w:w="3150" w:type="dxa"/>
+          </w:tcPr>
+          <w:p>
+            <w:pPr>
+              <w:spacing w:before="0" w:after="0" w:line="240" w:lineRule="auto"/>
+            </w:pPr>
             <w:r>
               <w:t>Buyer</w:t>
             </w:r>
@@ -495,9 +708,12 @@
         </w:tc>
         <w:tc>
           <w:tcPr>
-            <w:tcW w:type="dxa" w:w="2160"/>
-          </w:tcPr>
-          <w:p>
+            <w:tcW w:w="2280" w:type="dxa"/>
+          </w:tcPr>
+          <w:p>
+            <w:pPr>
+              <w:spacing w:before="0" w:after="0" w:line="240" w:lineRule="auto"/>
+            </w:pPr>
             <w:r>
               <w:t>FR-15</w:t>
             </w:r>
@@ -505,11 +721,17 @@
         </w:tc>
       </w:tr>
       <w:tr>
-        <w:tc>
-          <w:tcPr>
-            <w:tcW w:type="dxa" w:w="2160"/>
-          </w:tcPr>
-          <w:p>
+        <w:trPr>
+          <w:cantSplit/>
+        </w:trPr>
+        <w:tc>
+          <w:tcPr>
+            <w:tcW w:w="1350" w:type="dxa"/>
+          </w:tcPr>
+          <w:p>
+            <w:pPr>
+              <w:spacing w:before="0" w:after="0" w:line="240" w:lineRule="auto"/>
+            </w:pPr>
             <w:r>
               <w:t>UC7</w:t>
             </w:r>
@@ -517,9 +739,12 @@
         </w:tc>
         <w:tc>
           <w:tcPr>
-            <w:tcW w:type="dxa" w:w="2160"/>
-          </w:tcPr>
-          <w:p>
+            <w:tcW w:w="3300" w:type="dxa"/>
+          </w:tcPr>
+          <w:p>
+            <w:pPr>
+              <w:spacing w:before="0" w:after="0" w:line="240" w:lineRule="auto"/>
+            </w:pPr>
             <w:r>
               <w:t>Apply Discount Code</w:t>
             </w:r>
@@ -527,9 +752,12 @@
         </w:tc>
         <w:tc>
           <w:tcPr>
-            <w:tcW w:type="dxa" w:w="2160"/>
-          </w:tcPr>
-          <w:p>
+            <w:tcW w:w="3150" w:type="dxa"/>
+          </w:tcPr>
+          <w:p>
+            <w:pPr>
+              <w:spacing w:before="0" w:after="0" w:line="240" w:lineRule="auto"/>
+            </w:pPr>
             <w:r>
               <w:t>Buyer</w:t>
             </w:r>
@@ -537,9 +765,12 @@
         </w:tc>
         <w:tc>
           <w:tcPr>
-            <w:tcW w:type="dxa" w:w="2160"/>
-          </w:tcPr>
-          <w:p>
+            <w:tcW w:w="2280" w:type="dxa"/>
+          </w:tcPr>
+          <w:p>
+            <w:pPr>
+              <w:spacing w:before="0" w:after="0" w:line="240" w:lineRule="auto"/>
+            </w:pPr>
             <w:r>
               <w:t>FR-11</w:t>
             </w:r>
@@ -547,11 +778,17 @@
         </w:tc>
       </w:tr>
       <w:tr>
-        <w:tc>
-          <w:tcPr>
-            <w:tcW w:type="dxa" w:w="2160"/>
-          </w:tcPr>
-          <w:p>
+        <w:trPr>
+          <w:cantSplit/>
+        </w:trPr>
+        <w:tc>
+          <w:tcPr>
+            <w:tcW w:w="1350" w:type="dxa"/>
+          </w:tcPr>
+          <w:p>
+            <w:pPr>
+              <w:spacing w:before="0" w:after="0" w:line="240" w:lineRule="auto"/>
+            </w:pPr>
             <w:r>
               <w:t>UC8</w:t>
             </w:r>
@@ -559,9 +796,12 @@
         </w:tc>
         <w:tc>
           <w:tcPr>
-            <w:tcW w:type="dxa" w:w="2160"/>
-          </w:tcPr>
-          <w:p>
+            <w:tcW w:w="3300" w:type="dxa"/>
+          </w:tcPr>
+          <w:p>
+            <w:pPr>
+              <w:spacing w:before="0" w:after="0" w:line="240" w:lineRule="auto"/>
+            </w:pPr>
             <w:r>
               <w:t>Place Order &amp; Checkout</w:t>
             </w:r>
@@ -569,9 +809,12 @@
         </w:tc>
         <w:tc>
           <w:tcPr>
-            <w:tcW w:type="dxa" w:w="2160"/>
-          </w:tcPr>
-          <w:p>
+            <w:tcW w:w="3150" w:type="dxa"/>
+          </w:tcPr>
+          <w:p>
+            <w:pPr>
+              <w:spacing w:before="0" w:after="0" w:line="240" w:lineRule="auto"/>
+            </w:pPr>
             <w:r>
               <w:t>Buyer</w:t>
             </w:r>
@@ -579,9 +822,12 @@
         </w:tc>
         <w:tc>
           <w:tcPr>
-            <w:tcW w:type="dxa" w:w="2160"/>
-          </w:tcPr>
-          <w:p>
+            <w:tcW w:w="2280" w:type="dxa"/>
+          </w:tcPr>
+          <w:p>
+            <w:pPr>
+              <w:spacing w:before="0" w:after="0" w:line="240" w:lineRule="auto"/>
+            </w:pPr>
             <w:r>
               <w:t>FR-5, FR-6, FR-13</w:t>
             </w:r>
@@ -589,11 +835,17 @@
         </w:tc>
       </w:tr>
       <w:tr>
-        <w:tc>
-          <w:tcPr>
-            <w:tcW w:type="dxa" w:w="2160"/>
-          </w:tcPr>
-          <w:p>
+        <w:trPr>
+          <w:cantSplit/>
+        </w:trPr>
+        <w:tc>
+          <w:tcPr>
+            <w:tcW w:w="1350" w:type="dxa"/>
+          </w:tcPr>
+          <w:p>
+            <w:pPr>
+              <w:spacing w:before="0" w:after="0" w:line="240" w:lineRule="auto"/>
+            </w:pPr>
             <w:r>
               <w:t>UC9</w:t>
             </w:r>
@@ -601,9 +853,12 @@
         </w:tc>
         <w:tc>
           <w:tcPr>
-            <w:tcW w:type="dxa" w:w="2160"/>
-          </w:tcPr>
-          <w:p>
+            <w:tcW w:w="3300" w:type="dxa"/>
+          </w:tcPr>
+          <w:p>
+            <w:pPr>
+              <w:spacing w:before="0" w:after="0" w:line="240" w:lineRule="auto"/>
+            </w:pPr>
             <w:r>
               <w:t>Process Payment</w:t>
             </w:r>
@@ -611,9 +866,12 @@
         </w:tc>
         <w:tc>
           <w:tcPr>
-            <w:tcW w:type="dxa" w:w="2160"/>
-          </w:tcPr>
-          <w:p>
+            <w:tcW w:w="3150" w:type="dxa"/>
+          </w:tcPr>
+          <w:p>
+            <w:pPr>
+              <w:spacing w:before="0" w:after="0" w:line="240" w:lineRule="auto"/>
+            </w:pPr>
             <w:r>
               <w:t>Buyer, Payment Gateway</w:t>
             </w:r>
@@ -621,9 +879,12 @@
         </w:tc>
         <w:tc>
           <w:tcPr>
-            <w:tcW w:type="dxa" w:w="2160"/>
-          </w:tcPr>
-          <w:p>
+            <w:tcW w:w="2280" w:type="dxa"/>
+          </w:tcPr>
+          <w:p>
+            <w:pPr>
+              <w:spacing w:before="0" w:after="0" w:line="240" w:lineRule="auto"/>
+            </w:pPr>
             <w:r>
               <w:t>FR-5</w:t>
             </w:r>
@@ -631,11 +892,17 @@
         </w:tc>
       </w:tr>
       <w:tr>
-        <w:tc>
-          <w:tcPr>
-            <w:tcW w:type="dxa" w:w="2160"/>
-          </w:tcPr>
-          <w:p>
+        <w:trPr>
+          <w:cantSplit/>
+        </w:trPr>
+        <w:tc>
+          <w:tcPr>
+            <w:tcW w:w="1350" w:type="dxa"/>
+          </w:tcPr>
+          <w:p>
+            <w:pPr>
+              <w:spacing w:before="0" w:after="0" w:line="240" w:lineRule="auto"/>
+            </w:pPr>
             <w:r>
               <w:t>UC10</w:t>
             </w:r>
@@ -643,9 +910,12 @@
         </w:tc>
         <w:tc>
           <w:tcPr>
-            <w:tcW w:type="dxa" w:w="2160"/>
-          </w:tcPr>
-          <w:p>
+            <w:tcW w:w="3300" w:type="dxa"/>
+          </w:tcPr>
+          <w:p>
+            <w:pPr>
+              <w:spacing w:before="0" w:after="0" w:line="240" w:lineRule="auto"/>
+            </w:pPr>
             <w:r>
               <w:t>Generate Invoice / Receipt</w:t>
             </w:r>
@@ -653,9 +923,12 @@
         </w:tc>
         <w:tc>
           <w:tcPr>
-            <w:tcW w:type="dxa" w:w="2160"/>
-          </w:tcPr>
-          <w:p>
+            <w:tcW w:w="3150" w:type="dxa"/>
+          </w:tcPr>
+          <w:p>
+            <w:pPr>
+              <w:spacing w:before="0" w:after="0" w:line="240" w:lineRule="auto"/>
+            </w:pPr>
             <w:r>
               <w:t>System, Buyer</w:t>
             </w:r>
@@ -663,9 +936,12 @@
         </w:tc>
         <w:tc>
           <w:tcPr>
-            <w:tcW w:type="dxa" w:w="2160"/>
-          </w:tcPr>
-          <w:p>
+            <w:tcW w:w="2280" w:type="dxa"/>
+          </w:tcPr>
+          <w:p>
+            <w:pPr>
+              <w:spacing w:before="0" w:after="0" w:line="240" w:lineRule="auto"/>
+            </w:pPr>
             <w:r>
               <w:t>FR-13</w:t>
             </w:r>
@@ -673,11 +949,17 @@
         </w:tc>
       </w:tr>
       <w:tr>
-        <w:tc>
-          <w:tcPr>
-            <w:tcW w:type="dxa" w:w="2160"/>
-          </w:tcPr>
-          <w:p>
+        <w:trPr>
+          <w:cantSplit/>
+        </w:trPr>
+        <w:tc>
+          <w:tcPr>
+            <w:tcW w:w="1350" w:type="dxa"/>
+          </w:tcPr>
+          <w:p>
+            <w:pPr>
+              <w:spacing w:before="0" w:after="0" w:line="240" w:lineRule="auto"/>
+            </w:pPr>
             <w:r>
               <w:t>UC11</w:t>
             </w:r>
@@ -685,9 +967,12 @@
         </w:tc>
         <w:tc>
           <w:tcPr>
-            <w:tcW w:type="dxa" w:w="2160"/>
-          </w:tcPr>
-          <w:p>
+            <w:tcW w:w="3300" w:type="dxa"/>
+          </w:tcPr>
+          <w:p>
+            <w:pPr>
+              <w:spacing w:before="0" w:after="0" w:line="240" w:lineRule="auto"/>
+            </w:pPr>
             <w:r>
               <w:t>Send Order Confirmation</w:t>
             </w:r>
@@ -695,9 +980,12 @@
         </w:tc>
         <w:tc>
           <w:tcPr>
-            <w:tcW w:type="dxa" w:w="2160"/>
-          </w:tcPr>
-          <w:p>
+            <w:tcW w:w="3150" w:type="dxa"/>
+          </w:tcPr>
+          <w:p>
+            <w:pPr>
+              <w:spacing w:before="0" w:after="0" w:line="240" w:lineRule="auto"/>
+            </w:pPr>
             <w:r>
               <w:t>System, Email / Notification Service</w:t>
             </w:r>
@@ -705,9 +993,12 @@
         </w:tc>
         <w:tc>
           <w:tcPr>
-            <w:tcW w:type="dxa" w:w="2160"/>
-          </w:tcPr>
-          <w:p>
+            <w:tcW w:w="2280" w:type="dxa"/>
+          </w:tcPr>
+          <w:p>
+            <w:pPr>
+              <w:spacing w:before="0" w:after="0" w:line="240" w:lineRule="auto"/>
+            </w:pPr>
             <w:r>
               <w:t>FR-6</w:t>
             </w:r>
@@ -715,11 +1006,17 @@
         </w:tc>
       </w:tr>
       <w:tr>
-        <w:tc>
-          <w:tcPr>
-            <w:tcW w:type="dxa" w:w="2160"/>
-          </w:tcPr>
-          <w:p>
+        <w:trPr>
+          <w:cantSplit/>
+        </w:trPr>
+        <w:tc>
+          <w:tcPr>
+            <w:tcW w:w="1350" w:type="dxa"/>
+          </w:tcPr>
+          <w:p>
+            <w:pPr>
+              <w:spacing w:before="0" w:after="0" w:line="240" w:lineRule="auto"/>
+            </w:pPr>
             <w:r>
               <w:t>UC12</w:t>
             </w:r>
@@ -727,9 +1024,12 @@
         </w:tc>
         <w:tc>
           <w:tcPr>
-            <w:tcW w:type="dxa" w:w="2160"/>
-          </w:tcPr>
-          <w:p>
+            <w:tcW w:w="3300" w:type="dxa"/>
+          </w:tcPr>
+          <w:p>
+            <w:pPr>
+              <w:spacing w:before="0" w:after="0" w:line="240" w:lineRule="auto"/>
+            </w:pPr>
             <w:r>
               <w:t>Track Order Status</w:t>
             </w:r>
@@ -737,9 +1037,12 @@
         </w:tc>
         <w:tc>
           <w:tcPr>
-            <w:tcW w:type="dxa" w:w="2160"/>
-          </w:tcPr>
-          <w:p>
+            <w:tcW w:w="3150" w:type="dxa"/>
+          </w:tcPr>
+          <w:p>
+            <w:pPr>
+              <w:spacing w:before="0" w:after="0" w:line="240" w:lineRule="auto"/>
+            </w:pPr>
             <w:r>
               <w:t>Buyer</w:t>
             </w:r>
@@ -747,9 +1050,12 @@
         </w:tc>
         <w:tc>
           <w:tcPr>
-            <w:tcW w:type="dxa" w:w="2160"/>
-          </w:tcPr>
-          <w:p>
+            <w:tcW w:w="2280" w:type="dxa"/>
+          </w:tcPr>
+          <w:p>
+            <w:pPr>
+              <w:spacing w:before="0" w:after="0" w:line="240" w:lineRule="auto"/>
+            </w:pPr>
             <w:r>
               <w:t>FR-9</w:t>
             </w:r>
@@ -757,11 +1063,17 @@
         </w:tc>
       </w:tr>
       <w:tr>
-        <w:tc>
-          <w:tcPr>
-            <w:tcW w:type="dxa" w:w="2160"/>
-          </w:tcPr>
-          <w:p>
+        <w:trPr>
+          <w:cantSplit/>
+        </w:trPr>
+        <w:tc>
+          <w:tcPr>
+            <w:tcW w:w="1350" w:type="dxa"/>
+          </w:tcPr>
+          <w:p>
+            <w:pPr>
+              <w:spacing w:before="0" w:after="0" w:line="240" w:lineRule="auto"/>
+            </w:pPr>
             <w:r>
               <w:t>UC13</w:t>
             </w:r>
@@ -769,9 +1081,12 @@
         </w:tc>
         <w:tc>
           <w:tcPr>
-            <w:tcW w:type="dxa" w:w="2160"/>
-          </w:tcPr>
-          <w:p>
+            <w:tcW w:w="3300" w:type="dxa"/>
+          </w:tcPr>
+          <w:p>
+            <w:pPr>
+              <w:spacing w:before="0" w:after="0" w:line="240" w:lineRule="auto"/>
+            </w:pPr>
             <w:r>
               <w:t>Rate &amp; Review Purchased Book</w:t>
             </w:r>
@@ -779,9 +1094,12 @@
         </w:tc>
         <w:tc>
           <w:tcPr>
-            <w:tcW w:type="dxa" w:w="2160"/>
-          </w:tcPr>
-          <w:p>
+            <w:tcW w:w="3150" w:type="dxa"/>
+          </w:tcPr>
+          <w:p>
+            <w:pPr>
+              <w:spacing w:before="0" w:after="0" w:line="240" w:lineRule="auto"/>
+            </w:pPr>
             <w:r>
               <w:t>Buyer</w:t>
             </w:r>
@@ -789,9 +1107,12 @@
         </w:tc>
         <w:tc>
           <w:tcPr>
-            <w:tcW w:type="dxa" w:w="2160"/>
-          </w:tcPr>
-          <w:p>
+            <w:tcW w:w="2280" w:type="dxa"/>
+          </w:tcPr>
+          <w:p>
+            <w:pPr>
+              <w:spacing w:before="0" w:after="0" w:line="240" w:lineRule="auto"/>
+            </w:pPr>
             <w:r>
               <w:t>FR-10</w:t>
             </w:r>
@@ -799,11 +1120,17 @@
         </w:tc>
       </w:tr>
       <w:tr>
-        <w:tc>
-          <w:tcPr>
-            <w:tcW w:type="dxa" w:w="2160"/>
-          </w:tcPr>
-          <w:p>
+        <w:trPr>
+          <w:cantSplit/>
+        </w:trPr>
+        <w:tc>
+          <w:tcPr>
+            <w:tcW w:w="1350" w:type="dxa"/>
+          </w:tcPr>
+          <w:p>
+            <w:pPr>
+              <w:spacing w:before="0" w:after="0" w:line="240" w:lineRule="auto"/>
+            </w:pPr>
             <w:r>
               <w:t>UC14</w:t>
             </w:r>
@@ -811,9 +1138,12 @@
         </w:tc>
         <w:tc>
           <w:tcPr>
-            <w:tcW w:type="dxa" w:w="2160"/>
-          </w:tcPr>
-          <w:p>
+            <w:tcW w:w="3300" w:type="dxa"/>
+          </w:tcPr>
+          <w:p>
+            <w:pPr>
+              <w:spacing w:before="0" w:after="0" w:line="240" w:lineRule="auto"/>
+            </w:pPr>
             <w:r>
               <w:t>Manage Book Listings</w:t>
             </w:r>
@@ -821,9 +1151,12 @@
         </w:tc>
         <w:tc>
           <w:tcPr>
-            <w:tcW w:type="dxa" w:w="2160"/>
-          </w:tcPr>
-          <w:p>
+            <w:tcW w:w="3150" w:type="dxa"/>
+          </w:tcPr>
+          <w:p>
+            <w:pPr>
+              <w:spacing w:before="0" w:after="0" w:line="240" w:lineRule="auto"/>
+            </w:pPr>
             <w:r>
               <w:t>Seller</w:t>
             </w:r>
@@ -831,9 +1164,12 @@
         </w:tc>
         <w:tc>
           <w:tcPr>
-            <w:tcW w:type="dxa" w:w="2160"/>
-          </w:tcPr>
-          <w:p>
+            <w:tcW w:w="2280" w:type="dxa"/>
+          </w:tcPr>
+          <w:p>
+            <w:pPr>
+              <w:spacing w:before="0" w:after="0" w:line="240" w:lineRule="auto"/>
+            </w:pPr>
             <w:r>
               <w:t>FR-7</w:t>
             </w:r>
@@ -841,11 +1177,17 @@
         </w:tc>
       </w:tr>
       <w:tr>
-        <w:tc>
-          <w:tcPr>
-            <w:tcW w:type="dxa" w:w="2160"/>
-          </w:tcPr>
-          <w:p>
+        <w:trPr>
+          <w:cantSplit/>
+        </w:trPr>
+        <w:tc>
+          <w:tcPr>
+            <w:tcW w:w="1350" w:type="dxa"/>
+          </w:tcPr>
+          <w:p>
+            <w:pPr>
+              <w:spacing w:before="0" w:after="0" w:line="240" w:lineRule="auto"/>
+            </w:pPr>
             <w:r>
               <w:t>UC15</w:t>
             </w:r>
@@ -853,9 +1195,12 @@
         </w:tc>
         <w:tc>
           <w:tcPr>
-            <w:tcW w:type="dxa" w:w="2160"/>
-          </w:tcPr>
-          <w:p>
+            <w:tcW w:w="3300" w:type="dxa"/>
+          </w:tcPr>
+          <w:p>
+            <w:pPr>
+              <w:spacing w:before="0" w:after="0" w:line="240" w:lineRule="auto"/>
+            </w:pPr>
             <w:r>
               <w:t>Manage Incoming Orders</w:t>
             </w:r>
@@ -863,9 +1208,12 @@
         </w:tc>
         <w:tc>
           <w:tcPr>
-            <w:tcW w:type="dxa" w:w="2160"/>
-          </w:tcPr>
-          <w:p>
+            <w:tcW w:w="3150" w:type="dxa"/>
+          </w:tcPr>
+          <w:p>
+            <w:pPr>
+              <w:spacing w:before="0" w:after="0" w:line="240" w:lineRule="auto"/>
+            </w:pPr>
             <w:r>
               <w:t>Seller</w:t>
             </w:r>
@@ -873,9 +1221,12 @@
         </w:tc>
         <w:tc>
           <w:tcPr>
-            <w:tcW w:type="dxa" w:w="2160"/>
-          </w:tcPr>
-          <w:p>
+            <w:tcW w:w="2280" w:type="dxa"/>
+          </w:tcPr>
+          <w:p>
+            <w:pPr>
+              <w:spacing w:before="0" w:after="0" w:line="240" w:lineRule="auto"/>
+            </w:pPr>
             <w:r>
               <w:t>FR-8</w:t>
             </w:r>
@@ -883,11 +1234,17 @@
         </w:tc>
       </w:tr>
       <w:tr>
-        <w:tc>
-          <w:tcPr>
-            <w:tcW w:type="dxa" w:w="2160"/>
-          </w:tcPr>
-          <w:p>
+        <w:trPr>
+          <w:cantSplit/>
+        </w:trPr>
+        <w:tc>
+          <w:tcPr>
+            <w:tcW w:w="1350" w:type="dxa"/>
+          </w:tcPr>
+          <w:p>
+            <w:pPr>
+              <w:spacing w:before="0" w:after="0" w:line="240" w:lineRule="auto"/>
+            </w:pPr>
             <w:r>
               <w:t>UC16</w:t>
             </w:r>
@@ -895,9 +1252,12 @@
         </w:tc>
         <w:tc>
           <w:tcPr>
-            <w:tcW w:type="dxa" w:w="2160"/>
-          </w:tcPr>
-          <w:p>
+            <w:tcW w:w="3300" w:type="dxa"/>
+          </w:tcPr>
+          <w:p>
+            <w:pPr>
+              <w:spacing w:before="0" w:after="0" w:line="240" w:lineRule="auto"/>
+            </w:pPr>
             <w:r>
               <w:t>Moderate Listings &amp; Accounts</w:t>
             </w:r>
@@ -905,9 +1265,12 @@
         </w:tc>
         <w:tc>
           <w:tcPr>
-            <w:tcW w:type="dxa" w:w="2160"/>
-          </w:tcPr>
-          <w:p>
+            <w:tcW w:w="3150" w:type="dxa"/>
+          </w:tcPr>
+          <w:p>
+            <w:pPr>
+              <w:spacing w:before="0" w:after="0" w:line="240" w:lineRule="auto"/>
+            </w:pPr>
             <w:r>
               <w:t>Admin</w:t>
             </w:r>
@@ -915,9 +1278,12 @@
         </w:tc>
         <w:tc>
           <w:tcPr>
-            <w:tcW w:type="dxa" w:w="2160"/>
-          </w:tcPr>
-          <w:p>
+            <w:tcW w:w="2280" w:type="dxa"/>
+          </w:tcPr>
+          <w:p>
+            <w:pPr>
+              <w:spacing w:before="0" w:after="0" w:line="240" w:lineRule="auto"/>
+            </w:pPr>
             <w:r>
               <w:t>FR-12</w:t>
             </w:r>
@@ -944,19 +1310,42 @@
     <w:tbl>
       <w:tblPr>
         <w:tblStyle w:val="TableGrid"/>
-        <w:tblW w:type="auto" w:w="0"/>
+        <w:tblW w:w="10080" w:type="dxa"/>
+        <w:tblBorders>
+          <w:top w:val="single" w:sz="6" w:space="0" w:color="000000"/>
+          <w:left w:val="single" w:sz="6" w:space="0" w:color="000000"/>
+          <w:bottom w:val="single" w:sz="6" w:space="0" w:color="000000"/>
+          <w:right w:val="single" w:sz="6" w:space="0" w:color="000000"/>
+          <w:insideH w:val="single" w:sz="6" w:space="0" w:color="000000"/>
+          <w:insideV w:val="single" w:sz="6" w:space="0" w:color="000000"/>
+        </w:tblBorders>
+        <w:tblLayout w:type="fixed"/>
+        <w:tblCellMar>
+          <w:top w:w="60" w:type="dxa"/>
+          <w:left w:w="100" w:type="dxa"/>
+          <w:bottom w:w="60" w:type="dxa"/>
+          <w:right w:w="100" w:type="dxa"/>
+        </w:tblCellMar>
         <w:tblLook w:firstColumn="1" w:firstRow="1" w:lastColumn="0" w:lastRow="0" w:noHBand="0" w:noVBand="1" w:val="04A0"/>
       </w:tblPr>
       <w:tblGrid>
         <w:gridCol w:w="2304"/>
-        <w:gridCol w:w="7056"/>
+        <w:gridCol w:w="7776"/>
       </w:tblGrid>
       <w:tr>
-        <w:tc>
-          <w:tcPr>
-            <w:tcW w:type="dxa" w:w="2304"/>
-          </w:tcPr>
-          <w:p>
+        <w:trPr>
+          <w:cantSplit/>
+        </w:trPr>
+        <w:tc>
+          <w:tcPr>
+            <w:tcW w:w="2304" w:type="dxa"/>
+            <w:shd w:val="clear" w:color="auto" w:fill="F2F2F2"/>
+            <w:vAlign w:val="top"/>
+          </w:tcPr>
+          <w:p>
+            <w:pPr>
+              <w:spacing w:before="0" w:after="0" w:line="240" w:lineRule="auto"/>
+            </w:pPr>
             <w:r>
               <w:rPr>
                 <w:b/>
@@ -967,9 +1356,13 @@
         </w:tc>
         <w:tc>
           <w:tcPr>
-            <w:tcW w:type="dxa" w:w="7056"/>
-          </w:tcPr>
-          <w:p>
+            <w:tcW w:w="7776" w:type="dxa"/>
+            <w:vAlign w:val="top"/>
+          </w:tcPr>
+          <w:p>
+            <w:pPr>
+              <w:spacing w:before="0" w:after="0" w:line="240" w:lineRule="auto"/>
+            </w:pPr>
             <w:r>
               <w:t>UC1</w:t>
             </w:r>
@@ -977,11 +1370,19 @@
         </w:tc>
       </w:tr>
       <w:tr>
-        <w:tc>
-          <w:tcPr>
-            <w:tcW w:type="dxa" w:w="2304"/>
-          </w:tcPr>
-          <w:p>
+        <w:trPr>
+          <w:cantSplit/>
+        </w:trPr>
+        <w:tc>
+          <w:tcPr>
+            <w:tcW w:w="2304" w:type="dxa"/>
+            <w:shd w:val="clear" w:color="auto" w:fill="F2F2F2"/>
+            <w:vAlign w:val="top"/>
+          </w:tcPr>
+          <w:p>
+            <w:pPr>
+              <w:spacing w:before="0" w:after="0" w:line="240" w:lineRule="auto"/>
+            </w:pPr>
             <w:r>
               <w:rPr>
                 <w:b/>
@@ -992,9 +1393,13 @@
         </w:tc>
         <w:tc>
           <w:tcPr>
-            <w:tcW w:type="dxa" w:w="7056"/>
-          </w:tcPr>
-          <w:p>
+            <w:tcW w:w="7776" w:type="dxa"/>
+            <w:vAlign w:val="top"/>
+          </w:tcPr>
+          <w:p>
+            <w:pPr>
+              <w:spacing w:before="0" w:after="0" w:line="240" w:lineRule="auto"/>
+            </w:pPr>
             <w:r>
               <w:t>Register / Log In</w:t>
             </w:r>
@@ -1002,11 +1407,19 @@
         </w:tc>
       </w:tr>
       <w:tr>
-        <w:tc>
-          <w:tcPr>
-            <w:tcW w:type="dxa" w:w="2304"/>
-          </w:tcPr>
-          <w:p>
+        <w:trPr>
+          <w:cantSplit/>
+        </w:trPr>
+        <w:tc>
+          <w:tcPr>
+            <w:tcW w:w="2304" w:type="dxa"/>
+            <w:shd w:val="clear" w:color="auto" w:fill="F2F2F2"/>
+            <w:vAlign w:val="top"/>
+          </w:tcPr>
+          <w:p>
+            <w:pPr>
+              <w:spacing w:before="0" w:after="0" w:line="240" w:lineRule="auto"/>
+            </w:pPr>
             <w:r>
               <w:rPr>
                 <w:b/>
@@ -1017,9 +1430,13 @@
         </w:tc>
         <w:tc>
           <w:tcPr>
-            <w:tcW w:type="dxa" w:w="7056"/>
-          </w:tcPr>
-          <w:p>
+            <w:tcW w:w="7776" w:type="dxa"/>
+            <w:vAlign w:val="top"/>
+          </w:tcPr>
+          <w:p>
+            <w:pPr>
+              <w:spacing w:before="0" w:after="0" w:line="240" w:lineRule="auto"/>
+            </w:pPr>
             <w:r>
               <w:t>Buyer, Seller, Admin</w:t>
             </w:r>
@@ -1027,11 +1444,19 @@
         </w:tc>
       </w:tr>
       <w:tr>
-        <w:tc>
-          <w:tcPr>
-            <w:tcW w:type="dxa" w:w="2304"/>
-          </w:tcPr>
-          <w:p>
+        <w:trPr>
+          <w:cantSplit/>
+        </w:trPr>
+        <w:tc>
+          <w:tcPr>
+            <w:tcW w:w="2304" w:type="dxa"/>
+            <w:shd w:val="clear" w:color="auto" w:fill="F2F2F2"/>
+            <w:vAlign w:val="top"/>
+          </w:tcPr>
+          <w:p>
+            <w:pPr>
+              <w:spacing w:before="0" w:after="0" w:line="240" w:lineRule="auto"/>
+            </w:pPr>
             <w:r>
               <w:rPr>
                 <w:b/>
@@ -1042,9 +1467,13 @@
         </w:tc>
         <w:tc>
           <w:tcPr>
-            <w:tcW w:type="dxa" w:w="7056"/>
-          </w:tcPr>
-          <w:p>
+            <w:tcW w:w="7776" w:type="dxa"/>
+            <w:vAlign w:val="top"/>
+          </w:tcPr>
+          <w:p>
+            <w:pPr>
+              <w:spacing w:before="0" w:after="0" w:line="240" w:lineRule="auto"/>
+            </w:pPr>
             <w:r>
               <w:t>Email / Notification Service</w:t>
             </w:r>
@@ -1052,11 +1481,19 @@
         </w:tc>
       </w:tr>
       <w:tr>
-        <w:tc>
-          <w:tcPr>
-            <w:tcW w:type="dxa" w:w="2304"/>
-          </w:tcPr>
-          <w:p>
+        <w:trPr>
+          <w:cantSplit/>
+        </w:trPr>
+        <w:tc>
+          <w:tcPr>
+            <w:tcW w:w="2304" w:type="dxa"/>
+            <w:shd w:val="clear" w:color="auto" w:fill="F2F2F2"/>
+            <w:vAlign w:val="top"/>
+          </w:tcPr>
+          <w:p>
+            <w:pPr>
+              <w:spacing w:before="0" w:after="0" w:line="240" w:lineRule="auto"/>
+            </w:pPr>
             <w:r>
               <w:rPr>
                 <w:b/>
@@ -1067,9 +1504,13 @@
         </w:tc>
         <w:tc>
           <w:tcPr>
-            <w:tcW w:type="dxa" w:w="7056"/>
-          </w:tcPr>
-          <w:p>
+            <w:tcW w:w="7776" w:type="dxa"/>
+            <w:vAlign w:val="top"/>
+          </w:tcPr>
+          <w:p>
+            <w:pPr>
+              <w:spacing w:before="0" w:after="0" w:line="240" w:lineRule="auto"/>
+            </w:pPr>
             <w:r>
               <w:t>User selects Register or Log In.</w:t>
             </w:r>
@@ -1077,11 +1518,19 @@
         </w:tc>
       </w:tr>
       <w:tr>
-        <w:tc>
-          <w:tcPr>
-            <w:tcW w:type="dxa" w:w="2304"/>
-          </w:tcPr>
-          <w:p>
+        <w:trPr>
+          <w:cantSplit/>
+        </w:trPr>
+        <w:tc>
+          <w:tcPr>
+            <w:tcW w:w="2304" w:type="dxa"/>
+            <w:shd w:val="clear" w:color="auto" w:fill="F2F2F2"/>
+            <w:vAlign w:val="top"/>
+          </w:tcPr>
+          <w:p>
+            <w:pPr>
+              <w:spacing w:before="0" w:after="0" w:line="240" w:lineRule="auto"/>
+            </w:pPr>
             <w:r>
               <w:rPr>
                 <w:b/>
@@ -1092,9 +1541,13 @@
         </w:tc>
         <w:tc>
           <w:tcPr>
-            <w:tcW w:type="dxa" w:w="7056"/>
-          </w:tcPr>
-          <w:p>
+            <w:tcW w:w="7776" w:type="dxa"/>
+            <w:vAlign w:val="top"/>
+          </w:tcPr>
+          <w:p>
+            <w:pPr>
+              <w:spacing w:before="0" w:after="0" w:line="240" w:lineRule="auto"/>
+            </w:pPr>
             <w:r>
               <w:t>The user has access to the application; for login, an account already exists.</w:t>
             </w:r>
@@ -1102,11 +1555,19 @@
         </w:tc>
       </w:tr>
       <w:tr>
-        <w:tc>
-          <w:tcPr>
-            <w:tcW w:type="dxa" w:w="2304"/>
-          </w:tcPr>
-          <w:p>
+        <w:trPr>
+          <w:cantSplit/>
+        </w:trPr>
+        <w:tc>
+          <w:tcPr>
+            <w:tcW w:w="2304" w:type="dxa"/>
+            <w:shd w:val="clear" w:color="auto" w:fill="F2F2F2"/>
+            <w:vAlign w:val="top"/>
+          </w:tcPr>
+          <w:p>
+            <w:pPr>
+              <w:spacing w:before="0" w:after="0" w:line="240" w:lineRule="auto"/>
+            </w:pPr>
             <w:r>
               <w:rPr>
                 <w:b/>
@@ -1117,9 +1578,13 @@
         </w:tc>
         <w:tc>
           <w:tcPr>
-            <w:tcW w:type="dxa" w:w="7056"/>
-          </w:tcPr>
-          <w:p>
+            <w:tcW w:w="7776" w:type="dxa"/>
+            <w:vAlign w:val="top"/>
+          </w:tcPr>
+          <w:p>
+            <w:pPr>
+              <w:spacing w:before="0" w:after="0" w:line="240" w:lineRule="auto"/>
+            </w:pPr>
             <w:r>
               <w:t>A new account is created (register) or an authenticated session token is issued (login); user is redirected to the home page / dashboard.</w:t>
             </w:r>
@@ -1127,11 +1592,19 @@
         </w:tc>
       </w:tr>
       <w:tr>
-        <w:tc>
-          <w:tcPr>
-            <w:tcW w:type="dxa" w:w="2304"/>
-          </w:tcPr>
-          <w:p>
+        <w:trPr>
+          <w:cantSplit/>
+        </w:trPr>
+        <w:tc>
+          <w:tcPr>
+            <w:tcW w:w="2304" w:type="dxa"/>
+            <w:shd w:val="clear" w:color="auto" w:fill="F2F2F2"/>
+            <w:vAlign w:val="top"/>
+          </w:tcPr>
+          <w:p>
+            <w:pPr>
+              <w:spacing w:before="0" w:after="0" w:line="240" w:lineRule="auto"/>
+            </w:pPr>
             <w:r>
               <w:rPr>
                 <w:b/>
@@ -1142,39 +1615,61 @@
         </w:tc>
         <w:tc>
           <w:tcPr>
-            <w:tcW w:type="dxa" w:w="7056"/>
-          </w:tcPr>
-          <w:p>
+            <w:tcW w:w="7776" w:type="dxa"/>
+            <w:vAlign w:val="top"/>
+          </w:tcPr>
+          <w:p>
+            <w:pPr>
+              <w:spacing w:before="0" w:after="0" w:line="240" w:lineRule="auto"/>
+            </w:pPr>
             <w:r>
               <w:t>1. User opens the Register / Log In page.</w:t>
             </w:r>
           </w:p>
           <w:p>
+            <w:pPr>
+              <w:spacing w:before="0" w:after="0" w:line="240" w:lineRule="auto"/>
+            </w:pPr>
             <w:r>
               <w:t>2. For registration: user enters email, phone, and password.</w:t>
             </w:r>
           </w:p>
           <w:p>
+            <w:pPr>
+              <w:spacing w:before="0" w:after="0" w:line="240" w:lineRule="auto"/>
+            </w:pPr>
             <w:r>
               <w:t>3. System validates format and password strength and checks the email/phone is not already registered.</w:t>
             </w:r>
           </w:p>
           <w:p>
+            <w:pPr>
+              <w:spacing w:before="0" w:after="0" w:line="240" w:lineRule="auto"/>
+            </w:pPr>
             <w:r>
               <w:t>4. System stores the account with a hashed password.</w:t>
             </w:r>
           </w:p>
           <w:p>
+            <w:pPr>
+              <w:spacing w:before="0" w:after="0" w:line="240" w:lineRule="auto"/>
+            </w:pPr>
             <w:r>
               <w:t>5. For login: user enters registered email/phone and password.</w:t>
             </w:r>
           </w:p>
           <w:p>
+            <w:pPr>
+              <w:spacing w:before="0" w:after="0" w:line="240" w:lineRule="auto"/>
+            </w:pPr>
             <w:r>
               <w:t>6. System verifies the credentials against stored values.</w:t>
             </w:r>
           </w:p>
           <w:p>
+            <w:pPr>
+              <w:spacing w:before="0" w:after="0" w:line="240" w:lineRule="auto"/>
+            </w:pPr>
             <w:r>
               <w:t>7. System generates a session token and redirects the user to the home page.</w:t>
             </w:r>
@@ -1182,11 +1677,19 @@
         </w:tc>
       </w:tr>
       <w:tr>
-        <w:tc>
-          <w:tcPr>
-            <w:tcW w:type="dxa" w:w="2304"/>
-          </w:tcPr>
-          <w:p>
+        <w:trPr>
+          <w:cantSplit/>
+        </w:trPr>
+        <w:tc>
+          <w:tcPr>
+            <w:tcW w:w="2304" w:type="dxa"/>
+            <w:shd w:val="clear" w:color="auto" w:fill="F2F2F2"/>
+            <w:vAlign w:val="top"/>
+          </w:tcPr>
+          <w:p>
+            <w:pPr>
+              <w:spacing w:before="0" w:after="0" w:line="240" w:lineRule="auto"/>
+            </w:pPr>
             <w:r>
               <w:rPr>
                 <w:b/>
@@ -1197,14 +1700,21 @@
         </w:tc>
         <w:tc>
           <w:tcPr>
-            <w:tcW w:type="dxa" w:w="7056"/>
-          </w:tcPr>
-          <w:p>
+            <w:tcW w:w="7776" w:type="dxa"/>
+            <w:vAlign w:val="top"/>
+          </w:tcPr>
+          <w:p>
+            <w:pPr>
+              <w:spacing w:before="0" w:after="0" w:line="240" w:lineRule="auto"/>
+            </w:pPr>
             <w:r>
               <w:t>3a. Email/phone already registered: system shows "Account already exists" and returns to step 2.</w:t>
             </w:r>
           </w:p>
           <w:p>
+            <w:pPr>
+              <w:spacing w:before="0" w:after="0" w:line="240" w:lineRule="auto"/>
+            </w:pPr>
             <w:r>
               <w:t>6a. User has forgotten the password: user is routed to UC2 Reset Forgotten Password.</w:t>
             </w:r>
@@ -1212,11 +1722,19 @@
         </w:tc>
       </w:tr>
       <w:tr>
-        <w:tc>
-          <w:tcPr>
-            <w:tcW w:type="dxa" w:w="2304"/>
-          </w:tcPr>
-          <w:p>
+        <w:trPr>
+          <w:cantSplit/>
+        </w:trPr>
+        <w:tc>
+          <w:tcPr>
+            <w:tcW w:w="2304" w:type="dxa"/>
+            <w:shd w:val="clear" w:color="auto" w:fill="F2F2F2"/>
+            <w:vAlign w:val="top"/>
+          </w:tcPr>
+          <w:p>
+            <w:pPr>
+              <w:spacing w:before="0" w:after="0" w:line="240" w:lineRule="auto"/>
+            </w:pPr>
             <w:r>
               <w:rPr>
                 <w:b/>
@@ -1227,19 +1745,29 @@
         </w:tc>
         <w:tc>
           <w:tcPr>
-            <w:tcW w:type="dxa" w:w="7056"/>
-          </w:tcPr>
-          <w:p>
+            <w:tcW w:w="7776" w:type="dxa"/>
+            <w:vAlign w:val="top"/>
+          </w:tcPr>
+          <w:p>
+            <w:pPr>
+              <w:spacing w:before="0" w:after="0" w:line="240" w:lineRule="auto"/>
+            </w:pPr>
             <w:r>
               <w:t>E1. Invalid email format or weak password: system shows a validation error and blocks submission.</w:t>
             </w:r>
           </w:p>
           <w:p>
+            <w:pPr>
+              <w:spacing w:before="0" w:after="0" w:line="240" w:lineRule="auto"/>
+            </w:pPr>
             <w:r>
               <w:t>E2. 3 consecutive failed logins: system shows a lockout warning and applies a temporary lockout per the security policy.</w:t>
             </w:r>
           </w:p>
           <w:p>
+            <w:pPr>
+              <w:spacing w:before="0" w:after="0" w:line="240" w:lineRule="auto"/>
+            </w:pPr>
             <w:r>
               <w:t>E3. Mandatory field (e.g. phone) blank: system shows "&lt;field&gt; is required".</w:t>
             </w:r>
@@ -1259,19 +1787,42 @@
     <w:tbl>
       <w:tblPr>
         <w:tblStyle w:val="TableGrid"/>
-        <w:tblW w:type="auto" w:w="0"/>
+        <w:tblW w:w="10080" w:type="dxa"/>
+        <w:tblBorders>
+          <w:top w:val="single" w:sz="6" w:space="0" w:color="000000"/>
+          <w:left w:val="single" w:sz="6" w:space="0" w:color="000000"/>
+          <w:bottom w:val="single" w:sz="6" w:space="0" w:color="000000"/>
+          <w:right w:val="single" w:sz="6" w:space="0" w:color="000000"/>
+          <w:insideH w:val="single" w:sz="6" w:space="0" w:color="000000"/>
+          <w:insideV w:val="single" w:sz="6" w:space="0" w:color="000000"/>
+        </w:tblBorders>
+        <w:tblLayout w:type="fixed"/>
+        <w:tblCellMar>
+          <w:top w:w="60" w:type="dxa"/>
+          <w:left w:w="100" w:type="dxa"/>
+          <w:bottom w:w="60" w:type="dxa"/>
+          <w:right w:w="100" w:type="dxa"/>
+        </w:tblCellMar>
         <w:tblLook w:firstColumn="1" w:firstRow="1" w:lastColumn="0" w:lastRow="0" w:noHBand="0" w:noVBand="1" w:val="04A0"/>
       </w:tblPr>
       <w:tblGrid>
         <w:gridCol w:w="2304"/>
-        <w:gridCol w:w="7056"/>
+        <w:gridCol w:w="7776"/>
       </w:tblGrid>
       <w:tr>
-        <w:tc>
-          <w:tcPr>
-            <w:tcW w:type="dxa" w:w="2304"/>
-          </w:tcPr>
-          <w:p>
+        <w:trPr>
+          <w:cantSplit/>
+        </w:trPr>
+        <w:tc>
+          <w:tcPr>
+            <w:tcW w:w="2304" w:type="dxa"/>
+            <w:shd w:val="clear" w:color="auto" w:fill="F2F2F2"/>
+            <w:vAlign w:val="top"/>
+          </w:tcPr>
+          <w:p>
+            <w:pPr>
+              <w:spacing w:before="0" w:after="0" w:line="240" w:lineRule="auto"/>
+            </w:pPr>
             <w:r>
               <w:rPr>
                 <w:b/>
@@ -1282,9 +1833,13 @@
         </w:tc>
         <w:tc>
           <w:tcPr>
-            <w:tcW w:type="dxa" w:w="7056"/>
-          </w:tcPr>
-          <w:p>
+            <w:tcW w:w="7776" w:type="dxa"/>
+            <w:vAlign w:val="top"/>
+          </w:tcPr>
+          <w:p>
+            <w:pPr>
+              <w:spacing w:before="0" w:after="0" w:line="240" w:lineRule="auto"/>
+            </w:pPr>
             <w:r>
               <w:t>UC2</w:t>
             </w:r>
@@ -1292,11 +1847,19 @@
         </w:tc>
       </w:tr>
       <w:tr>
-        <w:tc>
-          <w:tcPr>
-            <w:tcW w:type="dxa" w:w="2304"/>
-          </w:tcPr>
-          <w:p>
+        <w:trPr>
+          <w:cantSplit/>
+        </w:trPr>
+        <w:tc>
+          <w:tcPr>
+            <w:tcW w:w="2304" w:type="dxa"/>
+            <w:shd w:val="clear" w:color="auto" w:fill="F2F2F2"/>
+            <w:vAlign w:val="top"/>
+          </w:tcPr>
+          <w:p>
+            <w:pPr>
+              <w:spacing w:before="0" w:after="0" w:line="240" w:lineRule="auto"/>
+            </w:pPr>
             <w:r>
               <w:rPr>
                 <w:b/>
@@ -1307,9 +1870,13 @@
         </w:tc>
         <w:tc>
           <w:tcPr>
-            <w:tcW w:type="dxa" w:w="7056"/>
-          </w:tcPr>
-          <w:p>
+            <w:tcW w:w="7776" w:type="dxa"/>
+            <w:vAlign w:val="top"/>
+          </w:tcPr>
+          <w:p>
+            <w:pPr>
+              <w:spacing w:before="0" w:after="0" w:line="240" w:lineRule="auto"/>
+            </w:pPr>
             <w:r>
               <w:t>Reset Forgotten Password</w:t>
             </w:r>
@@ -1317,11 +1884,19 @@
         </w:tc>
       </w:tr>
       <w:tr>
-        <w:tc>
-          <w:tcPr>
-            <w:tcW w:type="dxa" w:w="2304"/>
-          </w:tcPr>
-          <w:p>
+        <w:trPr>
+          <w:cantSplit/>
+        </w:trPr>
+        <w:tc>
+          <w:tcPr>
+            <w:tcW w:w="2304" w:type="dxa"/>
+            <w:shd w:val="clear" w:color="auto" w:fill="F2F2F2"/>
+            <w:vAlign w:val="top"/>
+          </w:tcPr>
+          <w:p>
+            <w:pPr>
+              <w:spacing w:before="0" w:after="0" w:line="240" w:lineRule="auto"/>
+            </w:pPr>
             <w:r>
               <w:rPr>
                 <w:b/>
@@ -1332,9 +1907,13 @@
         </w:tc>
         <w:tc>
           <w:tcPr>
-            <w:tcW w:type="dxa" w:w="7056"/>
-          </w:tcPr>
-          <w:p>
+            <w:tcW w:w="7776" w:type="dxa"/>
+            <w:vAlign w:val="top"/>
+          </w:tcPr>
+          <w:p>
+            <w:pPr>
+              <w:spacing w:before="0" w:after="0" w:line="240" w:lineRule="auto"/>
+            </w:pPr>
             <w:r>
               <w:t>Buyer, Seller, Admin</w:t>
             </w:r>
@@ -1342,11 +1921,19 @@
         </w:tc>
       </w:tr>
       <w:tr>
-        <w:tc>
-          <w:tcPr>
-            <w:tcW w:type="dxa" w:w="2304"/>
-          </w:tcPr>
-          <w:p>
+        <w:trPr>
+          <w:cantSplit/>
+        </w:trPr>
+        <w:tc>
+          <w:tcPr>
+            <w:tcW w:w="2304" w:type="dxa"/>
+            <w:shd w:val="clear" w:color="auto" w:fill="F2F2F2"/>
+            <w:vAlign w:val="top"/>
+          </w:tcPr>
+          <w:p>
+            <w:pPr>
+              <w:spacing w:before="0" w:after="0" w:line="240" w:lineRule="auto"/>
+            </w:pPr>
             <w:r>
               <w:rPr>
                 <w:b/>
@@ -1357,9 +1944,13 @@
         </w:tc>
         <w:tc>
           <w:tcPr>
-            <w:tcW w:type="dxa" w:w="7056"/>
-          </w:tcPr>
-          <w:p>
+            <w:tcW w:w="7776" w:type="dxa"/>
+            <w:vAlign w:val="top"/>
+          </w:tcPr>
+          <w:p>
+            <w:pPr>
+              <w:spacing w:before="0" w:after="0" w:line="240" w:lineRule="auto"/>
+            </w:pPr>
             <w:r>
               <w:t>Email / Notification Service</w:t>
             </w:r>
@@ -1367,11 +1958,19 @@
         </w:tc>
       </w:tr>
       <w:tr>
-        <w:tc>
-          <w:tcPr>
-            <w:tcW w:type="dxa" w:w="2304"/>
-          </w:tcPr>
-          <w:p>
+        <w:trPr>
+          <w:cantSplit/>
+        </w:trPr>
+        <w:tc>
+          <w:tcPr>
+            <w:tcW w:w="2304" w:type="dxa"/>
+            <w:shd w:val="clear" w:color="auto" w:fill="F2F2F2"/>
+            <w:vAlign w:val="top"/>
+          </w:tcPr>
+          <w:p>
+            <w:pPr>
+              <w:spacing w:before="0" w:after="0" w:line="240" w:lineRule="auto"/>
+            </w:pPr>
             <w:r>
               <w:rPr>
                 <w:b/>
@@ -1382,9 +1981,13 @@
         </w:tc>
         <w:tc>
           <w:tcPr>
-            <w:tcW w:type="dxa" w:w="7056"/>
-          </w:tcPr>
-          <w:p>
+            <w:tcW w:w="7776" w:type="dxa"/>
+            <w:vAlign w:val="top"/>
+          </w:tcPr>
+          <w:p>
+            <w:pPr>
+              <w:spacing w:before="0" w:after="0" w:line="240" w:lineRule="auto"/>
+            </w:pPr>
             <w:r>
               <w:t>User selects "Forgot password".</w:t>
             </w:r>
@@ -1392,11 +1995,19 @@
         </w:tc>
       </w:tr>
       <w:tr>
-        <w:tc>
-          <w:tcPr>
-            <w:tcW w:type="dxa" w:w="2304"/>
-          </w:tcPr>
-          <w:p>
+        <w:trPr>
+          <w:cantSplit/>
+        </w:trPr>
+        <w:tc>
+          <w:tcPr>
+            <w:tcW w:w="2304" w:type="dxa"/>
+            <w:shd w:val="clear" w:color="auto" w:fill="F2F2F2"/>
+            <w:vAlign w:val="top"/>
+          </w:tcPr>
+          <w:p>
+            <w:pPr>
+              <w:spacing w:before="0" w:after="0" w:line="240" w:lineRule="auto"/>
+            </w:pPr>
             <w:r>
               <w:rPr>
                 <w:b/>
@@ -1407,9 +2018,13 @@
         </w:tc>
         <w:tc>
           <w:tcPr>
-            <w:tcW w:type="dxa" w:w="7056"/>
-          </w:tcPr>
-          <w:p>
+            <w:tcW w:w="7776" w:type="dxa"/>
+            <w:vAlign w:val="top"/>
+          </w:tcPr>
+          <w:p>
+            <w:pPr>
+              <w:spacing w:before="0" w:after="0" w:line="240" w:lineRule="auto"/>
+            </w:pPr>
             <w:r>
               <w:t>An account exists for the supplied email/phone.</w:t>
             </w:r>
@@ -1417,11 +2032,19 @@
         </w:tc>
       </w:tr>
       <w:tr>
-        <w:tc>
-          <w:tcPr>
-            <w:tcW w:type="dxa" w:w="2304"/>
-          </w:tcPr>
-          <w:p>
+        <w:trPr>
+          <w:cantSplit/>
+        </w:trPr>
+        <w:tc>
+          <w:tcPr>
+            <w:tcW w:w="2304" w:type="dxa"/>
+            <w:shd w:val="clear" w:color="auto" w:fill="F2F2F2"/>
+            <w:vAlign w:val="top"/>
+          </w:tcPr>
+          <w:p>
+            <w:pPr>
+              <w:spacing w:before="0" w:after="0" w:line="240" w:lineRule="auto"/>
+            </w:pPr>
             <w:r>
               <w:rPr>
                 <w:b/>
@@ -1432,9 +2055,13 @@
         </w:tc>
         <w:tc>
           <w:tcPr>
-            <w:tcW w:type="dxa" w:w="7056"/>
-          </w:tcPr>
-          <w:p>
+            <w:tcW w:w="7776" w:type="dxa"/>
+            <w:vAlign w:val="top"/>
+          </w:tcPr>
+          <w:p>
+            <w:pPr>
+              <w:spacing w:before="0" w:after="0" w:line="240" w:lineRule="auto"/>
+            </w:pPr>
             <w:r>
               <w:t>The account password is replaced with the new value; old sessions may be invalidated.</w:t>
             </w:r>
@@ -1442,11 +2069,19 @@
         </w:tc>
       </w:tr>
       <w:tr>
-        <w:tc>
-          <w:tcPr>
-            <w:tcW w:type="dxa" w:w="2304"/>
-          </w:tcPr>
-          <w:p>
+        <w:trPr>
+          <w:cantSplit/>
+        </w:trPr>
+        <w:tc>
+          <w:tcPr>
+            <w:tcW w:w="2304" w:type="dxa"/>
+            <w:shd w:val="clear" w:color="auto" w:fill="F2F2F2"/>
+            <w:vAlign w:val="top"/>
+          </w:tcPr>
+          <w:p>
+            <w:pPr>
+              <w:spacing w:before="0" w:after="0" w:line="240" w:lineRule="auto"/>
+            </w:pPr>
             <w:r>
               <w:rPr>
                 <w:b/>
@@ -1457,39 +2092,61 @@
         </w:tc>
         <w:tc>
           <w:tcPr>
-            <w:tcW w:type="dxa" w:w="7056"/>
-          </w:tcPr>
-          <w:p>
+            <w:tcW w:w="7776" w:type="dxa"/>
+            <w:vAlign w:val="top"/>
+          </w:tcPr>
+          <w:p>
+            <w:pPr>
+              <w:spacing w:before="0" w:after="0" w:line="240" w:lineRule="auto"/>
+            </w:pPr>
             <w:r>
               <w:t>1. User enters the registered email/phone.</w:t>
             </w:r>
           </w:p>
           <w:p>
+            <w:pPr>
+              <w:spacing w:before="0" w:after="0" w:line="240" w:lineRule="auto"/>
+            </w:pPr>
             <w:r>
               <w:t>2. System generates a one-time link/OTP and sends it via the Email / Notification Service.</w:t>
             </w:r>
           </w:p>
           <w:p>
+            <w:pPr>
+              <w:spacing w:before="0" w:after="0" w:line="240" w:lineRule="auto"/>
+            </w:pPr>
             <w:r>
               <w:t>3. User submits the OTP / opens the link.</w:t>
             </w:r>
           </w:p>
           <w:p>
+            <w:pPr>
+              <w:spacing w:before="0" w:after="0" w:line="240" w:lineRule="auto"/>
+            </w:pPr>
             <w:r>
               <w:t>4. System verifies the OTP is valid and not expired.</w:t>
             </w:r>
           </w:p>
           <w:p>
+            <w:pPr>
+              <w:spacing w:before="0" w:after="0" w:line="240" w:lineRule="auto"/>
+            </w:pPr>
             <w:r>
               <w:t>5. User enters and confirms a new password.</w:t>
             </w:r>
           </w:p>
           <w:p>
+            <w:pPr>
+              <w:spacing w:before="0" w:after="0" w:line="240" w:lineRule="auto"/>
+            </w:pPr>
             <w:r>
               <w:t>6. System validates strength and stores the new hashed password.</w:t>
             </w:r>
           </w:p>
           <w:p>
+            <w:pPr>
+              <w:spacing w:before="0" w:after="0" w:line="240" w:lineRule="auto"/>
+            </w:pPr>
             <w:r>
               <w:t>7. System confirms the reset and prompts the user to log in.</w:t>
             </w:r>
@@ -1497,11 +2154,19 @@
         </w:tc>
       </w:tr>
       <w:tr>
-        <w:tc>
-          <w:tcPr>
-            <w:tcW w:type="dxa" w:w="2304"/>
-          </w:tcPr>
-          <w:p>
+        <w:trPr>
+          <w:cantSplit/>
+        </w:trPr>
+        <w:tc>
+          <w:tcPr>
+            <w:tcW w:w="2304" w:type="dxa"/>
+            <w:shd w:val="clear" w:color="auto" w:fill="F2F2F2"/>
+            <w:vAlign w:val="top"/>
+          </w:tcPr>
+          <w:p>
+            <w:pPr>
+              <w:spacing w:before="0" w:after="0" w:line="240" w:lineRule="auto"/>
+            </w:pPr>
             <w:r>
               <w:rPr>
                 <w:b/>
@@ -1512,9 +2177,13 @@
         </w:tc>
         <w:tc>
           <w:tcPr>
-            <w:tcW w:type="dxa" w:w="7056"/>
-          </w:tcPr>
-          <w:p>
+            <w:tcW w:w="7776" w:type="dxa"/>
+            <w:vAlign w:val="top"/>
+          </w:tcPr>
+          <w:p>
+            <w:pPr>
+              <w:spacing w:before="0" w:after="0" w:line="240" w:lineRule="auto"/>
+            </w:pPr>
             <w:r>
               <w:t>1a. Email/phone not found: system shows a generic "If the account exists, a reset link was sent" message (no account enumeration).</w:t>
             </w:r>
@@ -1522,11 +2191,19 @@
         </w:tc>
       </w:tr>
       <w:tr>
-        <w:tc>
-          <w:tcPr>
-            <w:tcW w:type="dxa" w:w="2304"/>
-          </w:tcPr>
-          <w:p>
+        <w:trPr>
+          <w:cantSplit/>
+        </w:trPr>
+        <w:tc>
+          <w:tcPr>
+            <w:tcW w:w="2304" w:type="dxa"/>
+            <w:shd w:val="clear" w:color="auto" w:fill="F2F2F2"/>
+            <w:vAlign w:val="top"/>
+          </w:tcPr>
+          <w:p>
+            <w:pPr>
+              <w:spacing w:before="0" w:after="0" w:line="240" w:lineRule="auto"/>
+            </w:pPr>
             <w:r>
               <w:rPr>
                 <w:b/>
@@ -1537,14 +2214,21 @@
         </w:tc>
         <w:tc>
           <w:tcPr>
-            <w:tcW w:type="dxa" w:w="7056"/>
-          </w:tcPr>
-          <w:p>
+            <w:tcW w:w="7776" w:type="dxa"/>
+            <w:vAlign w:val="top"/>
+          </w:tcPr>
+          <w:p>
+            <w:pPr>
+              <w:spacing w:before="0" w:after="0" w:line="240" w:lineRule="auto"/>
+            </w:pPr>
             <w:r>
               <w:t>E1. OTP expired or incorrect: system rejects it and offers to resend.</w:t>
             </w:r>
           </w:p>
           <w:p>
+            <w:pPr>
+              <w:spacing w:before="0" w:after="0" w:line="240" w:lineRule="auto"/>
+            </w:pPr>
             <w:r>
               <w:t>E2. New password fails the strength policy: system shows the error and stays on step 5.</w:t>
             </w:r>
@@ -1564,19 +2248,42 @@
     <w:tbl>
       <w:tblPr>
         <w:tblStyle w:val="TableGrid"/>
-        <w:tblW w:type="auto" w:w="0"/>
+        <w:tblW w:w="10080" w:type="dxa"/>
+        <w:tblBorders>
+          <w:top w:val="single" w:sz="6" w:space="0" w:color="000000"/>
+          <w:left w:val="single" w:sz="6" w:space="0" w:color="000000"/>
+          <w:bottom w:val="single" w:sz="6" w:space="0" w:color="000000"/>
+          <w:right w:val="single" w:sz="6" w:space="0" w:color="000000"/>
+          <w:insideH w:val="single" w:sz="6" w:space="0" w:color="000000"/>
+          <w:insideV w:val="single" w:sz="6" w:space="0" w:color="000000"/>
+        </w:tblBorders>
+        <w:tblLayout w:type="fixed"/>
+        <w:tblCellMar>
+          <w:top w:w="60" w:type="dxa"/>
+          <w:left w:w="100" w:type="dxa"/>
+          <w:bottom w:w="60" w:type="dxa"/>
+          <w:right w:w="100" w:type="dxa"/>
+        </w:tblCellMar>
         <w:tblLook w:firstColumn="1" w:firstRow="1" w:lastColumn="0" w:lastRow="0" w:noHBand="0" w:noVBand="1" w:val="04A0"/>
       </w:tblPr>
       <w:tblGrid>
         <w:gridCol w:w="2304"/>
-        <w:gridCol w:w="7056"/>
+        <w:gridCol w:w="7776"/>
       </w:tblGrid>
       <w:tr>
-        <w:tc>
-          <w:tcPr>
-            <w:tcW w:type="dxa" w:w="2304"/>
-          </w:tcPr>
-          <w:p>
+        <w:trPr>
+          <w:cantSplit/>
+        </w:trPr>
+        <w:tc>
+          <w:tcPr>
+            <w:tcW w:w="2304" w:type="dxa"/>
+            <w:shd w:val="clear" w:color="auto" w:fill="F2F2F2"/>
+            <w:vAlign w:val="top"/>
+          </w:tcPr>
+          <w:p>
+            <w:pPr>
+              <w:spacing w:before="0" w:after="0" w:line="240" w:lineRule="auto"/>
+            </w:pPr>
             <w:r>
               <w:rPr>
                 <w:b/>
@@ -1587,9 +2294,13 @@
         </w:tc>
         <w:tc>
           <w:tcPr>
-            <w:tcW w:type="dxa" w:w="7056"/>
-          </w:tcPr>
-          <w:p>
+            <w:tcW w:w="7776" w:type="dxa"/>
+            <w:vAlign w:val="top"/>
+          </w:tcPr>
+          <w:p>
+            <w:pPr>
+              <w:spacing w:before="0" w:after="0" w:line="240" w:lineRule="auto"/>
+            </w:pPr>
             <w:r>
               <w:t>UC3</w:t>
             </w:r>
@@ -1597,11 +2308,19 @@
         </w:tc>
       </w:tr>
       <w:tr>
-        <w:tc>
-          <w:tcPr>
-            <w:tcW w:type="dxa" w:w="2304"/>
-          </w:tcPr>
-          <w:p>
+        <w:trPr>
+          <w:cantSplit/>
+        </w:trPr>
+        <w:tc>
+          <w:tcPr>
+            <w:tcW w:w="2304" w:type="dxa"/>
+            <w:shd w:val="clear" w:color="auto" w:fill="F2F2F2"/>
+            <w:vAlign w:val="top"/>
+          </w:tcPr>
+          <w:p>
+            <w:pPr>
+              <w:spacing w:before="0" w:after="0" w:line="240" w:lineRule="auto"/>
+            </w:pPr>
             <w:r>
               <w:rPr>
                 <w:b/>
@@ -1612,9 +2331,13 @@
         </w:tc>
         <w:tc>
           <w:tcPr>
-            <w:tcW w:type="dxa" w:w="7056"/>
-          </w:tcPr>
-          <w:p>
+            <w:tcW w:w="7776" w:type="dxa"/>
+            <w:vAlign w:val="top"/>
+          </w:tcPr>
+          <w:p>
+            <w:pPr>
+              <w:spacing w:before="0" w:after="0" w:line="240" w:lineRule="auto"/>
+            </w:pPr>
             <w:r>
               <w:t>Search Books</w:t>
             </w:r>
@@ -1622,11 +2345,19 @@
         </w:tc>
       </w:tr>
       <w:tr>
-        <w:tc>
-          <w:tcPr>
-            <w:tcW w:type="dxa" w:w="2304"/>
-          </w:tcPr>
-          <w:p>
+        <w:trPr>
+          <w:cantSplit/>
+        </w:trPr>
+        <w:tc>
+          <w:tcPr>
+            <w:tcW w:w="2304" w:type="dxa"/>
+            <w:shd w:val="clear" w:color="auto" w:fill="F2F2F2"/>
+            <w:vAlign w:val="top"/>
+          </w:tcPr>
+          <w:p>
+            <w:pPr>
+              <w:spacing w:before="0" w:after="0" w:line="240" w:lineRule="auto"/>
+            </w:pPr>
             <w:r>
               <w:rPr>
                 <w:b/>
@@ -1637,9 +2368,13 @@
         </w:tc>
         <w:tc>
           <w:tcPr>
-            <w:tcW w:type="dxa" w:w="7056"/>
-          </w:tcPr>
-          <w:p>
+            <w:tcW w:w="7776" w:type="dxa"/>
+            <w:vAlign w:val="top"/>
+          </w:tcPr>
+          <w:p>
+            <w:pPr>
+              <w:spacing w:before="0" w:after="0" w:line="240" w:lineRule="auto"/>
+            </w:pPr>
             <w:r>
               <w:t>Buyer</w:t>
             </w:r>
@@ -1647,11 +2382,19 @@
         </w:tc>
       </w:tr>
       <w:tr>
-        <w:tc>
-          <w:tcPr>
-            <w:tcW w:type="dxa" w:w="2304"/>
-          </w:tcPr>
-          <w:p>
+        <w:trPr>
+          <w:cantSplit/>
+        </w:trPr>
+        <w:tc>
+          <w:tcPr>
+            <w:tcW w:w="2304" w:type="dxa"/>
+            <w:shd w:val="clear" w:color="auto" w:fill="F2F2F2"/>
+            <w:vAlign w:val="top"/>
+          </w:tcPr>
+          <w:p>
+            <w:pPr>
+              <w:spacing w:before="0" w:after="0" w:line="240" w:lineRule="auto"/>
+            </w:pPr>
             <w:r>
               <w:rPr>
                 <w:b/>
@@ -1662,9 +2405,13 @@
         </w:tc>
         <w:tc>
           <w:tcPr>
-            <w:tcW w:type="dxa" w:w="7056"/>
-          </w:tcPr>
-          <w:p>
+            <w:tcW w:w="7776" w:type="dxa"/>
+            <w:vAlign w:val="top"/>
+          </w:tcPr>
+          <w:p>
+            <w:pPr>
+              <w:spacing w:before="0" w:after="0" w:line="240" w:lineRule="auto"/>
+            </w:pPr>
             <w:r>
               <w:t>Buyer submits a search query or applies a filter.</w:t>
             </w:r>
@@ -1672,11 +2419,19 @@
         </w:tc>
       </w:tr>
       <w:tr>
-        <w:tc>
-          <w:tcPr>
-            <w:tcW w:type="dxa" w:w="2304"/>
-          </w:tcPr>
-          <w:p>
+        <w:trPr>
+          <w:cantSplit/>
+        </w:trPr>
+        <w:tc>
+          <w:tcPr>
+            <w:tcW w:w="2304" w:type="dxa"/>
+            <w:shd w:val="clear" w:color="auto" w:fill="F2F2F2"/>
+            <w:vAlign w:val="top"/>
+          </w:tcPr>
+          <w:p>
+            <w:pPr>
+              <w:spacing w:before="0" w:after="0" w:line="240" w:lineRule="auto"/>
+            </w:pPr>
             <w:r>
               <w:rPr>
                 <w:b/>
@@ -1687,9 +2442,13 @@
         </w:tc>
         <w:tc>
           <w:tcPr>
-            <w:tcW w:type="dxa" w:w="7056"/>
-          </w:tcPr>
-          <w:p>
+            <w:tcW w:w="7776" w:type="dxa"/>
+            <w:vAlign w:val="top"/>
+          </w:tcPr>
+          <w:p>
+            <w:pPr>
+              <w:spacing w:before="0" w:after="0" w:line="240" w:lineRule="auto"/>
+            </w:pPr>
             <w:r>
               <w:t>The catalogue contains at least one book.</w:t>
             </w:r>
@@ -1697,11 +2456,19 @@
         </w:tc>
       </w:tr>
       <w:tr>
-        <w:tc>
-          <w:tcPr>
-            <w:tcW w:type="dxa" w:w="2304"/>
-          </w:tcPr>
-          <w:p>
+        <w:trPr>
+          <w:cantSplit/>
+        </w:trPr>
+        <w:tc>
+          <w:tcPr>
+            <w:tcW w:w="2304" w:type="dxa"/>
+            <w:shd w:val="clear" w:color="auto" w:fill="F2F2F2"/>
+            <w:vAlign w:val="top"/>
+          </w:tcPr>
+          <w:p>
+            <w:pPr>
+              <w:spacing w:before="0" w:after="0" w:line="240" w:lineRule="auto"/>
+            </w:pPr>
             <w:r>
               <w:rPr>
                 <w:b/>
@@ -1712,9 +2479,13 @@
         </w:tc>
         <w:tc>
           <w:tcPr>
-            <w:tcW w:type="dxa" w:w="7056"/>
-          </w:tcPr>
-          <w:p>
+            <w:tcW w:w="7776" w:type="dxa"/>
+            <w:vAlign w:val="top"/>
+          </w:tcPr>
+          <w:p>
+            <w:pPr>
+              <w:spacing w:before="0" w:after="0" w:line="240" w:lineRule="auto"/>
+            </w:pPr>
             <w:r>
               <w:t>A result list matching the criteria is displayed.</w:t>
             </w:r>
@@ -1722,11 +2493,19 @@
         </w:tc>
       </w:tr>
       <w:tr>
-        <w:tc>
-          <w:tcPr>
-            <w:tcW w:type="dxa" w:w="2304"/>
-          </w:tcPr>
-          <w:p>
+        <w:trPr>
+          <w:cantSplit/>
+        </w:trPr>
+        <w:tc>
+          <w:tcPr>
+            <w:tcW w:w="2304" w:type="dxa"/>
+            <w:shd w:val="clear" w:color="auto" w:fill="F2F2F2"/>
+            <w:vAlign w:val="top"/>
+          </w:tcPr>
+          <w:p>
+            <w:pPr>
+              <w:spacing w:before="0" w:after="0" w:line="240" w:lineRule="auto"/>
+            </w:pPr>
             <w:r>
               <w:rPr>
                 <w:b/>
@@ -1737,19 +2516,29 @@
         </w:tc>
         <w:tc>
           <w:tcPr>
-            <w:tcW w:type="dxa" w:w="7056"/>
-          </w:tcPr>
-          <w:p>
+            <w:tcW w:w="7776" w:type="dxa"/>
+            <w:vAlign w:val="top"/>
+          </w:tcPr>
+          <w:p>
+            <w:pPr>
+              <w:spacing w:before="0" w:after="0" w:line="240" w:lineRule="auto"/>
+            </w:pPr>
             <w:r>
               <w:t>1. Buyer enters a keyword (title, author, or ISBN) and/or selects genre and price range.</w:t>
             </w:r>
           </w:p>
           <w:p>
+            <w:pPr>
+              <w:spacing w:before="0" w:after="0" w:line="240" w:lineRule="auto"/>
+            </w:pPr>
             <w:r>
               <w:t>2. System queries the catalogue against the criteria.</w:t>
             </w:r>
           </w:p>
           <w:p>
+            <w:pPr>
+              <w:spacing w:before="0" w:after="0" w:line="240" w:lineRule="auto"/>
+            </w:pPr>
             <w:r>
               <w:t>3. System returns the matching books with key details and pagination.</w:t>
             </w:r>
@@ -1757,11 +2546,19 @@
         </w:tc>
       </w:tr>
       <w:tr>
-        <w:tc>
-          <w:tcPr>
-            <w:tcW w:type="dxa" w:w="2304"/>
-          </w:tcPr>
-          <w:p>
+        <w:trPr>
+          <w:cantSplit/>
+        </w:trPr>
+        <w:tc>
+          <w:tcPr>
+            <w:tcW w:w="2304" w:type="dxa"/>
+            <w:shd w:val="clear" w:color="auto" w:fill="F2F2F2"/>
+            <w:vAlign w:val="top"/>
+          </w:tcPr>
+          <w:p>
+            <w:pPr>
+              <w:spacing w:before="0" w:after="0" w:line="240" w:lineRule="auto"/>
+            </w:pPr>
             <w:r>
               <w:rPr>
                 <w:b/>
@@ -1772,14 +2569,21 @@
         </w:tc>
         <w:tc>
           <w:tcPr>
-            <w:tcW w:type="dxa" w:w="7056"/>
-          </w:tcPr>
-          <w:p>
+            <w:tcW w:w="7776" w:type="dxa"/>
+            <w:vAlign w:val="top"/>
+          </w:tcPr>
+          <w:p>
+            <w:pPr>
+              <w:spacing w:before="0" w:after="0" w:line="240" w:lineRule="auto"/>
+            </w:pPr>
             <w:r>
               <w:t>1a. Empty query: system shows "Enter a search term" and does not run the query.</w:t>
             </w:r>
           </w:p>
           <w:p>
+            <w:pPr>
+              <w:spacing w:before="0" w:after="0" w:line="240" w:lineRule="auto"/>
+            </w:pPr>
             <w:r>
               <w:t>3a. No matches: system shows a "No results found" message with suggestions.</w:t>
             </w:r>
@@ -1787,11 +2591,19 @@
         </w:tc>
       </w:tr>
       <w:tr>
-        <w:tc>
-          <w:tcPr>
-            <w:tcW w:type="dxa" w:w="2304"/>
-          </w:tcPr>
-          <w:p>
+        <w:trPr>
+          <w:cantSplit/>
+        </w:trPr>
+        <w:tc>
+          <w:tcPr>
+            <w:tcW w:w="2304" w:type="dxa"/>
+            <w:shd w:val="clear" w:color="auto" w:fill="F2F2F2"/>
+            <w:vAlign w:val="top"/>
+          </w:tcPr>
+          <w:p>
+            <w:pPr>
+              <w:spacing w:before="0" w:after="0" w:line="240" w:lineRule="auto"/>
+            </w:pPr>
             <w:r>
               <w:rPr>
                 <w:b/>
@@ -1802,9 +2614,13 @@
         </w:tc>
         <w:tc>
           <w:tcPr>
-            <w:tcW w:type="dxa" w:w="7056"/>
-          </w:tcPr>
-          <w:p>
+            <w:tcW w:w="7776" w:type="dxa"/>
+            <w:vAlign w:val="top"/>
+          </w:tcPr>
+          <w:p>
+            <w:pPr>
+              <w:spacing w:before="0" w:after="0" w:line="240" w:lineRule="auto"/>
+            </w:pPr>
             <w:r>
               <w:t>E1. Catalogue service unavailable: system shows a retry message.</w:t>
             </w:r>
@@ -1824,19 +2640,42 @@
     <w:tbl>
       <w:tblPr>
         <w:tblStyle w:val="TableGrid"/>
-        <w:tblW w:type="auto" w:w="0"/>
+        <w:tblW w:w="10080" w:type="dxa"/>
+        <w:tblBorders>
+          <w:top w:val="single" w:sz="6" w:space="0" w:color="000000"/>
+          <w:left w:val="single" w:sz="6" w:space="0" w:color="000000"/>
+          <w:bottom w:val="single" w:sz="6" w:space="0" w:color="000000"/>
+          <w:right w:val="single" w:sz="6" w:space="0" w:color="000000"/>
+          <w:insideH w:val="single" w:sz="6" w:space="0" w:color="000000"/>
+          <w:insideV w:val="single" w:sz="6" w:space="0" w:color="000000"/>
+        </w:tblBorders>
+        <w:tblLayout w:type="fixed"/>
+        <w:tblCellMar>
+          <w:top w:w="60" w:type="dxa"/>
+          <w:left w:w="100" w:type="dxa"/>
+          <w:bottom w:w="60" w:type="dxa"/>
+          <w:right w:w="100" w:type="dxa"/>
+        </w:tblCellMar>
         <w:tblLook w:firstColumn="1" w:firstRow="1" w:lastColumn="0" w:lastRow="0" w:noHBand="0" w:noVBand="1" w:val="04A0"/>
       </w:tblPr>
       <w:tblGrid>
         <w:gridCol w:w="2304"/>
-        <w:gridCol w:w="7056"/>
+        <w:gridCol w:w="7776"/>
       </w:tblGrid>
       <w:tr>
-        <w:tc>
-          <w:tcPr>
-            <w:tcW w:type="dxa" w:w="2304"/>
-          </w:tcPr>
-          <w:p>
+        <w:trPr>
+          <w:cantSplit/>
+        </w:trPr>
+        <w:tc>
+          <w:tcPr>
+            <w:tcW w:w="2304" w:type="dxa"/>
+            <w:shd w:val="clear" w:color="auto" w:fill="F2F2F2"/>
+            <w:vAlign w:val="top"/>
+          </w:tcPr>
+          <w:p>
+            <w:pPr>
+              <w:spacing w:before="0" w:after="0" w:line="240" w:lineRule="auto"/>
+            </w:pPr>
             <w:r>
               <w:rPr>
                 <w:b/>
@@ -1847,9 +2686,13 @@
         </w:tc>
         <w:tc>
           <w:tcPr>
-            <w:tcW w:type="dxa" w:w="7056"/>
-          </w:tcPr>
-          <w:p>
+            <w:tcW w:w="7776" w:type="dxa"/>
+            <w:vAlign w:val="top"/>
+          </w:tcPr>
+          <w:p>
+            <w:pPr>
+              <w:spacing w:before="0" w:after="0" w:line="240" w:lineRule="auto"/>
+            </w:pPr>
             <w:r>
               <w:t>UC4</w:t>
             </w:r>
@@ -1857,11 +2700,19 @@
         </w:tc>
       </w:tr>
       <w:tr>
-        <w:tc>
-          <w:tcPr>
-            <w:tcW w:type="dxa" w:w="2304"/>
-          </w:tcPr>
-          <w:p>
+        <w:trPr>
+          <w:cantSplit/>
+        </w:trPr>
+        <w:tc>
+          <w:tcPr>
+            <w:tcW w:w="2304" w:type="dxa"/>
+            <w:shd w:val="clear" w:color="auto" w:fill="F2F2F2"/>
+            <w:vAlign w:val="top"/>
+          </w:tcPr>
+          <w:p>
+            <w:pPr>
+              <w:spacing w:before="0" w:after="0" w:line="240" w:lineRule="auto"/>
+            </w:pPr>
             <w:r>
               <w:rPr>
                 <w:b/>
@@ -1872,9 +2723,13 @@
         </w:tc>
         <w:tc>
           <w:tcPr>
-            <w:tcW w:type="dxa" w:w="7056"/>
-          </w:tcPr>
-          <w:p>
+            <w:tcW w:w="7776" w:type="dxa"/>
+            <w:vAlign w:val="top"/>
+          </w:tcPr>
+          <w:p>
+            <w:pPr>
+              <w:spacing w:before="0" w:after="0" w:line="240" w:lineRule="auto"/>
+            </w:pPr>
             <w:r>
               <w:t>View Book Details</w:t>
             </w:r>
@@ -1882,11 +2737,19 @@
         </w:tc>
       </w:tr>
       <w:tr>
-        <w:tc>
-          <w:tcPr>
-            <w:tcW w:type="dxa" w:w="2304"/>
-          </w:tcPr>
-          <w:p>
+        <w:trPr>
+          <w:cantSplit/>
+        </w:trPr>
+        <w:tc>
+          <w:tcPr>
+            <w:tcW w:w="2304" w:type="dxa"/>
+            <w:shd w:val="clear" w:color="auto" w:fill="F2F2F2"/>
+            <w:vAlign w:val="top"/>
+          </w:tcPr>
+          <w:p>
+            <w:pPr>
+              <w:spacing w:before="0" w:after="0" w:line="240" w:lineRule="auto"/>
+            </w:pPr>
             <w:r>
               <w:rPr>
                 <w:b/>
@@ -1897,9 +2760,13 @@
         </w:tc>
         <w:tc>
           <w:tcPr>
-            <w:tcW w:type="dxa" w:w="7056"/>
-          </w:tcPr>
-          <w:p>
+            <w:tcW w:w="7776" w:type="dxa"/>
+            <w:vAlign w:val="top"/>
+          </w:tcPr>
+          <w:p>
+            <w:pPr>
+              <w:spacing w:before="0" w:after="0" w:line="240" w:lineRule="auto"/>
+            </w:pPr>
             <w:r>
               <w:t>Buyer</w:t>
             </w:r>
@@ -1907,11 +2774,19 @@
         </w:tc>
       </w:tr>
       <w:tr>
-        <w:tc>
-          <w:tcPr>
-            <w:tcW w:type="dxa" w:w="2304"/>
-          </w:tcPr>
-          <w:p>
+        <w:trPr>
+          <w:cantSplit/>
+        </w:trPr>
+        <w:tc>
+          <w:tcPr>
+            <w:tcW w:w="2304" w:type="dxa"/>
+            <w:shd w:val="clear" w:color="auto" w:fill="F2F2F2"/>
+            <w:vAlign w:val="top"/>
+          </w:tcPr>
+          <w:p>
+            <w:pPr>
+              <w:spacing w:before="0" w:after="0" w:line="240" w:lineRule="auto"/>
+            </w:pPr>
             <w:r>
               <w:rPr>
                 <w:b/>
@@ -1922,9 +2797,13 @@
         </w:tc>
         <w:tc>
           <w:tcPr>
-            <w:tcW w:type="dxa" w:w="7056"/>
-          </w:tcPr>
-          <w:p>
+            <w:tcW w:w="7776" w:type="dxa"/>
+            <w:vAlign w:val="top"/>
+          </w:tcPr>
+          <w:p>
+            <w:pPr>
+              <w:spacing w:before="0" w:after="0" w:line="240" w:lineRule="auto"/>
+            </w:pPr>
             <w:r>
               <w:t>Buyer selects a book from search results or a listing.</w:t>
             </w:r>
@@ -1932,11 +2811,19 @@
         </w:tc>
       </w:tr>
       <w:tr>
-        <w:tc>
-          <w:tcPr>
-            <w:tcW w:type="dxa" w:w="2304"/>
-          </w:tcPr>
-          <w:p>
+        <w:trPr>
+          <w:cantSplit/>
+        </w:trPr>
+        <w:tc>
+          <w:tcPr>
+            <w:tcW w:w="2304" w:type="dxa"/>
+            <w:shd w:val="clear" w:color="auto" w:fill="F2F2F2"/>
+            <w:vAlign w:val="top"/>
+          </w:tcPr>
+          <w:p>
+            <w:pPr>
+              <w:spacing w:before="0" w:after="0" w:line="240" w:lineRule="auto"/>
+            </w:pPr>
             <w:r>
               <w:rPr>
                 <w:b/>
@@ -1947,9 +2834,13 @@
         </w:tc>
         <w:tc>
           <w:tcPr>
-            <w:tcW w:type="dxa" w:w="7056"/>
-          </w:tcPr>
-          <w:p>
+            <w:tcW w:w="7776" w:type="dxa"/>
+            <w:vAlign w:val="top"/>
+          </w:tcPr>
+          <w:p>
+            <w:pPr>
+              <w:spacing w:before="0" w:after="0" w:line="240" w:lineRule="auto"/>
+            </w:pPr>
             <w:r>
               <w:t>The selected book exists and is visible (not removed/suspended).</w:t>
             </w:r>
@@ -1957,11 +2848,19 @@
         </w:tc>
       </w:tr>
       <w:tr>
-        <w:tc>
-          <w:tcPr>
-            <w:tcW w:type="dxa" w:w="2304"/>
-          </w:tcPr>
-          <w:p>
+        <w:trPr>
+          <w:cantSplit/>
+        </w:trPr>
+        <w:tc>
+          <w:tcPr>
+            <w:tcW w:w="2304" w:type="dxa"/>
+            <w:shd w:val="clear" w:color="auto" w:fill="F2F2F2"/>
+            <w:vAlign w:val="top"/>
+          </w:tcPr>
+          <w:p>
+            <w:pPr>
+              <w:spacing w:before="0" w:after="0" w:line="240" w:lineRule="auto"/>
+            </w:pPr>
             <w:r>
               <w:rPr>
                 <w:b/>
@@ -1972,9 +2871,13 @@
         </w:tc>
         <w:tc>
           <w:tcPr>
-            <w:tcW w:type="dxa" w:w="7056"/>
-          </w:tcPr>
-          <w:p>
+            <w:tcW w:w="7776" w:type="dxa"/>
+            <w:vAlign w:val="top"/>
+          </w:tcPr>
+          <w:p>
+            <w:pPr>
+              <w:spacing w:before="0" w:after="0" w:line="240" w:lineRule="auto"/>
+            </w:pPr>
             <w:r>
               <w:t>The full book detail page is displayed.</w:t>
             </w:r>
@@ -1982,11 +2885,19 @@
         </w:tc>
       </w:tr>
       <w:tr>
-        <w:tc>
-          <w:tcPr>
-            <w:tcW w:type="dxa" w:w="2304"/>
-          </w:tcPr>
-          <w:p>
+        <w:trPr>
+          <w:cantSplit/>
+        </w:trPr>
+        <w:tc>
+          <w:tcPr>
+            <w:tcW w:w="2304" w:type="dxa"/>
+            <w:shd w:val="clear" w:color="auto" w:fill="F2F2F2"/>
+            <w:vAlign w:val="top"/>
+          </w:tcPr>
+          <w:p>
+            <w:pPr>
+              <w:spacing w:before="0" w:after="0" w:line="240" w:lineRule="auto"/>
+            </w:pPr>
             <w:r>
               <w:rPr>
                 <w:b/>
@@ -1997,19 +2908,29 @@
         </w:tc>
         <w:tc>
           <w:tcPr>
-            <w:tcW w:type="dxa" w:w="7056"/>
-          </w:tcPr>
-          <w:p>
+            <w:tcW w:w="7776" w:type="dxa"/>
+            <w:vAlign w:val="top"/>
+          </w:tcPr>
+          <w:p>
+            <w:pPr>
+              <w:spacing w:before="0" w:after="0" w:line="240" w:lineRule="auto"/>
+            </w:pPr>
             <w:r>
               <w:t>1. Buyer selects a book.</w:t>
             </w:r>
           </w:p>
           <w:p>
+            <w:pPr>
+              <w:spacing w:before="0" w:after="0" w:line="240" w:lineRule="auto"/>
+            </w:pPr>
             <w:r>
               <w:t>2. System retrieves price, availability, seller, condition, and reviews.</w:t>
             </w:r>
           </w:p>
           <w:p>
+            <w:pPr>
+              <w:spacing w:before="0" w:after="0" w:line="240" w:lineRule="auto"/>
+            </w:pPr>
             <w:r>
               <w:t>3. System displays the book detail page with Add to Cart / Add to Wishlist actions.</w:t>
             </w:r>
@@ -2017,11 +2938,19 @@
         </w:tc>
       </w:tr>
       <w:tr>
-        <w:tc>
-          <w:tcPr>
-            <w:tcW w:type="dxa" w:w="2304"/>
-          </w:tcPr>
-          <w:p>
+        <w:trPr>
+          <w:cantSplit/>
+        </w:trPr>
+        <w:tc>
+          <w:tcPr>
+            <w:tcW w:w="2304" w:type="dxa"/>
+            <w:shd w:val="clear" w:color="auto" w:fill="F2F2F2"/>
+            <w:vAlign w:val="top"/>
+          </w:tcPr>
+          <w:p>
+            <w:pPr>
+              <w:spacing w:before="0" w:after="0" w:line="240" w:lineRule="auto"/>
+            </w:pPr>
             <w:r>
               <w:rPr>
                 <w:b/>
@@ -2032,9 +2961,13 @@
         </w:tc>
         <w:tc>
           <w:tcPr>
-            <w:tcW w:type="dxa" w:w="7056"/>
-          </w:tcPr>
-          <w:p>
+            <w:tcW w:w="7776" w:type="dxa"/>
+            <w:vAlign w:val="top"/>
+          </w:tcPr>
+          <w:p>
+            <w:pPr>
+              <w:spacing w:before="0" w:after="0" w:line="240" w:lineRule="auto"/>
+            </w:pPr>
             <w:r>
               <w:t>2a. Book out of stock: system shows "Currently unavailable" and disables Add to Cart.</w:t>
             </w:r>
@@ -2042,11 +2975,19 @@
         </w:tc>
       </w:tr>
       <w:tr>
-        <w:tc>
-          <w:tcPr>
-            <w:tcW w:type="dxa" w:w="2304"/>
-          </w:tcPr>
-          <w:p>
+        <w:trPr>
+          <w:cantSplit/>
+        </w:trPr>
+        <w:tc>
+          <w:tcPr>
+            <w:tcW w:w="2304" w:type="dxa"/>
+            <w:shd w:val="clear" w:color="auto" w:fill="F2F2F2"/>
+            <w:vAlign w:val="top"/>
+          </w:tcPr>
+          <w:p>
+            <w:pPr>
+              <w:spacing w:before="0" w:after="0" w:line="240" w:lineRule="auto"/>
+            </w:pPr>
             <w:r>
               <w:rPr>
                 <w:b/>
@@ -2057,9 +2998,13 @@
         </w:tc>
         <w:tc>
           <w:tcPr>
-            <w:tcW w:type="dxa" w:w="7056"/>
-          </w:tcPr>
-          <w:p>
+            <w:tcW w:w="7776" w:type="dxa"/>
+            <w:vAlign w:val="top"/>
+          </w:tcPr>
+          <w:p>
+            <w:pPr>
+              <w:spacing w:before="0" w:after="0" w:line="240" w:lineRule="auto"/>
+            </w:pPr>
             <w:r>
               <w:t>E1. Book was removed by Admin/Seller: system shows a "Listing no longer available" page.</w:t>
             </w:r>
@@ -2079,19 +3024,42 @@
     <w:tbl>
       <w:tblPr>
         <w:tblStyle w:val="TableGrid"/>
-        <w:tblW w:type="auto" w:w="0"/>
+        <w:tblW w:w="10080" w:type="dxa"/>
+        <w:tblBorders>
+          <w:top w:val="single" w:sz="6" w:space="0" w:color="000000"/>
+          <w:left w:val="single" w:sz="6" w:space="0" w:color="000000"/>
+          <w:bottom w:val="single" w:sz="6" w:space="0" w:color="000000"/>
+          <w:right w:val="single" w:sz="6" w:space="0" w:color="000000"/>
+          <w:insideH w:val="single" w:sz="6" w:space="0" w:color="000000"/>
+          <w:insideV w:val="single" w:sz="6" w:space="0" w:color="000000"/>
+        </w:tblBorders>
+        <w:tblLayout w:type="fixed"/>
+        <w:tblCellMar>
+          <w:top w:w="60" w:type="dxa"/>
+          <w:left w:w="100" w:type="dxa"/>
+          <w:bottom w:w="60" w:type="dxa"/>
+          <w:right w:w="100" w:type="dxa"/>
+        </w:tblCellMar>
         <w:tblLook w:firstColumn="1" w:firstRow="1" w:lastColumn="0" w:lastRow="0" w:noHBand="0" w:noVBand="1" w:val="04A0"/>
       </w:tblPr>
       <w:tblGrid>
         <w:gridCol w:w="2304"/>
-        <w:gridCol w:w="7056"/>
+        <w:gridCol w:w="7776"/>
       </w:tblGrid>
       <w:tr>
-        <w:tc>
-          <w:tcPr>
-            <w:tcW w:type="dxa" w:w="2304"/>
-          </w:tcPr>
-          <w:p>
+        <w:trPr>
+          <w:cantSplit/>
+        </w:trPr>
+        <w:tc>
+          <w:tcPr>
+            <w:tcW w:w="2304" w:type="dxa"/>
+            <w:shd w:val="clear" w:color="auto" w:fill="F2F2F2"/>
+            <w:vAlign w:val="top"/>
+          </w:tcPr>
+          <w:p>
+            <w:pPr>
+              <w:spacing w:before="0" w:after="0" w:line="240" w:lineRule="auto"/>
+            </w:pPr>
             <w:r>
               <w:rPr>
                 <w:b/>
@@ -2102,9 +3070,13 @@
         </w:tc>
         <w:tc>
           <w:tcPr>
-            <w:tcW w:type="dxa" w:w="7056"/>
-          </w:tcPr>
-          <w:p>
+            <w:tcW w:w="7776" w:type="dxa"/>
+            <w:vAlign w:val="top"/>
+          </w:tcPr>
+          <w:p>
+            <w:pPr>
+              <w:spacing w:before="0" w:after="0" w:line="240" w:lineRule="auto"/>
+            </w:pPr>
             <w:r>
               <w:t>UC5</w:t>
             </w:r>
@@ -2112,11 +3084,19 @@
         </w:tc>
       </w:tr>
       <w:tr>
-        <w:tc>
-          <w:tcPr>
-            <w:tcW w:type="dxa" w:w="2304"/>
-          </w:tcPr>
-          <w:p>
+        <w:trPr>
+          <w:cantSplit/>
+        </w:trPr>
+        <w:tc>
+          <w:tcPr>
+            <w:tcW w:w="2304" w:type="dxa"/>
+            <w:shd w:val="clear" w:color="auto" w:fill="F2F2F2"/>
+            <w:vAlign w:val="top"/>
+          </w:tcPr>
+          <w:p>
+            <w:pPr>
+              <w:spacing w:before="0" w:after="0" w:line="240" w:lineRule="auto"/>
+            </w:pPr>
             <w:r>
               <w:rPr>
                 <w:b/>
@@ -2127,9 +3107,13 @@
         </w:tc>
         <w:tc>
           <w:tcPr>
-            <w:tcW w:type="dxa" w:w="7056"/>
-          </w:tcPr>
-          <w:p>
+            <w:tcW w:w="7776" w:type="dxa"/>
+            <w:vAlign w:val="top"/>
+          </w:tcPr>
+          <w:p>
+            <w:pPr>
+              <w:spacing w:before="0" w:after="0" w:line="240" w:lineRule="auto"/>
+            </w:pPr>
             <w:r>
               <w:t>Manage Shopping Cart</w:t>
             </w:r>
@@ -2137,11 +3121,19 @@
         </w:tc>
       </w:tr>
       <w:tr>
-        <w:tc>
-          <w:tcPr>
-            <w:tcW w:type="dxa" w:w="2304"/>
-          </w:tcPr>
-          <w:p>
+        <w:trPr>
+          <w:cantSplit/>
+        </w:trPr>
+        <w:tc>
+          <w:tcPr>
+            <w:tcW w:w="2304" w:type="dxa"/>
+            <w:shd w:val="clear" w:color="auto" w:fill="F2F2F2"/>
+            <w:vAlign w:val="top"/>
+          </w:tcPr>
+          <w:p>
+            <w:pPr>
+              <w:spacing w:before="0" w:after="0" w:line="240" w:lineRule="auto"/>
+            </w:pPr>
             <w:r>
               <w:rPr>
                 <w:b/>
@@ -2152,9 +3144,13 @@
         </w:tc>
         <w:tc>
           <w:tcPr>
-            <w:tcW w:type="dxa" w:w="7056"/>
-          </w:tcPr>
-          <w:p>
+            <w:tcW w:w="7776" w:type="dxa"/>
+            <w:vAlign w:val="top"/>
+          </w:tcPr>
+          <w:p>
+            <w:pPr>
+              <w:spacing w:before="0" w:after="0" w:line="240" w:lineRule="auto"/>
+            </w:pPr>
             <w:r>
               <w:t>Buyer</w:t>
             </w:r>
@@ -2162,11 +3158,19 @@
         </w:tc>
       </w:tr>
       <w:tr>
-        <w:tc>
-          <w:tcPr>
-            <w:tcW w:type="dxa" w:w="2304"/>
-          </w:tcPr>
-          <w:p>
+        <w:trPr>
+          <w:cantSplit/>
+        </w:trPr>
+        <w:tc>
+          <w:tcPr>
+            <w:tcW w:w="2304" w:type="dxa"/>
+            <w:shd w:val="clear" w:color="auto" w:fill="F2F2F2"/>
+            <w:vAlign w:val="top"/>
+          </w:tcPr>
+          <w:p>
+            <w:pPr>
+              <w:spacing w:before="0" w:after="0" w:line="240" w:lineRule="auto"/>
+            </w:pPr>
             <w:r>
               <w:rPr>
                 <w:b/>
@@ -2177,9 +3181,13 @@
         </w:tc>
         <w:tc>
           <w:tcPr>
-            <w:tcW w:type="dxa" w:w="7056"/>
-          </w:tcPr>
-          <w:p>
+            <w:tcW w:w="7776" w:type="dxa"/>
+            <w:vAlign w:val="top"/>
+          </w:tcPr>
+          <w:p>
+            <w:pPr>
+              <w:spacing w:before="0" w:after="0" w:line="240" w:lineRule="auto"/>
+            </w:pPr>
             <w:r>
               <w:t>Buyer adds, updates, or removes a cart item.</w:t>
             </w:r>
@@ -2187,11 +3195,19 @@
         </w:tc>
       </w:tr>
       <w:tr>
-        <w:tc>
-          <w:tcPr>
-            <w:tcW w:type="dxa" w:w="2304"/>
-          </w:tcPr>
-          <w:p>
+        <w:trPr>
+          <w:cantSplit/>
+        </w:trPr>
+        <w:tc>
+          <w:tcPr>
+            <w:tcW w:w="2304" w:type="dxa"/>
+            <w:shd w:val="clear" w:color="auto" w:fill="F2F2F2"/>
+            <w:vAlign w:val="top"/>
+          </w:tcPr>
+          <w:p>
+            <w:pPr>
+              <w:spacing w:before="0" w:after="0" w:line="240" w:lineRule="auto"/>
+            </w:pPr>
             <w:r>
               <w:rPr>
                 <w:b/>
@@ -2202,9 +3218,13 @@
         </w:tc>
         <w:tc>
           <w:tcPr>
-            <w:tcW w:type="dxa" w:w="7056"/>
-          </w:tcPr>
-          <w:p>
+            <w:tcW w:w="7776" w:type="dxa"/>
+            <w:vAlign w:val="top"/>
+          </w:tcPr>
+          <w:p>
+            <w:pPr>
+              <w:spacing w:before="0" w:after="0" w:line="240" w:lineRule="auto"/>
+            </w:pPr>
             <w:r>
               <w:t>Buyer is identified (guest or logged in).</w:t>
             </w:r>
@@ -2212,11 +3232,19 @@
         </w:tc>
       </w:tr>
       <w:tr>
-        <w:tc>
-          <w:tcPr>
-            <w:tcW w:type="dxa" w:w="2304"/>
-          </w:tcPr>
-          <w:p>
+        <w:trPr>
+          <w:cantSplit/>
+        </w:trPr>
+        <w:tc>
+          <w:tcPr>
+            <w:tcW w:w="2304" w:type="dxa"/>
+            <w:shd w:val="clear" w:color="auto" w:fill="F2F2F2"/>
+            <w:vAlign w:val="top"/>
+          </w:tcPr>
+          <w:p>
+            <w:pPr>
+              <w:spacing w:before="0" w:after="0" w:line="240" w:lineRule="auto"/>
+            </w:pPr>
             <w:r>
               <w:rPr>
                 <w:b/>
@@ -2227,9 +3255,13 @@
         </w:tc>
         <w:tc>
           <w:tcPr>
-            <w:tcW w:type="dxa" w:w="7056"/>
-          </w:tcPr>
-          <w:p>
+            <w:tcW w:w="7776" w:type="dxa"/>
+            <w:vAlign w:val="top"/>
+          </w:tcPr>
+          <w:p>
+            <w:pPr>
+              <w:spacing w:before="0" w:after="0" w:line="240" w:lineRule="auto"/>
+            </w:pPr>
             <w:r>
               <w:t>The cart contents and totals reflect the change.</w:t>
             </w:r>
@@ -2237,11 +3269,19 @@
         </w:tc>
       </w:tr>
       <w:tr>
-        <w:tc>
-          <w:tcPr>
-            <w:tcW w:type="dxa" w:w="2304"/>
-          </w:tcPr>
-          <w:p>
+        <w:trPr>
+          <w:cantSplit/>
+        </w:trPr>
+        <w:tc>
+          <w:tcPr>
+            <w:tcW w:w="2304" w:type="dxa"/>
+            <w:shd w:val="clear" w:color="auto" w:fill="F2F2F2"/>
+            <w:vAlign w:val="top"/>
+          </w:tcPr>
+          <w:p>
+            <w:pPr>
+              <w:spacing w:before="0" w:after="0" w:line="240" w:lineRule="auto"/>
+            </w:pPr>
             <w:r>
               <w:rPr>
                 <w:b/>
@@ -2252,24 +3292,37 @@
         </w:tc>
         <w:tc>
           <w:tcPr>
-            <w:tcW w:type="dxa" w:w="7056"/>
-          </w:tcPr>
-          <w:p>
+            <w:tcW w:w="7776" w:type="dxa"/>
+            <w:vAlign w:val="top"/>
+          </w:tcPr>
+          <w:p>
+            <w:pPr>
+              <w:spacing w:before="0" w:after="0" w:line="240" w:lineRule="auto"/>
+            </w:pPr>
             <w:r>
               <w:t>1. Buyer selects Add to Cart on a book, or opens the cart.</w:t>
             </w:r>
           </w:p>
           <w:p>
+            <w:pPr>
+              <w:spacing w:before="0" w:after="0" w:line="240" w:lineRule="auto"/>
+            </w:pPr>
             <w:r>
               <w:t>2. System adds the item / updates the quantity / removes the item.</w:t>
             </w:r>
           </w:p>
           <w:p>
+            <w:pPr>
+              <w:spacing w:before="0" w:after="0" w:line="240" w:lineRule="auto"/>
+            </w:pPr>
             <w:r>
               <w:t>3. System recalculates the subtotal and item count.</w:t>
             </w:r>
           </w:p>
           <w:p>
+            <w:pPr>
+              <w:spacing w:before="0" w:after="0" w:line="240" w:lineRule="auto"/>
+            </w:pPr>
             <w:r>
               <w:t>4. System displays the updated cart.</w:t>
             </w:r>
@@ -2277,11 +3330,19 @@
         </w:tc>
       </w:tr>
       <w:tr>
-        <w:tc>
-          <w:tcPr>
-            <w:tcW w:type="dxa" w:w="2304"/>
-          </w:tcPr>
-          <w:p>
+        <w:trPr>
+          <w:cantSplit/>
+        </w:trPr>
+        <w:tc>
+          <w:tcPr>
+            <w:tcW w:w="2304" w:type="dxa"/>
+            <w:shd w:val="clear" w:color="auto" w:fill="F2F2F2"/>
+            <w:vAlign w:val="top"/>
+          </w:tcPr>
+          <w:p>
+            <w:pPr>
+              <w:spacing w:before="0" w:after="0" w:line="240" w:lineRule="auto"/>
+            </w:pPr>
             <w:r>
               <w:rPr>
                 <w:b/>
@@ -2292,9 +3353,13 @@
         </w:tc>
         <w:tc>
           <w:tcPr>
-            <w:tcW w:type="dxa" w:w="7056"/>
-          </w:tcPr>
-          <w:p>
+            <w:tcW w:w="7776" w:type="dxa"/>
+            <w:vAlign w:val="top"/>
+          </w:tcPr>
+          <w:p>
+            <w:pPr>
+              <w:spacing w:before="0" w:after="0" w:line="240" w:lineRule="auto"/>
+            </w:pPr>
             <w:r>
               <w:t>2a. Requested quantity exceeds available stock: system caps to the available quantity and notifies the buyer.</w:t>
             </w:r>
@@ -2302,11 +3367,19 @@
         </w:tc>
       </w:tr>
       <w:tr>
-        <w:tc>
-          <w:tcPr>
-            <w:tcW w:type="dxa" w:w="2304"/>
-          </w:tcPr>
-          <w:p>
+        <w:trPr>
+          <w:cantSplit/>
+        </w:trPr>
+        <w:tc>
+          <w:tcPr>
+            <w:tcW w:w="2304" w:type="dxa"/>
+            <w:shd w:val="clear" w:color="auto" w:fill="F2F2F2"/>
+            <w:vAlign w:val="top"/>
+          </w:tcPr>
+          <w:p>
+            <w:pPr>
+              <w:spacing w:before="0" w:after="0" w:line="240" w:lineRule="auto"/>
+            </w:pPr>
             <w:r>
               <w:rPr>
                 <w:b/>
@@ -2317,9 +3390,13 @@
         </w:tc>
         <w:tc>
           <w:tcPr>
-            <w:tcW w:type="dxa" w:w="7056"/>
-          </w:tcPr>
-          <w:p>
+            <w:tcW w:w="7776" w:type="dxa"/>
+            <w:vAlign w:val="top"/>
+          </w:tcPr>
+          <w:p>
+            <w:pPr>
+              <w:spacing w:before="0" w:after="0" w:line="240" w:lineRule="auto"/>
+            </w:pPr>
             <w:r>
               <w:t>E1. Item became unavailable while in the cart: system flags it and excludes it from checkout.</w:t>
             </w:r>
@@ -2339,19 +3416,42 @@
     <w:tbl>
       <w:tblPr>
         <w:tblStyle w:val="TableGrid"/>
-        <w:tblW w:type="auto" w:w="0"/>
+        <w:tblW w:w="10080" w:type="dxa"/>
+        <w:tblBorders>
+          <w:top w:val="single" w:sz="6" w:space="0" w:color="000000"/>
+          <w:left w:val="single" w:sz="6" w:space="0" w:color="000000"/>
+          <w:bottom w:val="single" w:sz="6" w:space="0" w:color="000000"/>
+          <w:right w:val="single" w:sz="6" w:space="0" w:color="000000"/>
+          <w:insideH w:val="single" w:sz="6" w:space="0" w:color="000000"/>
+          <w:insideV w:val="single" w:sz="6" w:space="0" w:color="000000"/>
+        </w:tblBorders>
+        <w:tblLayout w:type="fixed"/>
+        <w:tblCellMar>
+          <w:top w:w="60" w:type="dxa"/>
+          <w:left w:w="100" w:type="dxa"/>
+          <w:bottom w:w="60" w:type="dxa"/>
+          <w:right w:w="100" w:type="dxa"/>
+        </w:tblCellMar>
         <w:tblLook w:firstColumn="1" w:firstRow="1" w:lastColumn="0" w:lastRow="0" w:noHBand="0" w:noVBand="1" w:val="04A0"/>
       </w:tblPr>
       <w:tblGrid>
         <w:gridCol w:w="2304"/>
-        <w:gridCol w:w="7056"/>
+        <w:gridCol w:w="7776"/>
       </w:tblGrid>
       <w:tr>
-        <w:tc>
-          <w:tcPr>
-            <w:tcW w:type="dxa" w:w="2304"/>
-          </w:tcPr>
-          <w:p>
+        <w:trPr>
+          <w:cantSplit/>
+        </w:trPr>
+        <w:tc>
+          <w:tcPr>
+            <w:tcW w:w="2304" w:type="dxa"/>
+            <w:shd w:val="clear" w:color="auto" w:fill="F2F2F2"/>
+            <w:vAlign w:val="top"/>
+          </w:tcPr>
+          <w:p>
+            <w:pPr>
+              <w:spacing w:before="0" w:after="0" w:line="240" w:lineRule="auto"/>
+            </w:pPr>
             <w:r>
               <w:rPr>
                 <w:b/>
@@ -2362,9 +3462,13 @@
         </w:tc>
         <w:tc>
           <w:tcPr>
-            <w:tcW w:type="dxa" w:w="7056"/>
-          </w:tcPr>
-          <w:p>
+            <w:tcW w:w="7776" w:type="dxa"/>
+            <w:vAlign w:val="top"/>
+          </w:tcPr>
+          <w:p>
+            <w:pPr>
+              <w:spacing w:before="0" w:after="0" w:line="240" w:lineRule="auto"/>
+            </w:pPr>
             <w:r>
               <w:t>UC6</w:t>
             </w:r>
@@ -2372,11 +3476,19 @@
         </w:tc>
       </w:tr>
       <w:tr>
-        <w:tc>
-          <w:tcPr>
-            <w:tcW w:type="dxa" w:w="2304"/>
-          </w:tcPr>
-          <w:p>
+        <w:trPr>
+          <w:cantSplit/>
+        </w:trPr>
+        <w:tc>
+          <w:tcPr>
+            <w:tcW w:w="2304" w:type="dxa"/>
+            <w:shd w:val="clear" w:color="auto" w:fill="F2F2F2"/>
+            <w:vAlign w:val="top"/>
+          </w:tcPr>
+          <w:p>
+            <w:pPr>
+              <w:spacing w:before="0" w:after="0" w:line="240" w:lineRule="auto"/>
+            </w:pPr>
             <w:r>
               <w:rPr>
                 <w:b/>
@@ -2387,9 +3499,13 @@
         </w:tc>
         <w:tc>
           <w:tcPr>
-            <w:tcW w:type="dxa" w:w="7056"/>
-          </w:tcPr>
-          <w:p>
+            <w:tcW w:w="7776" w:type="dxa"/>
+            <w:vAlign w:val="top"/>
+          </w:tcPr>
+          <w:p>
+            <w:pPr>
+              <w:spacing w:before="0" w:after="0" w:line="240" w:lineRule="auto"/>
+            </w:pPr>
             <w:r>
               <w:t>Manage Wishlist</w:t>
             </w:r>
@@ -2397,11 +3513,19 @@
         </w:tc>
       </w:tr>
       <w:tr>
-        <w:tc>
-          <w:tcPr>
-            <w:tcW w:type="dxa" w:w="2304"/>
-          </w:tcPr>
-          <w:p>
+        <w:trPr>
+          <w:cantSplit/>
+        </w:trPr>
+        <w:tc>
+          <w:tcPr>
+            <w:tcW w:w="2304" w:type="dxa"/>
+            <w:shd w:val="clear" w:color="auto" w:fill="F2F2F2"/>
+            <w:vAlign w:val="top"/>
+          </w:tcPr>
+          <w:p>
+            <w:pPr>
+              <w:spacing w:before="0" w:after="0" w:line="240" w:lineRule="auto"/>
+            </w:pPr>
             <w:r>
               <w:rPr>
                 <w:b/>
@@ -2412,9 +3536,13 @@
         </w:tc>
         <w:tc>
           <w:tcPr>
-            <w:tcW w:type="dxa" w:w="7056"/>
-          </w:tcPr>
-          <w:p>
+            <w:tcW w:w="7776" w:type="dxa"/>
+            <w:vAlign w:val="top"/>
+          </w:tcPr>
+          <w:p>
+            <w:pPr>
+              <w:spacing w:before="0" w:after="0" w:line="240" w:lineRule="auto"/>
+            </w:pPr>
             <w:r>
               <w:t>Buyer</w:t>
             </w:r>
@@ -2422,11 +3550,19 @@
         </w:tc>
       </w:tr>
       <w:tr>
-        <w:tc>
-          <w:tcPr>
-            <w:tcW w:type="dxa" w:w="2304"/>
-          </w:tcPr>
-          <w:p>
+        <w:trPr>
+          <w:cantSplit/>
+        </w:trPr>
+        <w:tc>
+          <w:tcPr>
+            <w:tcW w:w="2304" w:type="dxa"/>
+            <w:shd w:val="clear" w:color="auto" w:fill="F2F2F2"/>
+            <w:vAlign w:val="top"/>
+          </w:tcPr>
+          <w:p>
+            <w:pPr>
+              <w:spacing w:before="0" w:after="0" w:line="240" w:lineRule="auto"/>
+            </w:pPr>
             <w:r>
               <w:rPr>
                 <w:b/>
@@ -2437,9 +3573,13 @@
         </w:tc>
         <w:tc>
           <w:tcPr>
-            <w:tcW w:type="dxa" w:w="7056"/>
-          </w:tcPr>
-          <w:p>
+            <w:tcW w:w="7776" w:type="dxa"/>
+            <w:vAlign w:val="top"/>
+          </w:tcPr>
+          <w:p>
+            <w:pPr>
+              <w:spacing w:before="0" w:after="0" w:line="240" w:lineRule="auto"/>
+            </w:pPr>
             <w:r>
               <w:t>Buyer adds or removes a book from the wishlist.</w:t>
             </w:r>
@@ -2447,11 +3587,19 @@
         </w:tc>
       </w:tr>
       <w:tr>
-        <w:tc>
-          <w:tcPr>
-            <w:tcW w:type="dxa" w:w="2304"/>
-          </w:tcPr>
-          <w:p>
+        <w:trPr>
+          <w:cantSplit/>
+        </w:trPr>
+        <w:tc>
+          <w:tcPr>
+            <w:tcW w:w="2304" w:type="dxa"/>
+            <w:shd w:val="clear" w:color="auto" w:fill="F2F2F2"/>
+            <w:vAlign w:val="top"/>
+          </w:tcPr>
+          <w:p>
+            <w:pPr>
+              <w:spacing w:before="0" w:after="0" w:line="240" w:lineRule="auto"/>
+            </w:pPr>
             <w:r>
               <w:rPr>
                 <w:b/>
@@ -2462,9 +3610,13 @@
         </w:tc>
         <w:tc>
           <w:tcPr>
-            <w:tcW w:type="dxa" w:w="7056"/>
-          </w:tcPr>
-          <w:p>
+            <w:tcW w:w="7776" w:type="dxa"/>
+            <w:vAlign w:val="top"/>
+          </w:tcPr>
+          <w:p>
+            <w:pPr>
+              <w:spacing w:before="0" w:after="0" w:line="240" w:lineRule="auto"/>
+            </w:pPr>
             <w:r>
               <w:t>Buyer is logged in.</w:t>
             </w:r>
@@ -2472,11 +3624,19 @@
         </w:tc>
       </w:tr>
       <w:tr>
-        <w:tc>
-          <w:tcPr>
-            <w:tcW w:type="dxa" w:w="2304"/>
-          </w:tcPr>
-          <w:p>
+        <w:trPr>
+          <w:cantSplit/>
+        </w:trPr>
+        <w:tc>
+          <w:tcPr>
+            <w:tcW w:w="2304" w:type="dxa"/>
+            <w:shd w:val="clear" w:color="auto" w:fill="F2F2F2"/>
+            <w:vAlign w:val="top"/>
+          </w:tcPr>
+          <w:p>
+            <w:pPr>
+              <w:spacing w:before="0" w:after="0" w:line="240" w:lineRule="auto"/>
+            </w:pPr>
             <w:r>
               <w:rPr>
                 <w:b/>
@@ -2487,9 +3647,13 @@
         </w:tc>
         <w:tc>
           <w:tcPr>
-            <w:tcW w:type="dxa" w:w="7056"/>
-          </w:tcPr>
-          <w:p>
+            <w:tcW w:w="7776" w:type="dxa"/>
+            <w:vAlign w:val="top"/>
+          </w:tcPr>
+          <w:p>
+            <w:pPr>
+              <w:spacing w:before="0" w:after="0" w:line="240" w:lineRule="auto"/>
+            </w:pPr>
             <w:r>
               <w:t>The wishlist is updated and persisted to the buyer's account.</w:t>
             </w:r>
@@ -2497,11 +3661,19 @@
         </w:tc>
       </w:tr>
       <w:tr>
-        <w:tc>
-          <w:tcPr>
-            <w:tcW w:type="dxa" w:w="2304"/>
-          </w:tcPr>
-          <w:p>
+        <w:trPr>
+          <w:cantSplit/>
+        </w:trPr>
+        <w:tc>
+          <w:tcPr>
+            <w:tcW w:w="2304" w:type="dxa"/>
+            <w:shd w:val="clear" w:color="auto" w:fill="F2F2F2"/>
+            <w:vAlign w:val="top"/>
+          </w:tcPr>
+          <w:p>
+            <w:pPr>
+              <w:spacing w:before="0" w:after="0" w:line="240" w:lineRule="auto"/>
+            </w:pPr>
             <w:r>
               <w:rPr>
                 <w:b/>
@@ -2512,19 +3684,29 @@
         </w:tc>
         <w:tc>
           <w:tcPr>
-            <w:tcW w:type="dxa" w:w="7056"/>
-          </w:tcPr>
-          <w:p>
+            <w:tcW w:w="7776" w:type="dxa"/>
+            <w:vAlign w:val="top"/>
+          </w:tcPr>
+          <w:p>
+            <w:pPr>
+              <w:spacing w:before="0" w:after="0" w:line="240" w:lineRule="auto"/>
+            </w:pPr>
             <w:r>
               <w:t>1. Buyer selects Add to Wishlist on a book, or opens the wishlist.</w:t>
             </w:r>
           </w:p>
           <w:p>
+            <w:pPr>
+              <w:spacing w:before="0" w:after="0" w:line="240" w:lineRule="auto"/>
+            </w:pPr>
             <w:r>
               <w:t>2. System adds or removes the book.</w:t>
             </w:r>
           </w:p>
           <w:p>
+            <w:pPr>
+              <w:spacing w:before="0" w:after="0" w:line="240" w:lineRule="auto"/>
+            </w:pPr>
             <w:r>
               <w:t>3. System persists and displays the updated wishlist.</w:t>
             </w:r>
@@ -2532,11 +3714,19 @@
         </w:tc>
       </w:tr>
       <w:tr>
-        <w:tc>
-          <w:tcPr>
-            <w:tcW w:type="dxa" w:w="2304"/>
-          </w:tcPr>
-          <w:p>
+        <w:trPr>
+          <w:cantSplit/>
+        </w:trPr>
+        <w:tc>
+          <w:tcPr>
+            <w:tcW w:w="2304" w:type="dxa"/>
+            <w:shd w:val="clear" w:color="auto" w:fill="F2F2F2"/>
+            <w:vAlign w:val="top"/>
+          </w:tcPr>
+          <w:p>
+            <w:pPr>
+              <w:spacing w:before="0" w:after="0" w:line="240" w:lineRule="auto"/>
+            </w:pPr>
             <w:r>
               <w:rPr>
                 <w:b/>
@@ -2547,9 +3737,13 @@
         </w:tc>
         <w:tc>
           <w:tcPr>
-            <w:tcW w:type="dxa" w:w="7056"/>
-          </w:tcPr>
-          <w:p>
+            <w:tcW w:w="7776" w:type="dxa"/>
+            <w:vAlign w:val="top"/>
+          </w:tcPr>
+          <w:p>
+            <w:pPr>
+              <w:spacing w:before="0" w:after="0" w:line="240" w:lineRule="auto"/>
+            </w:pPr>
             <w:r>
               <w:t>1a. Buyer is not logged in: system routes to UC1 and resumes after login.</w:t>
             </w:r>
@@ -2557,11 +3751,19 @@
         </w:tc>
       </w:tr>
       <w:tr>
-        <w:tc>
-          <w:tcPr>
-            <w:tcW w:type="dxa" w:w="2304"/>
-          </w:tcPr>
-          <w:p>
+        <w:trPr>
+          <w:cantSplit/>
+        </w:trPr>
+        <w:tc>
+          <w:tcPr>
+            <w:tcW w:w="2304" w:type="dxa"/>
+            <w:shd w:val="clear" w:color="auto" w:fill="F2F2F2"/>
+            <w:vAlign w:val="top"/>
+          </w:tcPr>
+          <w:p>
+            <w:pPr>
+              <w:spacing w:before="0" w:after="0" w:line="240" w:lineRule="auto"/>
+            </w:pPr>
             <w:r>
               <w:rPr>
                 <w:b/>
@@ -2572,9 +3774,13 @@
         </w:tc>
         <w:tc>
           <w:tcPr>
-            <w:tcW w:type="dxa" w:w="7056"/>
-          </w:tcPr>
-          <w:p>
+            <w:tcW w:w="7776" w:type="dxa"/>
+            <w:vAlign w:val="top"/>
+          </w:tcPr>
+          <w:p>
+            <w:pPr>
+              <w:spacing w:before="0" w:after="0" w:line="240" w:lineRule="auto"/>
+            </w:pPr>
             <w:r>
               <w:t>E1. Book already on the wishlist: system ignores the duplicate.</w:t>
             </w:r>
@@ -2594,19 +3800,42 @@
     <w:tbl>
       <w:tblPr>
         <w:tblStyle w:val="TableGrid"/>
-        <w:tblW w:type="auto" w:w="0"/>
+        <w:tblW w:w="10080" w:type="dxa"/>
+        <w:tblBorders>
+          <w:top w:val="single" w:sz="6" w:space="0" w:color="000000"/>
+          <w:left w:val="single" w:sz="6" w:space="0" w:color="000000"/>
+          <w:bottom w:val="single" w:sz="6" w:space="0" w:color="000000"/>
+          <w:right w:val="single" w:sz="6" w:space="0" w:color="000000"/>
+          <w:insideH w:val="single" w:sz="6" w:space="0" w:color="000000"/>
+          <w:insideV w:val="single" w:sz="6" w:space="0" w:color="000000"/>
+        </w:tblBorders>
+        <w:tblLayout w:type="fixed"/>
+        <w:tblCellMar>
+          <w:top w:w="60" w:type="dxa"/>
+          <w:left w:w="100" w:type="dxa"/>
+          <w:bottom w:w="60" w:type="dxa"/>
+          <w:right w:w="100" w:type="dxa"/>
+        </w:tblCellMar>
         <w:tblLook w:firstColumn="1" w:firstRow="1" w:lastColumn="0" w:lastRow="0" w:noHBand="0" w:noVBand="1" w:val="04A0"/>
       </w:tblPr>
       <w:tblGrid>
         <w:gridCol w:w="2304"/>
-        <w:gridCol w:w="7056"/>
+        <w:gridCol w:w="7776"/>
       </w:tblGrid>
       <w:tr>
-        <w:tc>
-          <w:tcPr>
-            <w:tcW w:type="dxa" w:w="2304"/>
-          </w:tcPr>
-          <w:p>
+        <w:trPr>
+          <w:cantSplit/>
+        </w:trPr>
+        <w:tc>
+          <w:tcPr>
+            <w:tcW w:w="2304" w:type="dxa"/>
+            <w:shd w:val="clear" w:color="auto" w:fill="F2F2F2"/>
+            <w:vAlign w:val="top"/>
+          </w:tcPr>
+          <w:p>
+            <w:pPr>
+              <w:spacing w:before="0" w:after="0" w:line="240" w:lineRule="auto"/>
+            </w:pPr>
             <w:r>
               <w:rPr>
                 <w:b/>
@@ -2617,9 +3846,13 @@
         </w:tc>
         <w:tc>
           <w:tcPr>
-            <w:tcW w:type="dxa" w:w="7056"/>
-          </w:tcPr>
-          <w:p>
+            <w:tcW w:w="7776" w:type="dxa"/>
+            <w:vAlign w:val="top"/>
+          </w:tcPr>
+          <w:p>
+            <w:pPr>
+              <w:spacing w:before="0" w:after="0" w:line="240" w:lineRule="auto"/>
+            </w:pPr>
             <w:r>
               <w:t>UC7</w:t>
             </w:r>
@@ -2627,11 +3860,19 @@
         </w:tc>
       </w:tr>
       <w:tr>
-        <w:tc>
-          <w:tcPr>
-            <w:tcW w:type="dxa" w:w="2304"/>
-          </w:tcPr>
-          <w:p>
+        <w:trPr>
+          <w:cantSplit/>
+        </w:trPr>
+        <w:tc>
+          <w:tcPr>
+            <w:tcW w:w="2304" w:type="dxa"/>
+            <w:shd w:val="clear" w:color="auto" w:fill="F2F2F2"/>
+            <w:vAlign w:val="top"/>
+          </w:tcPr>
+          <w:p>
+            <w:pPr>
+              <w:spacing w:before="0" w:after="0" w:line="240" w:lineRule="auto"/>
+            </w:pPr>
             <w:r>
               <w:rPr>
                 <w:b/>
@@ -2642,9 +3883,13 @@
         </w:tc>
         <w:tc>
           <w:tcPr>
-            <w:tcW w:type="dxa" w:w="7056"/>
-          </w:tcPr>
-          <w:p>
+            <w:tcW w:w="7776" w:type="dxa"/>
+            <w:vAlign w:val="top"/>
+          </w:tcPr>
+          <w:p>
+            <w:pPr>
+              <w:spacing w:before="0" w:after="0" w:line="240" w:lineRule="auto"/>
+            </w:pPr>
             <w:r>
               <w:t>Apply Discount Code</w:t>
             </w:r>
@@ -2652,11 +3897,19 @@
         </w:tc>
       </w:tr>
       <w:tr>
-        <w:tc>
-          <w:tcPr>
-            <w:tcW w:type="dxa" w:w="2304"/>
-          </w:tcPr>
-          <w:p>
+        <w:trPr>
+          <w:cantSplit/>
+        </w:trPr>
+        <w:tc>
+          <w:tcPr>
+            <w:tcW w:w="2304" w:type="dxa"/>
+            <w:shd w:val="clear" w:color="auto" w:fill="F2F2F2"/>
+            <w:vAlign w:val="top"/>
+          </w:tcPr>
+          <w:p>
+            <w:pPr>
+              <w:spacing w:before="0" w:after="0" w:line="240" w:lineRule="auto"/>
+            </w:pPr>
             <w:r>
               <w:rPr>
                 <w:b/>
@@ -2667,9 +3920,13 @@
         </w:tc>
         <w:tc>
           <w:tcPr>
-            <w:tcW w:type="dxa" w:w="7056"/>
-          </w:tcPr>
-          <w:p>
+            <w:tcW w:w="7776" w:type="dxa"/>
+            <w:vAlign w:val="top"/>
+          </w:tcPr>
+          <w:p>
+            <w:pPr>
+              <w:spacing w:before="0" w:after="0" w:line="240" w:lineRule="auto"/>
+            </w:pPr>
             <w:r>
               <w:t>Buyer</w:t>
             </w:r>
@@ -2677,11 +3934,19 @@
         </w:tc>
       </w:tr>
       <w:tr>
-        <w:tc>
-          <w:tcPr>
-            <w:tcW w:type="dxa" w:w="2304"/>
-          </w:tcPr>
-          <w:p>
+        <w:trPr>
+          <w:cantSplit/>
+        </w:trPr>
+        <w:tc>
+          <w:tcPr>
+            <w:tcW w:w="2304" w:type="dxa"/>
+            <w:shd w:val="clear" w:color="auto" w:fill="F2F2F2"/>
+            <w:vAlign w:val="top"/>
+          </w:tcPr>
+          <w:p>
+            <w:pPr>
+              <w:spacing w:before="0" w:after="0" w:line="240" w:lineRule="auto"/>
+            </w:pPr>
             <w:r>
               <w:rPr>
                 <w:b/>
@@ -2692,9 +3957,13 @@
         </w:tc>
         <w:tc>
           <w:tcPr>
-            <w:tcW w:type="dxa" w:w="7056"/>
-          </w:tcPr>
-          <w:p>
+            <w:tcW w:w="7776" w:type="dxa"/>
+            <w:vAlign w:val="top"/>
+          </w:tcPr>
+          <w:p>
+            <w:pPr>
+              <w:spacing w:before="0" w:after="0" w:line="240" w:lineRule="auto"/>
+            </w:pPr>
             <w:r>
               <w:t>Buyer enters a coupon/discount code at checkout.</w:t>
             </w:r>
@@ -2702,11 +3971,19 @@
         </w:tc>
       </w:tr>
       <w:tr>
-        <w:tc>
-          <w:tcPr>
-            <w:tcW w:type="dxa" w:w="2304"/>
-          </w:tcPr>
-          <w:p>
+        <w:trPr>
+          <w:cantSplit/>
+        </w:trPr>
+        <w:tc>
+          <w:tcPr>
+            <w:tcW w:w="2304" w:type="dxa"/>
+            <w:shd w:val="clear" w:color="auto" w:fill="F2F2F2"/>
+            <w:vAlign w:val="top"/>
+          </w:tcPr>
+          <w:p>
+            <w:pPr>
+              <w:spacing w:before="0" w:after="0" w:line="240" w:lineRule="auto"/>
+            </w:pPr>
             <w:r>
               <w:rPr>
                 <w:b/>
@@ -2717,9 +3994,13 @@
         </w:tc>
         <w:tc>
           <w:tcPr>
-            <w:tcW w:type="dxa" w:w="7056"/>
-          </w:tcPr>
-          <w:p>
+            <w:tcW w:w="7776" w:type="dxa"/>
+            <w:vAlign w:val="top"/>
+          </w:tcPr>
+          <w:p>
+            <w:pPr>
+              <w:spacing w:before="0" w:after="0" w:line="240" w:lineRule="auto"/>
+            </w:pPr>
             <w:r>
               <w:t>Buyer is at the checkout step with at least one payable item.</w:t>
             </w:r>
@@ -2727,11 +4008,19 @@
         </w:tc>
       </w:tr>
       <w:tr>
-        <w:tc>
-          <w:tcPr>
-            <w:tcW w:type="dxa" w:w="2304"/>
-          </w:tcPr>
-          <w:p>
+        <w:trPr>
+          <w:cantSplit/>
+        </w:trPr>
+        <w:tc>
+          <w:tcPr>
+            <w:tcW w:w="2304" w:type="dxa"/>
+            <w:shd w:val="clear" w:color="auto" w:fill="F2F2F2"/>
+            <w:vAlign w:val="top"/>
+          </w:tcPr>
+          <w:p>
+            <w:pPr>
+              <w:spacing w:before="0" w:after="0" w:line="240" w:lineRule="auto"/>
+            </w:pPr>
             <w:r>
               <w:rPr>
                 <w:b/>
@@ -2742,9 +4031,13 @@
         </w:tc>
         <w:tc>
           <w:tcPr>
-            <w:tcW w:type="dxa" w:w="7056"/>
-          </w:tcPr>
-          <w:p>
+            <w:tcW w:w="7776" w:type="dxa"/>
+            <w:vAlign w:val="top"/>
+          </w:tcPr>
+          <w:p>
+            <w:pPr>
+              <w:spacing w:before="0" w:after="0" w:line="240" w:lineRule="auto"/>
+            </w:pPr>
             <w:r>
               <w:t>A valid discount is applied and the order total is reduced.</w:t>
             </w:r>
@@ -2752,11 +4045,19 @@
         </w:tc>
       </w:tr>
       <w:tr>
-        <w:tc>
-          <w:tcPr>
-            <w:tcW w:type="dxa" w:w="2304"/>
-          </w:tcPr>
-          <w:p>
+        <w:trPr>
+          <w:cantSplit/>
+        </w:trPr>
+        <w:tc>
+          <w:tcPr>
+            <w:tcW w:w="2304" w:type="dxa"/>
+            <w:shd w:val="clear" w:color="auto" w:fill="F2F2F2"/>
+            <w:vAlign w:val="top"/>
+          </w:tcPr>
+          <w:p>
+            <w:pPr>
+              <w:spacing w:before="0" w:after="0" w:line="240" w:lineRule="auto"/>
+            </w:pPr>
             <w:r>
               <w:rPr>
                 <w:b/>
@@ -2767,24 +4068,37 @@
         </w:tc>
         <w:tc>
           <w:tcPr>
-            <w:tcW w:type="dxa" w:w="7056"/>
-          </w:tcPr>
-          <w:p>
+            <w:tcW w:w="7776" w:type="dxa"/>
+            <w:vAlign w:val="top"/>
+          </w:tcPr>
+          <w:p>
+            <w:pPr>
+              <w:spacing w:before="0" w:after="0" w:line="240" w:lineRule="auto"/>
+            </w:pPr>
             <w:r>
               <w:t>1. Buyer enters a discount code.</w:t>
             </w:r>
           </w:p>
           <w:p>
+            <w:pPr>
+              <w:spacing w:before="0" w:after="0" w:line="240" w:lineRule="auto"/>
+            </w:pPr>
             <w:r>
               <w:t>2. System validates the code (exists, active, within usage limits, meets the cart conditions).</w:t>
             </w:r>
           </w:p>
           <w:p>
+            <w:pPr>
+              <w:spacing w:before="0" w:after="0" w:line="240" w:lineRule="auto"/>
+            </w:pPr>
             <w:r>
               <w:t>3. System applies the discount and recalculates the order total.</w:t>
             </w:r>
           </w:p>
           <w:p>
+            <w:pPr>
+              <w:spacing w:before="0" w:after="0" w:line="240" w:lineRule="auto"/>
+            </w:pPr>
             <w:r>
               <w:t>4. System shows the discount line and the new total.</w:t>
             </w:r>
@@ -2792,11 +4106,19 @@
         </w:tc>
       </w:tr>
       <w:tr>
-        <w:tc>
-          <w:tcPr>
-            <w:tcW w:type="dxa" w:w="2304"/>
-          </w:tcPr>
-          <w:p>
+        <w:trPr>
+          <w:cantSplit/>
+        </w:trPr>
+        <w:tc>
+          <w:tcPr>
+            <w:tcW w:w="2304" w:type="dxa"/>
+            <w:shd w:val="clear" w:color="auto" w:fill="F2F2F2"/>
+            <w:vAlign w:val="top"/>
+          </w:tcPr>
+          <w:p>
+            <w:pPr>
+              <w:spacing w:before="0" w:after="0" w:line="240" w:lineRule="auto"/>
+            </w:pPr>
             <w:r>
               <w:rPr>
                 <w:b/>
@@ -2807,14 +4129,21 @@
         </w:tc>
         <w:tc>
           <w:tcPr>
-            <w:tcW w:type="dxa" w:w="7056"/>
-          </w:tcPr>
-          <w:p>
+            <w:tcW w:w="7776" w:type="dxa"/>
+            <w:vAlign w:val="top"/>
+          </w:tcPr>
+          <w:p>
+            <w:pPr>
+              <w:spacing w:before="0" w:after="0" w:line="240" w:lineRule="auto"/>
+            </w:pPr>
             <w:r>
               <w:t>2a. Code expired or invalid: system shows "Invalid or expired code" and leaves the total unchanged.</w:t>
             </w:r>
           </w:p>
           <w:p>
+            <w:pPr>
+              <w:spacing w:before="0" w:after="0" w:line="240" w:lineRule="auto"/>
+            </w:pPr>
             <w:r>
               <w:t>2b. Cart does not meet the minimum spend: system shows the condition and does not apply the code.</w:t>
             </w:r>
@@ -2822,11 +4151,19 @@
         </w:tc>
       </w:tr>
       <w:tr>
-        <w:tc>
-          <w:tcPr>
-            <w:tcW w:type="dxa" w:w="2304"/>
-          </w:tcPr>
-          <w:p>
+        <w:trPr>
+          <w:cantSplit/>
+        </w:trPr>
+        <w:tc>
+          <w:tcPr>
+            <w:tcW w:w="2304" w:type="dxa"/>
+            <w:shd w:val="clear" w:color="auto" w:fill="F2F2F2"/>
+            <w:vAlign w:val="top"/>
+          </w:tcPr>
+          <w:p>
+            <w:pPr>
+              <w:spacing w:before="0" w:after="0" w:line="240" w:lineRule="auto"/>
+            </w:pPr>
             <w:r>
               <w:rPr>
                 <w:b/>
@@ -2837,9 +4174,13 @@
         </w:tc>
         <w:tc>
           <w:tcPr>
-            <w:tcW w:type="dxa" w:w="7056"/>
-          </w:tcPr>
-          <w:p>
+            <w:tcW w:w="7776" w:type="dxa"/>
+            <w:vAlign w:val="top"/>
+          </w:tcPr>
+          <w:p>
+            <w:pPr>
+              <w:spacing w:before="0" w:after="0" w:line="240" w:lineRule="auto"/>
+            </w:pPr>
             <w:r>
               <w:t>E1. Code already used by this buyer: system rejects it as already redeemed.</w:t>
             </w:r>
@@ -2859,19 +4200,42 @@
     <w:tbl>
       <w:tblPr>
         <w:tblStyle w:val="TableGrid"/>
-        <w:tblW w:type="auto" w:w="0"/>
+        <w:tblW w:w="10080" w:type="dxa"/>
+        <w:tblBorders>
+          <w:top w:val="single" w:sz="6" w:space="0" w:color="000000"/>
+          <w:left w:val="single" w:sz="6" w:space="0" w:color="000000"/>
+          <w:bottom w:val="single" w:sz="6" w:space="0" w:color="000000"/>
+          <w:right w:val="single" w:sz="6" w:space="0" w:color="000000"/>
+          <w:insideH w:val="single" w:sz="6" w:space="0" w:color="000000"/>
+          <w:insideV w:val="single" w:sz="6" w:space="0" w:color="000000"/>
+        </w:tblBorders>
+        <w:tblLayout w:type="fixed"/>
+        <w:tblCellMar>
+          <w:top w:w="60" w:type="dxa"/>
+          <w:left w:w="100" w:type="dxa"/>
+          <w:bottom w:w="60" w:type="dxa"/>
+          <w:right w:w="100" w:type="dxa"/>
+        </w:tblCellMar>
         <w:tblLook w:firstColumn="1" w:firstRow="1" w:lastColumn="0" w:lastRow="0" w:noHBand="0" w:noVBand="1" w:val="04A0"/>
       </w:tblPr>
       <w:tblGrid>
         <w:gridCol w:w="2304"/>
-        <w:gridCol w:w="7056"/>
+        <w:gridCol w:w="7776"/>
       </w:tblGrid>
       <w:tr>
-        <w:tc>
-          <w:tcPr>
-            <w:tcW w:type="dxa" w:w="2304"/>
-          </w:tcPr>
-          <w:p>
+        <w:trPr>
+          <w:cantSplit/>
+        </w:trPr>
+        <w:tc>
+          <w:tcPr>
+            <w:tcW w:w="2304" w:type="dxa"/>
+            <w:shd w:val="clear" w:color="auto" w:fill="F2F2F2"/>
+            <w:vAlign w:val="top"/>
+          </w:tcPr>
+          <w:p>
+            <w:pPr>
+              <w:spacing w:before="0" w:after="0" w:line="240" w:lineRule="auto"/>
+            </w:pPr>
             <w:r>
               <w:rPr>
                 <w:b/>
@@ -2882,9 +4246,13 @@
         </w:tc>
         <w:tc>
           <w:tcPr>
-            <w:tcW w:type="dxa" w:w="7056"/>
-          </w:tcPr>
-          <w:p>
+            <w:tcW w:w="7776" w:type="dxa"/>
+            <w:vAlign w:val="top"/>
+          </w:tcPr>
+          <w:p>
+            <w:pPr>
+              <w:spacing w:before="0" w:after="0" w:line="240" w:lineRule="auto"/>
+            </w:pPr>
             <w:r>
               <w:t>UC8</w:t>
             </w:r>
@@ -2892,11 +4260,19 @@
         </w:tc>
       </w:tr>
       <w:tr>
-        <w:tc>
-          <w:tcPr>
-            <w:tcW w:type="dxa" w:w="2304"/>
-          </w:tcPr>
-          <w:p>
+        <w:trPr>
+          <w:cantSplit/>
+        </w:trPr>
+        <w:tc>
+          <w:tcPr>
+            <w:tcW w:w="2304" w:type="dxa"/>
+            <w:shd w:val="clear" w:color="auto" w:fill="F2F2F2"/>
+            <w:vAlign w:val="top"/>
+          </w:tcPr>
+          <w:p>
+            <w:pPr>
+              <w:spacing w:before="0" w:after="0" w:line="240" w:lineRule="auto"/>
+            </w:pPr>
             <w:r>
               <w:rPr>
                 <w:b/>
@@ -2907,9 +4283,13 @@
         </w:tc>
         <w:tc>
           <w:tcPr>
-            <w:tcW w:type="dxa" w:w="7056"/>
-          </w:tcPr>
-          <w:p>
+            <w:tcW w:w="7776" w:type="dxa"/>
+            <w:vAlign w:val="top"/>
+          </w:tcPr>
+          <w:p>
+            <w:pPr>
+              <w:spacing w:before="0" w:after="0" w:line="240" w:lineRule="auto"/>
+            </w:pPr>
             <w:r>
               <w:t>Place Order &amp; Checkout</w:t>
             </w:r>
@@ -2917,11 +4297,19 @@
         </w:tc>
       </w:tr>
       <w:tr>
-        <w:tc>
-          <w:tcPr>
-            <w:tcW w:type="dxa" w:w="2304"/>
-          </w:tcPr>
-          <w:p>
+        <w:trPr>
+          <w:cantSplit/>
+        </w:trPr>
+        <w:tc>
+          <w:tcPr>
+            <w:tcW w:w="2304" w:type="dxa"/>
+            <w:shd w:val="clear" w:color="auto" w:fill="F2F2F2"/>
+            <w:vAlign w:val="top"/>
+          </w:tcPr>
+          <w:p>
+            <w:pPr>
+              <w:spacing w:before="0" w:after="0" w:line="240" w:lineRule="auto"/>
+            </w:pPr>
             <w:r>
               <w:rPr>
                 <w:b/>
@@ -2932,9 +4320,13 @@
         </w:tc>
         <w:tc>
           <w:tcPr>
-            <w:tcW w:type="dxa" w:w="7056"/>
-          </w:tcPr>
-          <w:p>
+            <w:tcW w:w="7776" w:type="dxa"/>
+            <w:vAlign w:val="top"/>
+          </w:tcPr>
+          <w:p>
+            <w:pPr>
+              <w:spacing w:before="0" w:after="0" w:line="240" w:lineRule="auto"/>
+            </w:pPr>
             <w:r>
               <w:t>Buyer</w:t>
             </w:r>
@@ -2942,11 +4334,19 @@
         </w:tc>
       </w:tr>
       <w:tr>
-        <w:tc>
-          <w:tcPr>
-            <w:tcW w:type="dxa" w:w="2304"/>
-          </w:tcPr>
-          <w:p>
+        <w:trPr>
+          <w:cantSplit/>
+        </w:trPr>
+        <w:tc>
+          <w:tcPr>
+            <w:tcW w:w="2304" w:type="dxa"/>
+            <w:shd w:val="clear" w:color="auto" w:fill="F2F2F2"/>
+            <w:vAlign w:val="top"/>
+          </w:tcPr>
+          <w:p>
+            <w:pPr>
+              <w:spacing w:before="0" w:after="0" w:line="240" w:lineRule="auto"/>
+            </w:pPr>
             <w:r>
               <w:rPr>
                 <w:b/>
@@ -2957,9 +4357,13 @@
         </w:tc>
         <w:tc>
           <w:tcPr>
-            <w:tcW w:type="dxa" w:w="7056"/>
-          </w:tcPr>
-          <w:p>
+            <w:tcW w:w="7776" w:type="dxa"/>
+            <w:vAlign w:val="top"/>
+          </w:tcPr>
+          <w:p>
+            <w:pPr>
+              <w:spacing w:before="0" w:after="0" w:line="240" w:lineRule="auto"/>
+            </w:pPr>
             <w:r>
               <w:t>Payment Gateway, Email / Notification Service</w:t>
             </w:r>
@@ -2967,11 +4371,19 @@
         </w:tc>
       </w:tr>
       <w:tr>
-        <w:tc>
-          <w:tcPr>
-            <w:tcW w:type="dxa" w:w="2304"/>
-          </w:tcPr>
-          <w:p>
+        <w:trPr>
+          <w:cantSplit/>
+        </w:trPr>
+        <w:tc>
+          <w:tcPr>
+            <w:tcW w:w="2304" w:type="dxa"/>
+            <w:shd w:val="clear" w:color="auto" w:fill="F2F2F2"/>
+            <w:vAlign w:val="top"/>
+          </w:tcPr>
+          <w:p>
+            <w:pPr>
+              <w:spacing w:before="0" w:after="0" w:line="240" w:lineRule="auto"/>
+            </w:pPr>
             <w:r>
               <w:rPr>
                 <w:b/>
@@ -2982,9 +4394,13 @@
         </w:tc>
         <w:tc>
           <w:tcPr>
-            <w:tcW w:type="dxa" w:w="7056"/>
-          </w:tcPr>
-          <w:p>
+            <w:tcW w:w="7776" w:type="dxa"/>
+            <w:vAlign w:val="top"/>
+          </w:tcPr>
+          <w:p>
+            <w:pPr>
+              <w:spacing w:before="0" w:after="0" w:line="240" w:lineRule="auto"/>
+            </w:pPr>
             <w:r>
               <w:t>Buyer selects Checkout from the cart.</w:t>
             </w:r>
@@ -2992,11 +4408,19 @@
         </w:tc>
       </w:tr>
       <w:tr>
-        <w:tc>
-          <w:tcPr>
-            <w:tcW w:type="dxa" w:w="2304"/>
-          </w:tcPr>
-          <w:p>
+        <w:trPr>
+          <w:cantSplit/>
+        </w:trPr>
+        <w:tc>
+          <w:tcPr>
+            <w:tcW w:w="2304" w:type="dxa"/>
+            <w:shd w:val="clear" w:color="auto" w:fill="F2F2F2"/>
+            <w:vAlign w:val="top"/>
+          </w:tcPr>
+          <w:p>
+            <w:pPr>
+              <w:spacing w:before="0" w:after="0" w:line="240" w:lineRule="auto"/>
+            </w:pPr>
             <w:r>
               <w:rPr>
                 <w:b/>
@@ -3007,9 +4431,13 @@
         </w:tc>
         <w:tc>
           <w:tcPr>
-            <w:tcW w:type="dxa" w:w="7056"/>
-          </w:tcPr>
-          <w:p>
+            <w:tcW w:w="7776" w:type="dxa"/>
+            <w:vAlign w:val="top"/>
+          </w:tcPr>
+          <w:p>
+            <w:pPr>
+              <w:spacing w:before="0" w:after="0" w:line="240" w:lineRule="auto"/>
+            </w:pPr>
             <w:r>
               <w:t>Buyer is logged in; the cart has at least one available item; a shipping address is set.</w:t>
             </w:r>
@@ -3017,11 +4445,19 @@
         </w:tc>
       </w:tr>
       <w:tr>
-        <w:tc>
-          <w:tcPr>
-            <w:tcW w:type="dxa" w:w="2304"/>
-          </w:tcPr>
-          <w:p>
+        <w:trPr>
+          <w:cantSplit/>
+        </w:trPr>
+        <w:tc>
+          <w:tcPr>
+            <w:tcW w:w="2304" w:type="dxa"/>
+            <w:shd w:val="clear" w:color="auto" w:fill="F2F2F2"/>
+            <w:vAlign w:val="top"/>
+          </w:tcPr>
+          <w:p>
+            <w:pPr>
+              <w:spacing w:before="0" w:after="0" w:line="240" w:lineRule="auto"/>
+            </w:pPr>
             <w:r>
               <w:rPr>
                 <w:b/>
@@ -3032,9 +4468,13 @@
         </w:tc>
         <w:tc>
           <w:tcPr>
-            <w:tcW w:type="dxa" w:w="7056"/>
-          </w:tcPr>
-          <w:p>
+            <w:tcW w:w="7776" w:type="dxa"/>
+            <w:vAlign w:val="top"/>
+          </w:tcPr>
+          <w:p>
+            <w:pPr>
+              <w:spacing w:before="0" w:after="0" w:line="240" w:lineRule="auto"/>
+            </w:pPr>
             <w:r>
               <w:t>An order is created with status "Placed"; payment is captured; an invoice is generated; a confirmation is sent.</w:t>
             </w:r>
@@ -3042,11 +4482,19 @@
         </w:tc>
       </w:tr>
       <w:tr>
-        <w:tc>
-          <w:tcPr>
-            <w:tcW w:type="dxa" w:w="2304"/>
-          </w:tcPr>
-          <w:p>
+        <w:trPr>
+          <w:cantSplit/>
+        </w:trPr>
+        <w:tc>
+          <w:tcPr>
+            <w:tcW w:w="2304" w:type="dxa"/>
+            <w:shd w:val="clear" w:color="auto" w:fill="F2F2F2"/>
+            <w:vAlign w:val="top"/>
+          </w:tcPr>
+          <w:p>
+            <w:pPr>
+              <w:spacing w:before="0" w:after="0" w:line="240" w:lineRule="auto"/>
+            </w:pPr>
             <w:r>
               <w:rPr>
                 <w:b/>
@@ -3057,44 +4505,69 @@
         </w:tc>
         <w:tc>
           <w:tcPr>
-            <w:tcW w:type="dxa" w:w="7056"/>
-          </w:tcPr>
-          <w:p>
+            <w:tcW w:w="7776" w:type="dxa"/>
+            <w:vAlign w:val="top"/>
+          </w:tcPr>
+          <w:p>
+            <w:pPr>
+              <w:spacing w:before="0" w:after="0" w:line="240" w:lineRule="auto"/>
+            </w:pPr>
             <w:r>
               <w:t>1. Buyer reviews the cart, shipping address, and delivery option.</w:t>
             </w:r>
           </w:p>
           <w:p>
+            <w:pPr>
+              <w:spacing w:before="0" w:after="0" w:line="240" w:lineRule="auto"/>
+            </w:pPr>
             <w:r>
               <w:t>2. Buyer optionally applies a discount code (UC7 - extend).</w:t>
             </w:r>
           </w:p>
           <w:p>
+            <w:pPr>
+              <w:spacing w:before="0" w:after="0" w:line="240" w:lineRule="auto"/>
+            </w:pPr>
             <w:r>
               <w:t>3. System calculates the final total (items + shipping - discount + tax).</w:t>
             </w:r>
           </w:p>
           <w:p>
+            <w:pPr>
+              <w:spacing w:before="0" w:after="0" w:line="240" w:lineRule="auto"/>
+            </w:pPr>
             <w:r>
               <w:t>4. System invokes UC9 Process Payment (include).</w:t>
             </w:r>
           </w:p>
           <w:p>
+            <w:pPr>
+              <w:spacing w:before="0" w:after="0" w:line="240" w:lineRule="auto"/>
+            </w:pPr>
             <w:r>
               <w:t>5. On payment success, system creates the order with status "Placed" and decrements stock.</w:t>
             </w:r>
           </w:p>
           <w:p>
+            <w:pPr>
+              <w:spacing w:before="0" w:after="0" w:line="240" w:lineRule="auto"/>
+            </w:pPr>
             <w:r>
               <w:t>6. System invokes UC10 Generate Invoice / Receipt (include).</w:t>
             </w:r>
           </w:p>
           <w:p>
+            <w:pPr>
+              <w:spacing w:before="0" w:after="0" w:line="240" w:lineRule="auto"/>
+            </w:pPr>
             <w:r>
               <w:t>7. System invokes UC11 Send Order Confirmation (include).</w:t>
             </w:r>
           </w:p>
           <w:p>
+            <w:pPr>
+              <w:spacing w:before="0" w:after="0" w:line="240" w:lineRule="auto"/>
+            </w:pPr>
             <w:r>
               <w:t>8. System shows the order confirmation page with the order number.</w:t>
             </w:r>
@@ -3102,11 +4575,19 @@
         </w:tc>
       </w:tr>
       <w:tr>
-        <w:tc>
-          <w:tcPr>
-            <w:tcW w:type="dxa" w:w="2304"/>
-          </w:tcPr>
-          <w:p>
+        <w:trPr>
+          <w:cantSplit/>
+        </w:trPr>
+        <w:tc>
+          <w:tcPr>
+            <w:tcW w:w="2304" w:type="dxa"/>
+            <w:shd w:val="clear" w:color="auto" w:fill="F2F2F2"/>
+            <w:vAlign w:val="top"/>
+          </w:tcPr>
+          <w:p>
+            <w:pPr>
+              <w:spacing w:before="0" w:after="0" w:line="240" w:lineRule="auto"/>
+            </w:pPr>
             <w:r>
               <w:rPr>
                 <w:b/>
@@ -3117,14 +4598,21 @@
         </w:tc>
         <w:tc>
           <w:tcPr>
-            <w:tcW w:type="dxa" w:w="7056"/>
-          </w:tcPr>
-          <w:p>
+            <w:tcW w:w="7776" w:type="dxa"/>
+            <w:vAlign w:val="top"/>
+          </w:tcPr>
+          <w:p>
+            <w:pPr>
+              <w:spacing w:before="0" w:after="0" w:line="240" w:lineRule="auto"/>
+            </w:pPr>
             <w:r>
               <w:t>2a. No discount code: skip to step 3.</w:t>
             </w:r>
           </w:p>
           <w:p>
+            <w:pPr>
+              <w:spacing w:before="0" w:after="0" w:line="240" w:lineRule="auto"/>
+            </w:pPr>
             <w:r>
               <w:t>5a. Stock changed during checkout: system removes the affected line, recalculates, and asks the buyer to confirm before payment.</w:t>
             </w:r>
@@ -3132,11 +4620,19 @@
         </w:tc>
       </w:tr>
       <w:tr>
-        <w:tc>
-          <w:tcPr>
-            <w:tcW w:type="dxa" w:w="2304"/>
-          </w:tcPr>
-          <w:p>
+        <w:trPr>
+          <w:cantSplit/>
+        </w:trPr>
+        <w:tc>
+          <w:tcPr>
+            <w:tcW w:w="2304" w:type="dxa"/>
+            <w:shd w:val="clear" w:color="auto" w:fill="F2F2F2"/>
+            <w:vAlign w:val="top"/>
+          </w:tcPr>
+          <w:p>
+            <w:pPr>
+              <w:spacing w:before="0" w:after="0" w:line="240" w:lineRule="auto"/>
+            </w:pPr>
             <w:r>
               <w:rPr>
                 <w:b/>
@@ -3147,14 +4643,21 @@
         </w:tc>
         <w:tc>
           <w:tcPr>
-            <w:tcW w:type="dxa" w:w="7056"/>
-          </w:tcPr>
-          <w:p>
+            <w:tcW w:w="7776" w:type="dxa"/>
+            <w:vAlign w:val="top"/>
+          </w:tcPr>
+          <w:p>
+            <w:pPr>
+              <w:spacing w:before="0" w:after="0" w:line="240" w:lineRule="auto"/>
+            </w:pPr>
             <w:r>
               <w:t>E1. Payment declined/failed (from UC9): no order is created; system shows the failure reason and returns to the payment step.</w:t>
             </w:r>
           </w:p>
           <w:p>
+            <w:pPr>
+              <w:spacing w:before="0" w:after="0" w:line="240" w:lineRule="auto"/>
+            </w:pPr>
             <w:r>
               <w:t>E2. Order created but confirmation delivery fails: order stands; system queues the notification for retry.</w:t>
             </w:r>
@@ -3174,19 +4677,42 @@
     <w:tbl>
       <w:tblPr>
         <w:tblStyle w:val="TableGrid"/>
-        <w:tblW w:type="auto" w:w="0"/>
+        <w:tblW w:w="10080" w:type="dxa"/>
+        <w:tblBorders>
+          <w:top w:val="single" w:sz="6" w:space="0" w:color="000000"/>
+          <w:left w:val="single" w:sz="6" w:space="0" w:color="000000"/>
+          <w:bottom w:val="single" w:sz="6" w:space="0" w:color="000000"/>
+          <w:right w:val="single" w:sz="6" w:space="0" w:color="000000"/>
+          <w:insideH w:val="single" w:sz="6" w:space="0" w:color="000000"/>
+          <w:insideV w:val="single" w:sz="6" w:space="0" w:color="000000"/>
+        </w:tblBorders>
+        <w:tblLayout w:type="fixed"/>
+        <w:tblCellMar>
+          <w:top w:w="60" w:type="dxa"/>
+          <w:left w:w="100" w:type="dxa"/>
+          <w:bottom w:w="60" w:type="dxa"/>
+          <w:right w:w="100" w:type="dxa"/>
+        </w:tblCellMar>
         <w:tblLook w:firstColumn="1" w:firstRow="1" w:lastColumn="0" w:lastRow="0" w:noHBand="0" w:noVBand="1" w:val="04A0"/>
       </w:tblPr>
       <w:tblGrid>
         <w:gridCol w:w="2304"/>
-        <w:gridCol w:w="7056"/>
+        <w:gridCol w:w="7776"/>
       </w:tblGrid>
       <w:tr>
-        <w:tc>
-          <w:tcPr>
-            <w:tcW w:type="dxa" w:w="2304"/>
-          </w:tcPr>
-          <w:p>
+        <w:trPr>
+          <w:cantSplit/>
+        </w:trPr>
+        <w:tc>
+          <w:tcPr>
+            <w:tcW w:w="2304" w:type="dxa"/>
+            <w:shd w:val="clear" w:color="auto" w:fill="F2F2F2"/>
+            <w:vAlign w:val="top"/>
+          </w:tcPr>
+          <w:p>
+            <w:pPr>
+              <w:spacing w:before="0" w:after="0" w:line="240" w:lineRule="auto"/>
+            </w:pPr>
             <w:r>
               <w:rPr>
                 <w:b/>
@@ -3197,9 +4723,13 @@
         </w:tc>
         <w:tc>
           <w:tcPr>
-            <w:tcW w:type="dxa" w:w="7056"/>
-          </w:tcPr>
-          <w:p>
+            <w:tcW w:w="7776" w:type="dxa"/>
+            <w:vAlign w:val="top"/>
+          </w:tcPr>
+          <w:p>
+            <w:pPr>
+              <w:spacing w:before="0" w:after="0" w:line="240" w:lineRule="auto"/>
+            </w:pPr>
             <w:r>
               <w:t>UC9</w:t>
             </w:r>
@@ -3207,11 +4737,19 @@
         </w:tc>
       </w:tr>
       <w:tr>
-        <w:tc>
-          <w:tcPr>
-            <w:tcW w:type="dxa" w:w="2304"/>
-          </w:tcPr>
-          <w:p>
+        <w:trPr>
+          <w:cantSplit/>
+        </w:trPr>
+        <w:tc>
+          <w:tcPr>
+            <w:tcW w:w="2304" w:type="dxa"/>
+            <w:shd w:val="clear" w:color="auto" w:fill="F2F2F2"/>
+            <w:vAlign w:val="top"/>
+          </w:tcPr>
+          <w:p>
+            <w:pPr>
+              <w:spacing w:before="0" w:after="0" w:line="240" w:lineRule="auto"/>
+            </w:pPr>
             <w:r>
               <w:rPr>
                 <w:b/>
@@ -3222,9 +4760,13 @@
         </w:tc>
         <w:tc>
           <w:tcPr>
-            <w:tcW w:type="dxa" w:w="7056"/>
-          </w:tcPr>
-          <w:p>
+            <w:tcW w:w="7776" w:type="dxa"/>
+            <w:vAlign w:val="top"/>
+          </w:tcPr>
+          <w:p>
+            <w:pPr>
+              <w:spacing w:before="0" w:after="0" w:line="240" w:lineRule="auto"/>
+            </w:pPr>
             <w:r>
               <w:t>Process Payment</w:t>
             </w:r>
@@ -3232,11 +4774,19 @@
         </w:tc>
       </w:tr>
       <w:tr>
-        <w:tc>
-          <w:tcPr>
-            <w:tcW w:type="dxa" w:w="2304"/>
-          </w:tcPr>
-          <w:p>
+        <w:trPr>
+          <w:cantSplit/>
+        </w:trPr>
+        <w:tc>
+          <w:tcPr>
+            <w:tcW w:w="2304" w:type="dxa"/>
+            <w:shd w:val="clear" w:color="auto" w:fill="F2F2F2"/>
+            <w:vAlign w:val="top"/>
+          </w:tcPr>
+          <w:p>
+            <w:pPr>
+              <w:spacing w:before="0" w:after="0" w:line="240" w:lineRule="auto"/>
+            </w:pPr>
             <w:r>
               <w:rPr>
                 <w:b/>
@@ -3247,9 +4797,13 @@
         </w:tc>
         <w:tc>
           <w:tcPr>
-            <w:tcW w:type="dxa" w:w="7056"/>
-          </w:tcPr>
-          <w:p>
+            <w:tcW w:w="7776" w:type="dxa"/>
+            <w:vAlign w:val="top"/>
+          </w:tcPr>
+          <w:p>
+            <w:pPr>
+              <w:spacing w:before="0" w:after="0" w:line="240" w:lineRule="auto"/>
+            </w:pPr>
             <w:r>
               <w:t>Buyer</w:t>
             </w:r>
@@ -3257,11 +4811,19 @@
         </w:tc>
       </w:tr>
       <w:tr>
-        <w:tc>
-          <w:tcPr>
-            <w:tcW w:type="dxa" w:w="2304"/>
-          </w:tcPr>
-          <w:p>
+        <w:trPr>
+          <w:cantSplit/>
+        </w:trPr>
+        <w:tc>
+          <w:tcPr>
+            <w:tcW w:w="2304" w:type="dxa"/>
+            <w:shd w:val="clear" w:color="auto" w:fill="F2F2F2"/>
+            <w:vAlign w:val="top"/>
+          </w:tcPr>
+          <w:p>
+            <w:pPr>
+              <w:spacing w:before="0" w:after="0" w:line="240" w:lineRule="auto"/>
+            </w:pPr>
             <w:r>
               <w:rPr>
                 <w:b/>
@@ -3272,9 +4834,13 @@
         </w:tc>
         <w:tc>
           <w:tcPr>
-            <w:tcW w:type="dxa" w:w="7056"/>
-          </w:tcPr>
-          <w:p>
+            <w:tcW w:w="7776" w:type="dxa"/>
+            <w:vAlign w:val="top"/>
+          </w:tcPr>
+          <w:p>
+            <w:pPr>
+              <w:spacing w:before="0" w:after="0" w:line="240" w:lineRule="auto"/>
+            </w:pPr>
             <w:r>
               <w:t>Payment Gateway</w:t>
             </w:r>
@@ -3282,11 +4848,19 @@
         </w:tc>
       </w:tr>
       <w:tr>
-        <w:tc>
-          <w:tcPr>
-            <w:tcW w:type="dxa" w:w="2304"/>
-          </w:tcPr>
-          <w:p>
+        <w:trPr>
+          <w:cantSplit/>
+        </w:trPr>
+        <w:tc>
+          <w:tcPr>
+            <w:tcW w:w="2304" w:type="dxa"/>
+            <w:shd w:val="clear" w:color="auto" w:fill="F2F2F2"/>
+            <w:vAlign w:val="top"/>
+          </w:tcPr>
+          <w:p>
+            <w:pPr>
+              <w:spacing w:before="0" w:after="0" w:line="240" w:lineRule="auto"/>
+            </w:pPr>
             <w:r>
               <w:rPr>
                 <w:b/>
@@ -3297,9 +4871,13 @@
         </w:tc>
         <w:tc>
           <w:tcPr>
-            <w:tcW w:type="dxa" w:w="7056"/>
-          </w:tcPr>
-          <w:p>
+            <w:tcW w:w="7776" w:type="dxa"/>
+            <w:vAlign w:val="top"/>
+          </w:tcPr>
+          <w:p>
+            <w:pPr>
+              <w:spacing w:before="0" w:after="0" w:line="240" w:lineRule="auto"/>
+            </w:pPr>
             <w:r>
               <w:t>Included by UC8 after the buyer confirms the order total.</w:t>
             </w:r>
@@ -3307,11 +4885,19 @@
         </w:tc>
       </w:tr>
       <w:tr>
-        <w:tc>
-          <w:tcPr>
-            <w:tcW w:type="dxa" w:w="2304"/>
-          </w:tcPr>
-          <w:p>
+        <w:trPr>
+          <w:cantSplit/>
+        </w:trPr>
+        <w:tc>
+          <w:tcPr>
+            <w:tcW w:w="2304" w:type="dxa"/>
+            <w:shd w:val="clear" w:color="auto" w:fill="F2F2F2"/>
+            <w:vAlign w:val="top"/>
+          </w:tcPr>
+          <w:p>
+            <w:pPr>
+              <w:spacing w:before="0" w:after="0" w:line="240" w:lineRule="auto"/>
+            </w:pPr>
             <w:r>
               <w:rPr>
                 <w:b/>
@@ -3322,9 +4908,13 @@
         </w:tc>
         <w:tc>
           <w:tcPr>
-            <w:tcW w:type="dxa" w:w="7056"/>
-          </w:tcPr>
-          <w:p>
+            <w:tcW w:w="7776" w:type="dxa"/>
+            <w:vAlign w:val="top"/>
+          </w:tcPr>
+          <w:p>
+            <w:pPr>
+              <w:spacing w:before="0" w:after="0" w:line="240" w:lineRule="auto"/>
+            </w:pPr>
             <w:r>
               <w:t>A pending order total and a selected payment method exist; the connection to the Payment Gateway is available.</w:t>
             </w:r>
@@ -3332,11 +4922,19 @@
         </w:tc>
       </w:tr>
       <w:tr>
-        <w:tc>
-          <w:tcPr>
-            <w:tcW w:type="dxa" w:w="2304"/>
-          </w:tcPr>
-          <w:p>
+        <w:trPr>
+          <w:cantSplit/>
+        </w:trPr>
+        <w:tc>
+          <w:tcPr>
+            <w:tcW w:w="2304" w:type="dxa"/>
+            <w:shd w:val="clear" w:color="auto" w:fill="F2F2F2"/>
+            <w:vAlign w:val="top"/>
+          </w:tcPr>
+          <w:p>
+            <w:pPr>
+              <w:spacing w:before="0" w:after="0" w:line="240" w:lineRule="auto"/>
+            </w:pPr>
             <w:r>
               <w:rPr>
                 <w:b/>
@@ -3347,9 +4945,13 @@
         </w:tc>
         <w:tc>
           <w:tcPr>
-            <w:tcW w:type="dxa" w:w="7056"/>
-          </w:tcPr>
-          <w:p>
+            <w:tcW w:w="7776" w:type="dxa"/>
+            <w:vAlign w:val="top"/>
+          </w:tcPr>
+          <w:p>
+            <w:pPr>
+              <w:spacing w:before="0" w:after="0" w:line="240" w:lineRule="auto"/>
+            </w:pPr>
             <w:r>
               <w:t>The payment is authorised and captured, or the transaction is marked failed.</w:t>
             </w:r>
@@ -3357,11 +4959,19 @@
         </w:tc>
       </w:tr>
       <w:tr>
-        <w:tc>
-          <w:tcPr>
-            <w:tcW w:type="dxa" w:w="2304"/>
-          </w:tcPr>
-          <w:p>
+        <w:trPr>
+          <w:cantSplit/>
+        </w:trPr>
+        <w:tc>
+          <w:tcPr>
+            <w:tcW w:w="2304" w:type="dxa"/>
+            <w:shd w:val="clear" w:color="auto" w:fill="F2F2F2"/>
+            <w:vAlign w:val="top"/>
+          </w:tcPr>
+          <w:p>
+            <w:pPr>
+              <w:spacing w:before="0" w:after="0" w:line="240" w:lineRule="auto"/>
+            </w:pPr>
             <w:r>
               <w:rPr>
                 <w:b/>
@@ -3372,24 +4982,37 @@
         </w:tc>
         <w:tc>
           <w:tcPr>
-            <w:tcW w:type="dxa" w:w="7056"/>
-          </w:tcPr>
-          <w:p>
+            <w:tcW w:w="7776" w:type="dxa"/>
+            <w:vAlign w:val="top"/>
+          </w:tcPr>
+          <w:p>
+            <w:pPr>
+              <w:spacing w:before="0" w:after="0" w:line="240" w:lineRule="auto"/>
+            </w:pPr>
             <w:r>
               <w:t>1. System sends the amount, currency, and payment details to the Payment Gateway over TLS.</w:t>
             </w:r>
           </w:p>
           <w:p>
+            <w:pPr>
+              <w:spacing w:before="0" w:after="0" w:line="240" w:lineRule="auto"/>
+            </w:pPr>
             <w:r>
               <w:t>2. Payment Gateway authorises and captures the payment.</w:t>
             </w:r>
           </w:p>
           <w:p>
+            <w:pPr>
+              <w:spacing w:before="0" w:after="0" w:line="240" w:lineRule="auto"/>
+            </w:pPr>
             <w:r>
               <w:t>3. Payment Gateway returns a success result with a transaction reference.</w:t>
             </w:r>
           </w:p>
           <w:p>
+            <w:pPr>
+              <w:spacing w:before="0" w:after="0" w:line="240" w:lineRule="auto"/>
+            </w:pPr>
             <w:r>
               <w:t>4. System records the transaction reference against the order.</w:t>
             </w:r>
@@ -3397,11 +5020,19 @@
         </w:tc>
       </w:tr>
       <w:tr>
-        <w:tc>
-          <w:tcPr>
-            <w:tcW w:type="dxa" w:w="2304"/>
-          </w:tcPr>
-          <w:p>
+        <w:trPr>
+          <w:cantSplit/>
+        </w:trPr>
+        <w:tc>
+          <w:tcPr>
+            <w:tcW w:w="2304" w:type="dxa"/>
+            <w:shd w:val="clear" w:color="auto" w:fill="F2F2F2"/>
+            <w:vAlign w:val="top"/>
+          </w:tcPr>
+          <w:p>
+            <w:pPr>
+              <w:spacing w:before="0" w:after="0" w:line="240" w:lineRule="auto"/>
+            </w:pPr>
             <w:r>
               <w:rPr>
                 <w:b/>
@@ -3412,9 +5043,13 @@
         </w:tc>
         <w:tc>
           <w:tcPr>
-            <w:tcW w:type="dxa" w:w="7056"/>
-          </w:tcPr>
-          <w:p>
+            <w:tcW w:w="7776" w:type="dxa"/>
+            <w:vAlign w:val="top"/>
+          </w:tcPr>
+          <w:p>
+            <w:pPr>
+              <w:spacing w:before="0" w:after="0" w:line="240" w:lineRule="auto"/>
+            </w:pPr>
             <w:r>
               <w:t>2a. Gateway requires additional authentication (e.g. 3-D Secure): buyer completes the challenge and the flow resumes.</w:t>
             </w:r>
@@ -3422,11 +5057,19 @@
         </w:tc>
       </w:tr>
       <w:tr>
-        <w:tc>
-          <w:tcPr>
-            <w:tcW w:type="dxa" w:w="2304"/>
-          </w:tcPr>
-          <w:p>
+        <w:trPr>
+          <w:cantSplit/>
+        </w:trPr>
+        <w:tc>
+          <w:tcPr>
+            <w:tcW w:w="2304" w:type="dxa"/>
+            <w:shd w:val="clear" w:color="auto" w:fill="F2F2F2"/>
+            <w:vAlign w:val="top"/>
+          </w:tcPr>
+          <w:p>
+            <w:pPr>
+              <w:spacing w:before="0" w:after="0" w:line="240" w:lineRule="auto"/>
+            </w:pPr>
             <w:r>
               <w:rPr>
                 <w:b/>
@@ -3437,14 +5080,21 @@
         </w:tc>
         <w:tc>
           <w:tcPr>
-            <w:tcW w:type="dxa" w:w="7056"/>
-          </w:tcPr>
-          <w:p>
+            <w:tcW w:w="7776" w:type="dxa"/>
+            <w:vAlign w:val="top"/>
+          </w:tcPr>
+          <w:p>
+            <w:pPr>
+              <w:spacing w:before="0" w:after="0" w:line="240" w:lineRule="auto"/>
+            </w:pPr>
             <w:r>
               <w:t>E1. Payment declined: system returns a failure result to UC8.</w:t>
             </w:r>
           </w:p>
           <w:p>
+            <w:pPr>
+              <w:spacing w:before="0" w:after="0" w:line="240" w:lineRule="auto"/>
+            </w:pPr>
             <w:r>
               <w:t>E2. Gateway timeout / no response: system marks the transaction "unknown", does not create the order, and advises the buyer to retry.</w:t>
             </w:r>
@@ -3464,19 +5114,42 @@
     <w:tbl>
       <w:tblPr>
         <w:tblStyle w:val="TableGrid"/>
-        <w:tblW w:type="auto" w:w="0"/>
+        <w:tblW w:w="10080" w:type="dxa"/>
+        <w:tblBorders>
+          <w:top w:val="single" w:sz="6" w:space="0" w:color="000000"/>
+          <w:left w:val="single" w:sz="6" w:space="0" w:color="000000"/>
+          <w:bottom w:val="single" w:sz="6" w:space="0" w:color="000000"/>
+          <w:right w:val="single" w:sz="6" w:space="0" w:color="000000"/>
+          <w:insideH w:val="single" w:sz="6" w:space="0" w:color="000000"/>
+          <w:insideV w:val="single" w:sz="6" w:space="0" w:color="000000"/>
+        </w:tblBorders>
+        <w:tblLayout w:type="fixed"/>
+        <w:tblCellMar>
+          <w:top w:w="60" w:type="dxa"/>
+          <w:left w:w="100" w:type="dxa"/>
+          <w:bottom w:w="60" w:type="dxa"/>
+          <w:right w:w="100" w:type="dxa"/>
+        </w:tblCellMar>
         <w:tblLook w:firstColumn="1" w:firstRow="1" w:lastColumn="0" w:lastRow="0" w:noHBand="0" w:noVBand="1" w:val="04A0"/>
       </w:tblPr>
       <w:tblGrid>
         <w:gridCol w:w="2304"/>
-        <w:gridCol w:w="7056"/>
+        <w:gridCol w:w="7776"/>
       </w:tblGrid>
       <w:tr>
-        <w:tc>
-          <w:tcPr>
-            <w:tcW w:type="dxa" w:w="2304"/>
-          </w:tcPr>
-          <w:p>
+        <w:trPr>
+          <w:cantSplit/>
+        </w:trPr>
+        <w:tc>
+          <w:tcPr>
+            <w:tcW w:w="2304" w:type="dxa"/>
+            <w:shd w:val="clear" w:color="auto" w:fill="F2F2F2"/>
+            <w:vAlign w:val="top"/>
+          </w:tcPr>
+          <w:p>
+            <w:pPr>
+              <w:spacing w:before="0" w:after="0" w:line="240" w:lineRule="auto"/>
+            </w:pPr>
             <w:r>
               <w:rPr>
                 <w:b/>
@@ -3487,9 +5160,13 @@
         </w:tc>
         <w:tc>
           <w:tcPr>
-            <w:tcW w:type="dxa" w:w="7056"/>
-          </w:tcPr>
-          <w:p>
+            <w:tcW w:w="7776" w:type="dxa"/>
+            <w:vAlign w:val="top"/>
+          </w:tcPr>
+          <w:p>
+            <w:pPr>
+              <w:spacing w:before="0" w:after="0" w:line="240" w:lineRule="auto"/>
+            </w:pPr>
             <w:r>
               <w:t>UC10</w:t>
             </w:r>
@@ -3497,11 +5174,19 @@
         </w:tc>
       </w:tr>
       <w:tr>
-        <w:tc>
-          <w:tcPr>
-            <w:tcW w:type="dxa" w:w="2304"/>
-          </w:tcPr>
-          <w:p>
+        <w:trPr>
+          <w:cantSplit/>
+        </w:trPr>
+        <w:tc>
+          <w:tcPr>
+            <w:tcW w:w="2304" w:type="dxa"/>
+            <w:shd w:val="clear" w:color="auto" w:fill="F2F2F2"/>
+            <w:vAlign w:val="top"/>
+          </w:tcPr>
+          <w:p>
+            <w:pPr>
+              <w:spacing w:before="0" w:after="0" w:line="240" w:lineRule="auto"/>
+            </w:pPr>
             <w:r>
               <w:rPr>
                 <w:b/>
@@ -3512,9 +5197,13 @@
         </w:tc>
         <w:tc>
           <w:tcPr>
-            <w:tcW w:type="dxa" w:w="7056"/>
-          </w:tcPr>
-          <w:p>
+            <w:tcW w:w="7776" w:type="dxa"/>
+            <w:vAlign w:val="top"/>
+          </w:tcPr>
+          <w:p>
+            <w:pPr>
+              <w:spacing w:before="0" w:after="0" w:line="240" w:lineRule="auto"/>
+            </w:pPr>
             <w:r>
               <w:t>Generate Invoice / Receipt</w:t>
             </w:r>
@@ -3522,11 +5211,19 @@
         </w:tc>
       </w:tr>
       <w:tr>
-        <w:tc>
-          <w:tcPr>
-            <w:tcW w:type="dxa" w:w="2304"/>
-          </w:tcPr>
-          <w:p>
+        <w:trPr>
+          <w:cantSplit/>
+        </w:trPr>
+        <w:tc>
+          <w:tcPr>
+            <w:tcW w:w="2304" w:type="dxa"/>
+            <w:shd w:val="clear" w:color="auto" w:fill="F2F2F2"/>
+            <w:vAlign w:val="top"/>
+          </w:tcPr>
+          <w:p>
+            <w:pPr>
+              <w:spacing w:before="0" w:after="0" w:line="240" w:lineRule="auto"/>
+            </w:pPr>
             <w:r>
               <w:rPr>
                 <w:b/>
@@ -3537,9 +5234,13 @@
         </w:tc>
         <w:tc>
           <w:tcPr>
-            <w:tcW w:type="dxa" w:w="7056"/>
-          </w:tcPr>
-          <w:p>
+            <w:tcW w:w="7776" w:type="dxa"/>
+            <w:vAlign w:val="top"/>
+          </w:tcPr>
+          <w:p>
+            <w:pPr>
+              <w:spacing w:before="0" w:after="0" w:line="240" w:lineRule="auto"/>
+            </w:pPr>
             <w:r>
               <w:t>System</w:t>
             </w:r>
@@ -3547,11 +5248,19 @@
         </w:tc>
       </w:tr>
       <w:tr>
-        <w:tc>
-          <w:tcPr>
-            <w:tcW w:type="dxa" w:w="2304"/>
-          </w:tcPr>
-          <w:p>
+        <w:trPr>
+          <w:cantSplit/>
+        </w:trPr>
+        <w:tc>
+          <w:tcPr>
+            <w:tcW w:w="2304" w:type="dxa"/>
+            <w:shd w:val="clear" w:color="auto" w:fill="F2F2F2"/>
+            <w:vAlign w:val="top"/>
+          </w:tcPr>
+          <w:p>
+            <w:pPr>
+              <w:spacing w:before="0" w:after="0" w:line="240" w:lineRule="auto"/>
+            </w:pPr>
             <w:r>
               <w:rPr>
                 <w:b/>
@@ -3562,9 +5271,13 @@
         </w:tc>
         <w:tc>
           <w:tcPr>
-            <w:tcW w:type="dxa" w:w="7056"/>
-          </w:tcPr>
-          <w:p>
+            <w:tcW w:w="7776" w:type="dxa"/>
+            <w:vAlign w:val="top"/>
+          </w:tcPr>
+          <w:p>
+            <w:pPr>
+              <w:spacing w:before="0" w:after="0" w:line="240" w:lineRule="auto"/>
+            </w:pPr>
             <w:r>
               <w:t>Buyer</w:t>
             </w:r>
@@ -3572,11 +5285,19 @@
         </w:tc>
       </w:tr>
       <w:tr>
-        <w:tc>
-          <w:tcPr>
-            <w:tcW w:type="dxa" w:w="2304"/>
-          </w:tcPr>
-          <w:p>
+        <w:trPr>
+          <w:cantSplit/>
+        </w:trPr>
+        <w:tc>
+          <w:tcPr>
+            <w:tcW w:w="2304" w:type="dxa"/>
+            <w:shd w:val="clear" w:color="auto" w:fill="F2F2F2"/>
+            <w:vAlign w:val="top"/>
+          </w:tcPr>
+          <w:p>
+            <w:pPr>
+              <w:spacing w:before="0" w:after="0" w:line="240" w:lineRule="auto"/>
+            </w:pPr>
             <w:r>
               <w:rPr>
                 <w:b/>
@@ -3587,9 +5308,13 @@
         </w:tc>
         <w:tc>
           <w:tcPr>
-            <w:tcW w:type="dxa" w:w="7056"/>
-          </w:tcPr>
-          <w:p>
+            <w:tcW w:w="7776" w:type="dxa"/>
+            <w:vAlign w:val="top"/>
+          </w:tcPr>
+          <w:p>
+            <w:pPr>
+              <w:spacing w:before="0" w:after="0" w:line="240" w:lineRule="auto"/>
+            </w:pPr>
             <w:r>
               <w:t>Included by UC8 after a successful payment.</w:t>
             </w:r>
@@ -3597,11 +5322,19 @@
         </w:tc>
       </w:tr>
       <w:tr>
-        <w:tc>
-          <w:tcPr>
-            <w:tcW w:type="dxa" w:w="2304"/>
-          </w:tcPr>
-          <w:p>
+        <w:trPr>
+          <w:cantSplit/>
+        </w:trPr>
+        <w:tc>
+          <w:tcPr>
+            <w:tcW w:w="2304" w:type="dxa"/>
+            <w:shd w:val="clear" w:color="auto" w:fill="F2F2F2"/>
+            <w:vAlign w:val="top"/>
+          </w:tcPr>
+          <w:p>
+            <w:pPr>
+              <w:spacing w:before="0" w:after="0" w:line="240" w:lineRule="auto"/>
+            </w:pPr>
             <w:r>
               <w:rPr>
                 <w:b/>
@@ -3612,9 +5345,13 @@
         </w:tc>
         <w:tc>
           <w:tcPr>
-            <w:tcW w:type="dxa" w:w="7056"/>
-          </w:tcPr>
-          <w:p>
+            <w:tcW w:w="7776" w:type="dxa"/>
+            <w:vAlign w:val="top"/>
+          </w:tcPr>
+          <w:p>
+            <w:pPr>
+              <w:spacing w:before="0" w:after="0" w:line="240" w:lineRule="auto"/>
+            </w:pPr>
             <w:r>
               <w:t>An order exists with a captured payment.</w:t>
             </w:r>
@@ -3622,11 +5359,19 @@
         </w:tc>
       </w:tr>
       <w:tr>
-        <w:tc>
-          <w:tcPr>
-            <w:tcW w:type="dxa" w:w="2304"/>
-          </w:tcPr>
-          <w:p>
+        <w:trPr>
+          <w:cantSplit/>
+        </w:trPr>
+        <w:tc>
+          <w:tcPr>
+            <w:tcW w:w="2304" w:type="dxa"/>
+            <w:shd w:val="clear" w:color="auto" w:fill="F2F2F2"/>
+            <w:vAlign w:val="top"/>
+          </w:tcPr>
+          <w:p>
+            <w:pPr>
+              <w:spacing w:before="0" w:after="0" w:line="240" w:lineRule="auto"/>
+            </w:pPr>
             <w:r>
               <w:rPr>
                 <w:b/>
@@ -3637,9 +5382,13 @@
         </w:tc>
         <w:tc>
           <w:tcPr>
-            <w:tcW w:type="dxa" w:w="7056"/>
-          </w:tcPr>
-          <w:p>
+            <w:tcW w:w="7776" w:type="dxa"/>
+            <w:vAlign w:val="top"/>
+          </w:tcPr>
+          <w:p>
+            <w:pPr>
+              <w:spacing w:before="0" w:after="0" w:line="240" w:lineRule="auto"/>
+            </w:pPr>
             <w:r>
               <w:t>An invoice/receipt is generated, stored, and made available to the buyer.</w:t>
             </w:r>
@@ -3647,11 +5396,19 @@
         </w:tc>
       </w:tr>
       <w:tr>
-        <w:tc>
-          <w:tcPr>
-            <w:tcW w:type="dxa" w:w="2304"/>
-          </w:tcPr>
-          <w:p>
+        <w:trPr>
+          <w:cantSplit/>
+        </w:trPr>
+        <w:tc>
+          <w:tcPr>
+            <w:tcW w:w="2304" w:type="dxa"/>
+            <w:shd w:val="clear" w:color="auto" w:fill="F2F2F2"/>
+            <w:vAlign w:val="top"/>
+          </w:tcPr>
+          <w:p>
+            <w:pPr>
+              <w:spacing w:before="0" w:after="0" w:line="240" w:lineRule="auto"/>
+            </w:pPr>
             <w:r>
               <w:rPr>
                 <w:b/>
@@ -3662,19 +5419,29 @@
         </w:tc>
         <w:tc>
           <w:tcPr>
-            <w:tcW w:type="dxa" w:w="7056"/>
-          </w:tcPr>
-          <w:p>
+            <w:tcW w:w="7776" w:type="dxa"/>
+            <w:vAlign w:val="top"/>
+          </w:tcPr>
+          <w:p>
+            <w:pPr>
+              <w:spacing w:before="0" w:after="0" w:line="240" w:lineRule="auto"/>
+            </w:pPr>
             <w:r>
               <w:t>1. System compiles order lines, taxes, discounts, totals, and the transaction reference.</w:t>
             </w:r>
           </w:p>
           <w:p>
+            <w:pPr>
+              <w:spacing w:before="0" w:after="0" w:line="240" w:lineRule="auto"/>
+            </w:pPr>
             <w:r>
               <w:t>2. System generates the invoice document and assigns an invoice number.</w:t>
             </w:r>
           </w:p>
           <w:p>
+            <w:pPr>
+              <w:spacing w:before="0" w:after="0" w:line="240" w:lineRule="auto"/>
+            </w:pPr>
             <w:r>
               <w:t>3. System attaches the invoice to the order and makes it downloadable.</w:t>
             </w:r>
@@ -3682,11 +5449,19 @@
         </w:tc>
       </w:tr>
       <w:tr>
-        <w:tc>
-          <w:tcPr>
-            <w:tcW w:type="dxa" w:w="2304"/>
-          </w:tcPr>
-          <w:p>
+        <w:trPr>
+          <w:cantSplit/>
+        </w:trPr>
+        <w:tc>
+          <w:tcPr>
+            <w:tcW w:w="2304" w:type="dxa"/>
+            <w:shd w:val="clear" w:color="auto" w:fill="F2F2F2"/>
+            <w:vAlign w:val="top"/>
+          </w:tcPr>
+          <w:p>
+            <w:pPr>
+              <w:spacing w:before="0" w:after="0" w:line="240" w:lineRule="auto"/>
+            </w:pPr>
             <w:r>
               <w:rPr>
                 <w:b/>
@@ -3697,9 +5472,13 @@
         </w:tc>
         <w:tc>
           <w:tcPr>
-            <w:tcW w:type="dxa" w:w="7056"/>
-          </w:tcPr>
-          <w:p>
+            <w:tcW w:w="7776" w:type="dxa"/>
+            <w:vAlign w:val="top"/>
+          </w:tcPr>
+          <w:p>
+            <w:pPr>
+              <w:spacing w:before="0" w:after="0" w:line="240" w:lineRule="auto"/>
+            </w:pPr>
             <w:r>
               <w:t>None.</w:t>
             </w:r>
@@ -3707,11 +5486,19 @@
         </w:tc>
       </w:tr>
       <w:tr>
-        <w:tc>
-          <w:tcPr>
-            <w:tcW w:type="dxa" w:w="2304"/>
-          </w:tcPr>
-          <w:p>
+        <w:trPr>
+          <w:cantSplit/>
+        </w:trPr>
+        <w:tc>
+          <w:tcPr>
+            <w:tcW w:w="2304" w:type="dxa"/>
+            <w:shd w:val="clear" w:color="auto" w:fill="F2F2F2"/>
+            <w:vAlign w:val="top"/>
+          </w:tcPr>
+          <w:p>
+            <w:pPr>
+              <w:spacing w:before="0" w:after="0" w:line="240" w:lineRule="auto"/>
+            </w:pPr>
             <w:r>
               <w:rPr>
                 <w:b/>
@@ -3722,9 +5509,13 @@
         </w:tc>
         <w:tc>
           <w:tcPr>
-            <w:tcW w:type="dxa" w:w="7056"/>
-          </w:tcPr>
-          <w:p>
+            <w:tcW w:w="7776" w:type="dxa"/>
+            <w:vAlign w:val="top"/>
+          </w:tcPr>
+          <w:p>
+            <w:pPr>
+              <w:spacing w:before="0" w:after="0" w:line="240" w:lineRule="auto"/>
+            </w:pPr>
             <w:r>
               <w:t>E1. Invoice generation fails: system logs the error and retries asynchronously; the order is unaffected.</w:t>
             </w:r>
@@ -3744,19 +5535,42 @@
     <w:tbl>
       <w:tblPr>
         <w:tblStyle w:val="TableGrid"/>
-        <w:tblW w:type="auto" w:w="0"/>
+        <w:tblW w:w="10080" w:type="dxa"/>
+        <w:tblBorders>
+          <w:top w:val="single" w:sz="6" w:space="0" w:color="000000"/>
+          <w:left w:val="single" w:sz="6" w:space="0" w:color="000000"/>
+          <w:bottom w:val="single" w:sz="6" w:space="0" w:color="000000"/>
+          <w:right w:val="single" w:sz="6" w:space="0" w:color="000000"/>
+          <w:insideH w:val="single" w:sz="6" w:space="0" w:color="000000"/>
+          <w:insideV w:val="single" w:sz="6" w:space="0" w:color="000000"/>
+        </w:tblBorders>
+        <w:tblLayout w:type="fixed"/>
+        <w:tblCellMar>
+          <w:top w:w="60" w:type="dxa"/>
+          <w:left w:w="100" w:type="dxa"/>
+          <w:bottom w:w="60" w:type="dxa"/>
+          <w:right w:w="100" w:type="dxa"/>
+        </w:tblCellMar>
         <w:tblLook w:firstColumn="1" w:firstRow="1" w:lastColumn="0" w:lastRow="0" w:noHBand="0" w:noVBand="1" w:val="04A0"/>
       </w:tblPr>
       <w:tblGrid>
         <w:gridCol w:w="2304"/>
-        <w:gridCol w:w="7056"/>
+        <w:gridCol w:w="7776"/>
       </w:tblGrid>
       <w:tr>
-        <w:tc>
-          <w:tcPr>
-            <w:tcW w:type="dxa" w:w="2304"/>
-          </w:tcPr>
-          <w:p>
+        <w:trPr>
+          <w:cantSplit/>
+        </w:trPr>
+        <w:tc>
+          <w:tcPr>
+            <w:tcW w:w="2304" w:type="dxa"/>
+            <w:shd w:val="clear" w:color="auto" w:fill="F2F2F2"/>
+            <w:vAlign w:val="top"/>
+          </w:tcPr>
+          <w:p>
+            <w:pPr>
+              <w:spacing w:before="0" w:after="0" w:line="240" w:lineRule="auto"/>
+            </w:pPr>
             <w:r>
               <w:rPr>
                 <w:b/>
@@ -3767,9 +5581,13 @@
         </w:tc>
         <w:tc>
           <w:tcPr>
-            <w:tcW w:type="dxa" w:w="7056"/>
-          </w:tcPr>
-          <w:p>
+            <w:tcW w:w="7776" w:type="dxa"/>
+            <w:vAlign w:val="top"/>
+          </w:tcPr>
+          <w:p>
+            <w:pPr>
+              <w:spacing w:before="0" w:after="0" w:line="240" w:lineRule="auto"/>
+            </w:pPr>
             <w:r>
               <w:t>UC11</w:t>
             </w:r>
@@ -3777,11 +5595,19 @@
         </w:tc>
       </w:tr>
       <w:tr>
-        <w:tc>
-          <w:tcPr>
-            <w:tcW w:type="dxa" w:w="2304"/>
-          </w:tcPr>
-          <w:p>
+        <w:trPr>
+          <w:cantSplit/>
+        </w:trPr>
+        <w:tc>
+          <w:tcPr>
+            <w:tcW w:w="2304" w:type="dxa"/>
+            <w:shd w:val="clear" w:color="auto" w:fill="F2F2F2"/>
+            <w:vAlign w:val="top"/>
+          </w:tcPr>
+          <w:p>
+            <w:pPr>
+              <w:spacing w:before="0" w:after="0" w:line="240" w:lineRule="auto"/>
+            </w:pPr>
             <w:r>
               <w:rPr>
                 <w:b/>
@@ -3792,9 +5618,13 @@
         </w:tc>
         <w:tc>
           <w:tcPr>
-            <w:tcW w:type="dxa" w:w="7056"/>
-          </w:tcPr>
-          <w:p>
+            <w:tcW w:w="7776" w:type="dxa"/>
+            <w:vAlign w:val="top"/>
+          </w:tcPr>
+          <w:p>
+            <w:pPr>
+              <w:spacing w:before="0" w:after="0" w:line="240" w:lineRule="auto"/>
+            </w:pPr>
             <w:r>
               <w:t>Send Order Confirmation</w:t>
             </w:r>
@@ -3802,11 +5632,19 @@
         </w:tc>
       </w:tr>
       <w:tr>
-        <w:tc>
-          <w:tcPr>
-            <w:tcW w:type="dxa" w:w="2304"/>
-          </w:tcPr>
-          <w:p>
+        <w:trPr>
+          <w:cantSplit/>
+        </w:trPr>
+        <w:tc>
+          <w:tcPr>
+            <w:tcW w:w="2304" w:type="dxa"/>
+            <w:shd w:val="clear" w:color="auto" w:fill="F2F2F2"/>
+            <w:vAlign w:val="top"/>
+          </w:tcPr>
+          <w:p>
+            <w:pPr>
+              <w:spacing w:before="0" w:after="0" w:line="240" w:lineRule="auto"/>
+            </w:pPr>
             <w:r>
               <w:rPr>
                 <w:b/>
@@ -3817,9 +5655,13 @@
         </w:tc>
         <w:tc>
           <w:tcPr>
-            <w:tcW w:type="dxa" w:w="7056"/>
-          </w:tcPr>
-          <w:p>
+            <w:tcW w:w="7776" w:type="dxa"/>
+            <w:vAlign w:val="top"/>
+          </w:tcPr>
+          <w:p>
+            <w:pPr>
+              <w:spacing w:before="0" w:after="0" w:line="240" w:lineRule="auto"/>
+            </w:pPr>
             <w:r>
               <w:t>System</w:t>
             </w:r>
@@ -3827,11 +5669,19 @@
         </w:tc>
       </w:tr>
       <w:tr>
-        <w:tc>
-          <w:tcPr>
-            <w:tcW w:type="dxa" w:w="2304"/>
-          </w:tcPr>
-          <w:p>
+        <w:trPr>
+          <w:cantSplit/>
+        </w:trPr>
+        <w:tc>
+          <w:tcPr>
+            <w:tcW w:w="2304" w:type="dxa"/>
+            <w:shd w:val="clear" w:color="auto" w:fill="F2F2F2"/>
+            <w:vAlign w:val="top"/>
+          </w:tcPr>
+          <w:p>
+            <w:pPr>
+              <w:spacing w:before="0" w:after="0" w:line="240" w:lineRule="auto"/>
+            </w:pPr>
             <w:r>
               <w:rPr>
                 <w:b/>
@@ -3842,9 +5692,13 @@
         </w:tc>
         <w:tc>
           <w:tcPr>
-            <w:tcW w:type="dxa" w:w="7056"/>
-          </w:tcPr>
-          <w:p>
+            <w:tcW w:w="7776" w:type="dxa"/>
+            <w:vAlign w:val="top"/>
+          </w:tcPr>
+          <w:p>
+            <w:pPr>
+              <w:spacing w:before="0" w:after="0" w:line="240" w:lineRule="auto"/>
+            </w:pPr>
             <w:r>
               <w:t>Email / Notification Service</w:t>
             </w:r>
@@ -3852,11 +5706,19 @@
         </w:tc>
       </w:tr>
       <w:tr>
-        <w:tc>
-          <w:tcPr>
-            <w:tcW w:type="dxa" w:w="2304"/>
-          </w:tcPr>
-          <w:p>
+        <w:trPr>
+          <w:cantSplit/>
+        </w:trPr>
+        <w:tc>
+          <w:tcPr>
+            <w:tcW w:w="2304" w:type="dxa"/>
+            <w:shd w:val="clear" w:color="auto" w:fill="F2F2F2"/>
+            <w:vAlign w:val="top"/>
+          </w:tcPr>
+          <w:p>
+            <w:pPr>
+              <w:spacing w:before="0" w:after="0" w:line="240" w:lineRule="auto"/>
+            </w:pPr>
             <w:r>
               <w:rPr>
                 <w:b/>
@@ -3867,9 +5729,13 @@
         </w:tc>
         <w:tc>
           <w:tcPr>
-            <w:tcW w:type="dxa" w:w="7056"/>
-          </w:tcPr>
-          <w:p>
+            <w:tcW w:w="7776" w:type="dxa"/>
+            <w:vAlign w:val="top"/>
+          </w:tcPr>
+          <w:p>
+            <w:pPr>
+              <w:spacing w:before="0" w:after="0" w:line="240" w:lineRule="auto"/>
+            </w:pPr>
             <w:r>
               <w:t>Included by UC8 once the order is placed.</w:t>
             </w:r>
@@ -3877,11 +5743,19 @@
         </w:tc>
       </w:tr>
       <w:tr>
-        <w:tc>
-          <w:tcPr>
-            <w:tcW w:type="dxa" w:w="2304"/>
-          </w:tcPr>
-          <w:p>
+        <w:trPr>
+          <w:cantSplit/>
+        </w:trPr>
+        <w:tc>
+          <w:tcPr>
+            <w:tcW w:w="2304" w:type="dxa"/>
+            <w:shd w:val="clear" w:color="auto" w:fill="F2F2F2"/>
+            <w:vAlign w:val="top"/>
+          </w:tcPr>
+          <w:p>
+            <w:pPr>
+              <w:spacing w:before="0" w:after="0" w:line="240" w:lineRule="auto"/>
+            </w:pPr>
             <w:r>
               <w:rPr>
                 <w:b/>
@@ -3892,9 +5766,13 @@
         </w:tc>
         <w:tc>
           <w:tcPr>
-            <w:tcW w:type="dxa" w:w="7056"/>
-          </w:tcPr>
-          <w:p>
+            <w:tcW w:w="7776" w:type="dxa"/>
+            <w:vAlign w:val="top"/>
+          </w:tcPr>
+          <w:p>
+            <w:pPr>
+              <w:spacing w:before="0" w:after="0" w:line="240" w:lineRule="auto"/>
+            </w:pPr>
             <w:r>
               <w:t>An order with status "Placed" exists and the buyer has a valid contact address.</w:t>
             </w:r>
@@ -3902,11 +5780,19 @@
         </w:tc>
       </w:tr>
       <w:tr>
-        <w:tc>
-          <w:tcPr>
-            <w:tcW w:type="dxa" w:w="2304"/>
-          </w:tcPr>
-          <w:p>
+        <w:trPr>
+          <w:cantSplit/>
+        </w:trPr>
+        <w:tc>
+          <w:tcPr>
+            <w:tcW w:w="2304" w:type="dxa"/>
+            <w:shd w:val="clear" w:color="auto" w:fill="F2F2F2"/>
+            <w:vAlign w:val="top"/>
+          </w:tcPr>
+          <w:p>
+            <w:pPr>
+              <w:spacing w:before="0" w:after="0" w:line="240" w:lineRule="auto"/>
+            </w:pPr>
             <w:r>
               <w:rPr>
                 <w:b/>
@@ -3917,9 +5803,13 @@
         </w:tc>
         <w:tc>
           <w:tcPr>
-            <w:tcW w:type="dxa" w:w="7056"/>
-          </w:tcPr>
-          <w:p>
+            <w:tcW w:w="7776" w:type="dxa"/>
+            <w:vAlign w:val="top"/>
+          </w:tcPr>
+          <w:p>
+            <w:pPr>
+              <w:spacing w:before="0" w:after="0" w:line="240" w:lineRule="auto"/>
+            </w:pPr>
             <w:r>
               <w:t>A confirmation email/notification with the order summary is dispatched.</w:t>
             </w:r>
@@ -3927,11 +5817,19 @@
         </w:tc>
       </w:tr>
       <w:tr>
-        <w:tc>
-          <w:tcPr>
-            <w:tcW w:type="dxa" w:w="2304"/>
-          </w:tcPr>
-          <w:p>
+        <w:trPr>
+          <w:cantSplit/>
+        </w:trPr>
+        <w:tc>
+          <w:tcPr>
+            <w:tcW w:w="2304" w:type="dxa"/>
+            <w:shd w:val="clear" w:color="auto" w:fill="F2F2F2"/>
+            <w:vAlign w:val="top"/>
+          </w:tcPr>
+          <w:p>
+            <w:pPr>
+              <w:spacing w:before="0" w:after="0" w:line="240" w:lineRule="auto"/>
+            </w:pPr>
             <w:r>
               <w:rPr>
                 <w:b/>
@@ -3942,24 +5840,37 @@
         </w:tc>
         <w:tc>
           <w:tcPr>
-            <w:tcW w:type="dxa" w:w="7056"/>
-          </w:tcPr>
-          <w:p>
+            <w:tcW w:w="7776" w:type="dxa"/>
+            <w:vAlign w:val="top"/>
+          </w:tcPr>
+          <w:p>
+            <w:pPr>
+              <w:spacing w:before="0" w:after="0" w:line="240" w:lineRule="auto"/>
+            </w:pPr>
             <w:r>
               <w:t>1. System composes the confirmation with the order number, items, total, and delivery estimate.</w:t>
             </w:r>
           </w:p>
           <w:p>
+            <w:pPr>
+              <w:spacing w:before="0" w:after="0" w:line="240" w:lineRule="auto"/>
+            </w:pPr>
             <w:r>
               <w:t>2. System hands the message to the Email / Notification Service.</w:t>
             </w:r>
           </w:p>
           <w:p>
+            <w:pPr>
+              <w:spacing w:before="0" w:after="0" w:line="240" w:lineRule="auto"/>
+            </w:pPr>
             <w:r>
               <w:t>3. Service accepts the message for delivery.</w:t>
             </w:r>
           </w:p>
           <w:p>
+            <w:pPr>
+              <w:spacing w:before="0" w:after="0" w:line="240" w:lineRule="auto"/>
+            </w:pPr>
             <w:r>
               <w:t>4. System marks the confirmation as sent.</w:t>
             </w:r>
@@ -3967,11 +5878,19 @@
         </w:tc>
       </w:tr>
       <w:tr>
-        <w:tc>
-          <w:tcPr>
-            <w:tcW w:type="dxa" w:w="2304"/>
-          </w:tcPr>
-          <w:p>
+        <w:trPr>
+          <w:cantSplit/>
+        </w:trPr>
+        <w:tc>
+          <w:tcPr>
+            <w:tcW w:w="2304" w:type="dxa"/>
+            <w:shd w:val="clear" w:color="auto" w:fill="F2F2F2"/>
+            <w:vAlign w:val="top"/>
+          </w:tcPr>
+          <w:p>
+            <w:pPr>
+              <w:spacing w:before="0" w:after="0" w:line="240" w:lineRule="auto"/>
+            </w:pPr>
             <w:r>
               <w:rPr>
                 <w:b/>
@@ -3982,9 +5901,13 @@
         </w:tc>
         <w:tc>
           <w:tcPr>
-            <w:tcW w:type="dxa" w:w="7056"/>
-          </w:tcPr>
-          <w:p>
+            <w:tcW w:w="7776" w:type="dxa"/>
+            <w:vAlign w:val="top"/>
+          </w:tcPr>
+          <w:p>
+            <w:pPr>
+              <w:spacing w:before="0" w:after="0" w:line="240" w:lineRule="auto"/>
+            </w:pPr>
             <w:r>
               <w:t>None.</w:t>
             </w:r>
@@ -3992,11 +5915,19 @@
         </w:tc>
       </w:tr>
       <w:tr>
-        <w:tc>
-          <w:tcPr>
-            <w:tcW w:type="dxa" w:w="2304"/>
-          </w:tcPr>
-          <w:p>
+        <w:trPr>
+          <w:cantSplit/>
+        </w:trPr>
+        <w:tc>
+          <w:tcPr>
+            <w:tcW w:w="2304" w:type="dxa"/>
+            <w:shd w:val="clear" w:color="auto" w:fill="F2F2F2"/>
+            <w:vAlign w:val="top"/>
+          </w:tcPr>
+          <w:p>
+            <w:pPr>
+              <w:spacing w:before="0" w:after="0" w:line="240" w:lineRule="auto"/>
+            </w:pPr>
             <w:r>
               <w:rPr>
                 <w:b/>
@@ -4007,9 +5938,13 @@
         </w:tc>
         <w:tc>
           <w:tcPr>
-            <w:tcW w:type="dxa" w:w="7056"/>
-          </w:tcPr>
-          <w:p>
+            <w:tcW w:w="7776" w:type="dxa"/>
+            <w:vAlign w:val="top"/>
+          </w:tcPr>
+          <w:p>
+            <w:pPr>
+              <w:spacing w:before="0" w:after="0" w:line="240" w:lineRule="auto"/>
+            </w:pPr>
             <w:r>
               <w:t>E1. Service rejects or fails: system queues the message and retries with backoff.</w:t>
             </w:r>
@@ -4029,19 +5964,42 @@
     <w:tbl>
       <w:tblPr>
         <w:tblStyle w:val="TableGrid"/>
-        <w:tblW w:type="auto" w:w="0"/>
+        <w:tblW w:w="10080" w:type="dxa"/>
+        <w:tblBorders>
+          <w:top w:val="single" w:sz="6" w:space="0" w:color="000000"/>
+          <w:left w:val="single" w:sz="6" w:space="0" w:color="000000"/>
+          <w:bottom w:val="single" w:sz="6" w:space="0" w:color="000000"/>
+          <w:right w:val="single" w:sz="6" w:space="0" w:color="000000"/>
+          <w:insideH w:val="single" w:sz="6" w:space="0" w:color="000000"/>
+          <w:insideV w:val="single" w:sz="6" w:space="0" w:color="000000"/>
+        </w:tblBorders>
+        <w:tblLayout w:type="fixed"/>
+        <w:tblCellMar>
+          <w:top w:w="60" w:type="dxa"/>
+          <w:left w:w="100" w:type="dxa"/>
+          <w:bottom w:w="60" w:type="dxa"/>
+          <w:right w:w="100" w:type="dxa"/>
+        </w:tblCellMar>
         <w:tblLook w:firstColumn="1" w:firstRow="1" w:lastColumn="0" w:lastRow="0" w:noHBand="0" w:noVBand="1" w:val="04A0"/>
       </w:tblPr>
       <w:tblGrid>
         <w:gridCol w:w="2304"/>
-        <w:gridCol w:w="7056"/>
+        <w:gridCol w:w="7776"/>
       </w:tblGrid>
       <w:tr>
-        <w:tc>
-          <w:tcPr>
-            <w:tcW w:type="dxa" w:w="2304"/>
-          </w:tcPr>
-          <w:p>
+        <w:trPr>
+          <w:cantSplit/>
+        </w:trPr>
+        <w:tc>
+          <w:tcPr>
+            <w:tcW w:w="2304" w:type="dxa"/>
+            <w:shd w:val="clear" w:color="auto" w:fill="F2F2F2"/>
+            <w:vAlign w:val="top"/>
+          </w:tcPr>
+          <w:p>
+            <w:pPr>
+              <w:spacing w:before="0" w:after="0" w:line="240" w:lineRule="auto"/>
+            </w:pPr>
             <w:r>
               <w:rPr>
                 <w:b/>
@@ -4052,9 +6010,13 @@
         </w:tc>
         <w:tc>
           <w:tcPr>
-            <w:tcW w:type="dxa" w:w="7056"/>
-          </w:tcPr>
-          <w:p>
+            <w:tcW w:w="7776" w:type="dxa"/>
+            <w:vAlign w:val="top"/>
+          </w:tcPr>
+          <w:p>
+            <w:pPr>
+              <w:spacing w:before="0" w:after="0" w:line="240" w:lineRule="auto"/>
+            </w:pPr>
             <w:r>
               <w:t>UC12</w:t>
             </w:r>
@@ -4062,11 +6024,19 @@
         </w:tc>
       </w:tr>
       <w:tr>
-        <w:tc>
-          <w:tcPr>
-            <w:tcW w:type="dxa" w:w="2304"/>
-          </w:tcPr>
-          <w:p>
+        <w:trPr>
+          <w:cantSplit/>
+        </w:trPr>
+        <w:tc>
+          <w:tcPr>
+            <w:tcW w:w="2304" w:type="dxa"/>
+            <w:shd w:val="clear" w:color="auto" w:fill="F2F2F2"/>
+            <w:vAlign w:val="top"/>
+          </w:tcPr>
+          <w:p>
+            <w:pPr>
+              <w:spacing w:before="0" w:after="0" w:line="240" w:lineRule="auto"/>
+            </w:pPr>
             <w:r>
               <w:rPr>
                 <w:b/>
@@ -4077,9 +6047,13 @@
         </w:tc>
         <w:tc>
           <w:tcPr>
-            <w:tcW w:type="dxa" w:w="7056"/>
-          </w:tcPr>
-          <w:p>
+            <w:tcW w:w="7776" w:type="dxa"/>
+            <w:vAlign w:val="top"/>
+          </w:tcPr>
+          <w:p>
+            <w:pPr>
+              <w:spacing w:before="0" w:after="0" w:line="240" w:lineRule="auto"/>
+            </w:pPr>
             <w:r>
               <w:t>Track Order Status</w:t>
             </w:r>
@@ -4087,11 +6061,19 @@
         </w:tc>
       </w:tr>
       <w:tr>
-        <w:tc>
-          <w:tcPr>
-            <w:tcW w:type="dxa" w:w="2304"/>
-          </w:tcPr>
-          <w:p>
+        <w:trPr>
+          <w:cantSplit/>
+        </w:trPr>
+        <w:tc>
+          <w:tcPr>
+            <w:tcW w:w="2304" w:type="dxa"/>
+            <w:shd w:val="clear" w:color="auto" w:fill="F2F2F2"/>
+            <w:vAlign w:val="top"/>
+          </w:tcPr>
+          <w:p>
+            <w:pPr>
+              <w:spacing w:before="0" w:after="0" w:line="240" w:lineRule="auto"/>
+            </w:pPr>
             <w:r>
               <w:rPr>
                 <w:b/>
@@ -4102,9 +6084,13 @@
         </w:tc>
         <w:tc>
           <w:tcPr>
-            <w:tcW w:type="dxa" w:w="7056"/>
-          </w:tcPr>
-          <w:p>
+            <w:tcW w:w="7776" w:type="dxa"/>
+            <w:vAlign w:val="top"/>
+          </w:tcPr>
+          <w:p>
+            <w:pPr>
+              <w:spacing w:before="0" w:after="0" w:line="240" w:lineRule="auto"/>
+            </w:pPr>
             <w:r>
               <w:t>Buyer</w:t>
             </w:r>
@@ -4112,11 +6098,19 @@
         </w:tc>
       </w:tr>
       <w:tr>
-        <w:tc>
-          <w:tcPr>
-            <w:tcW w:type="dxa" w:w="2304"/>
-          </w:tcPr>
-          <w:p>
+        <w:trPr>
+          <w:cantSplit/>
+        </w:trPr>
+        <w:tc>
+          <w:tcPr>
+            <w:tcW w:w="2304" w:type="dxa"/>
+            <w:shd w:val="clear" w:color="auto" w:fill="F2F2F2"/>
+            <w:vAlign w:val="top"/>
+          </w:tcPr>
+          <w:p>
+            <w:pPr>
+              <w:spacing w:before="0" w:after="0" w:line="240" w:lineRule="auto"/>
+            </w:pPr>
             <w:r>
               <w:rPr>
                 <w:b/>
@@ -4127,9 +6121,13 @@
         </w:tc>
         <w:tc>
           <w:tcPr>
-            <w:tcW w:type="dxa" w:w="7056"/>
-          </w:tcPr>
-          <w:p>
+            <w:tcW w:w="7776" w:type="dxa"/>
+            <w:vAlign w:val="top"/>
+          </w:tcPr>
+          <w:p>
+            <w:pPr>
+              <w:spacing w:before="0" w:after="0" w:line="240" w:lineRule="auto"/>
+            </w:pPr>
             <w:r>
               <w:t>Buyer opens an order from order history.</w:t>
             </w:r>
@@ -4137,11 +6135,19 @@
         </w:tc>
       </w:tr>
       <w:tr>
-        <w:tc>
-          <w:tcPr>
-            <w:tcW w:type="dxa" w:w="2304"/>
-          </w:tcPr>
-          <w:p>
+        <w:trPr>
+          <w:cantSplit/>
+        </w:trPr>
+        <w:tc>
+          <w:tcPr>
+            <w:tcW w:w="2304" w:type="dxa"/>
+            <w:shd w:val="clear" w:color="auto" w:fill="F2F2F2"/>
+            <w:vAlign w:val="top"/>
+          </w:tcPr>
+          <w:p>
+            <w:pPr>
+              <w:spacing w:before="0" w:after="0" w:line="240" w:lineRule="auto"/>
+            </w:pPr>
             <w:r>
               <w:rPr>
                 <w:b/>
@@ -4152,9 +6158,13 @@
         </w:tc>
         <w:tc>
           <w:tcPr>
-            <w:tcW w:type="dxa" w:w="7056"/>
-          </w:tcPr>
-          <w:p>
+            <w:tcW w:w="7776" w:type="dxa"/>
+            <w:vAlign w:val="top"/>
+          </w:tcPr>
+          <w:p>
+            <w:pPr>
+              <w:spacing w:before="0" w:after="0" w:line="240" w:lineRule="auto"/>
+            </w:pPr>
             <w:r>
               <w:t>Buyer is logged in and owns at least one order.</w:t>
             </w:r>
@@ -4162,11 +6172,19 @@
         </w:tc>
       </w:tr>
       <w:tr>
-        <w:tc>
-          <w:tcPr>
-            <w:tcW w:type="dxa" w:w="2304"/>
-          </w:tcPr>
-          <w:p>
+        <w:trPr>
+          <w:cantSplit/>
+        </w:trPr>
+        <w:tc>
+          <w:tcPr>
+            <w:tcW w:w="2304" w:type="dxa"/>
+            <w:shd w:val="clear" w:color="auto" w:fill="F2F2F2"/>
+            <w:vAlign w:val="top"/>
+          </w:tcPr>
+          <w:p>
+            <w:pPr>
+              <w:spacing w:before="0" w:after="0" w:line="240" w:lineRule="auto"/>
+            </w:pPr>
             <w:r>
               <w:rPr>
                 <w:b/>
@@ -4177,9 +6195,13 @@
         </w:tc>
         <w:tc>
           <w:tcPr>
-            <w:tcW w:type="dxa" w:w="7056"/>
-          </w:tcPr>
-          <w:p>
+            <w:tcW w:w="7776" w:type="dxa"/>
+            <w:vAlign w:val="top"/>
+          </w:tcPr>
+          <w:p>
+            <w:pPr>
+              <w:spacing w:before="0" w:after="0" w:line="240" w:lineRule="auto"/>
+            </w:pPr>
             <w:r>
               <w:t>The current order status and history are displayed.</w:t>
             </w:r>
@@ -4187,11 +6209,19 @@
         </w:tc>
       </w:tr>
       <w:tr>
-        <w:tc>
-          <w:tcPr>
-            <w:tcW w:type="dxa" w:w="2304"/>
-          </w:tcPr>
-          <w:p>
+        <w:trPr>
+          <w:cantSplit/>
+        </w:trPr>
+        <w:tc>
+          <w:tcPr>
+            <w:tcW w:w="2304" w:type="dxa"/>
+            <w:shd w:val="clear" w:color="auto" w:fill="F2F2F2"/>
+            <w:vAlign w:val="top"/>
+          </w:tcPr>
+          <w:p>
+            <w:pPr>
+              <w:spacing w:before="0" w:after="0" w:line="240" w:lineRule="auto"/>
+            </w:pPr>
             <w:r>
               <w:rPr>
                 <w:b/>
@@ -4202,19 +6232,29 @@
         </w:tc>
         <w:tc>
           <w:tcPr>
-            <w:tcW w:type="dxa" w:w="7056"/>
-          </w:tcPr>
-          <w:p>
+            <w:tcW w:w="7776" w:type="dxa"/>
+            <w:vAlign w:val="top"/>
+          </w:tcPr>
+          <w:p>
+            <w:pPr>
+              <w:spacing w:before="0" w:after="0" w:line="240" w:lineRule="auto"/>
+            </w:pPr>
             <w:r>
               <w:t>1. Buyer selects an order.</w:t>
             </w:r>
           </w:p>
           <w:p>
+            <w:pPr>
+              <w:spacing w:before="0" w:after="0" w:line="240" w:lineRule="auto"/>
+            </w:pPr>
             <w:r>
               <w:t>2. System retrieves the status (Placed, Shipped, Out for delivery, Delivered) and timestamps.</w:t>
             </w:r>
           </w:p>
           <w:p>
+            <w:pPr>
+              <w:spacing w:before="0" w:after="0" w:line="240" w:lineRule="auto"/>
+            </w:pPr>
             <w:r>
               <w:t>3. System displays the status timeline and tracking reference if available.</w:t>
             </w:r>
@@ -4222,11 +6262,19 @@
         </w:tc>
       </w:tr>
       <w:tr>
-        <w:tc>
-          <w:tcPr>
-            <w:tcW w:type="dxa" w:w="2304"/>
-          </w:tcPr>
-          <w:p>
+        <w:trPr>
+          <w:cantSplit/>
+        </w:trPr>
+        <w:tc>
+          <w:tcPr>
+            <w:tcW w:w="2304" w:type="dxa"/>
+            <w:shd w:val="clear" w:color="auto" w:fill="F2F2F2"/>
+            <w:vAlign w:val="top"/>
+          </w:tcPr>
+          <w:p>
+            <w:pPr>
+              <w:spacing w:before="0" w:after="0" w:line="240" w:lineRule="auto"/>
+            </w:pPr>
             <w:r>
               <w:rPr>
                 <w:b/>
@@ -4237,9 +6285,13 @@
         </w:tc>
         <w:tc>
           <w:tcPr>
-            <w:tcW w:type="dxa" w:w="7056"/>
-          </w:tcPr>
-          <w:p>
+            <w:tcW w:w="7776" w:type="dxa"/>
+            <w:vAlign w:val="top"/>
+          </w:tcPr>
+          <w:p>
+            <w:pPr>
+              <w:spacing w:before="0" w:after="0" w:line="240" w:lineRule="auto"/>
+            </w:pPr>
             <w:r>
               <w:t>2a. Order still "Placed": system shows only the placed step as complete.</w:t>
             </w:r>
@@ -4247,11 +6299,19 @@
         </w:tc>
       </w:tr>
       <w:tr>
-        <w:tc>
-          <w:tcPr>
-            <w:tcW w:type="dxa" w:w="2304"/>
-          </w:tcPr>
-          <w:p>
+        <w:trPr>
+          <w:cantSplit/>
+        </w:trPr>
+        <w:tc>
+          <w:tcPr>
+            <w:tcW w:w="2304" w:type="dxa"/>
+            <w:shd w:val="clear" w:color="auto" w:fill="F2F2F2"/>
+            <w:vAlign w:val="top"/>
+          </w:tcPr>
+          <w:p>
+            <w:pPr>
+              <w:spacing w:before="0" w:after="0" w:line="240" w:lineRule="auto"/>
+            </w:pPr>
             <w:r>
               <w:rPr>
                 <w:b/>
@@ -4262,9 +6322,13 @@
         </w:tc>
         <w:tc>
           <w:tcPr>
-            <w:tcW w:type="dxa" w:w="7056"/>
-          </w:tcPr>
-          <w:p>
+            <w:tcW w:w="7776" w:type="dxa"/>
+            <w:vAlign w:val="top"/>
+          </w:tcPr>
+          <w:p>
+            <w:pPr>
+              <w:spacing w:before="0" w:after="0" w:line="240" w:lineRule="auto"/>
+            </w:pPr>
             <w:r>
               <w:t>E1. Order not found / not owned by the buyer: system shows an authorization error.</w:t>
             </w:r>
@@ -4284,19 +6348,42 @@
     <w:tbl>
       <w:tblPr>
         <w:tblStyle w:val="TableGrid"/>
-        <w:tblW w:type="auto" w:w="0"/>
+        <w:tblW w:w="10080" w:type="dxa"/>
+        <w:tblBorders>
+          <w:top w:val="single" w:sz="6" w:space="0" w:color="000000"/>
+          <w:left w:val="single" w:sz="6" w:space="0" w:color="000000"/>
+          <w:bottom w:val="single" w:sz="6" w:space="0" w:color="000000"/>
+          <w:right w:val="single" w:sz="6" w:space="0" w:color="000000"/>
+          <w:insideH w:val="single" w:sz="6" w:space="0" w:color="000000"/>
+          <w:insideV w:val="single" w:sz="6" w:space="0" w:color="000000"/>
+        </w:tblBorders>
+        <w:tblLayout w:type="fixed"/>
+        <w:tblCellMar>
+          <w:top w:w="60" w:type="dxa"/>
+          <w:left w:w="100" w:type="dxa"/>
+          <w:bottom w:w="60" w:type="dxa"/>
+          <w:right w:w="100" w:type="dxa"/>
+        </w:tblCellMar>
         <w:tblLook w:firstColumn="1" w:firstRow="1" w:lastColumn="0" w:lastRow="0" w:noHBand="0" w:noVBand="1" w:val="04A0"/>
       </w:tblPr>
       <w:tblGrid>
         <w:gridCol w:w="2304"/>
-        <w:gridCol w:w="7056"/>
+        <w:gridCol w:w="7776"/>
       </w:tblGrid>
       <w:tr>
-        <w:tc>
-          <w:tcPr>
-            <w:tcW w:type="dxa" w:w="2304"/>
-          </w:tcPr>
-          <w:p>
+        <w:trPr>
+          <w:cantSplit/>
+        </w:trPr>
+        <w:tc>
+          <w:tcPr>
+            <w:tcW w:w="2304" w:type="dxa"/>
+            <w:shd w:val="clear" w:color="auto" w:fill="F2F2F2"/>
+            <w:vAlign w:val="top"/>
+          </w:tcPr>
+          <w:p>
+            <w:pPr>
+              <w:spacing w:before="0" w:after="0" w:line="240" w:lineRule="auto"/>
+            </w:pPr>
             <w:r>
               <w:rPr>
                 <w:b/>
@@ -4307,9 +6394,13 @@
         </w:tc>
         <w:tc>
           <w:tcPr>
-            <w:tcW w:type="dxa" w:w="7056"/>
-          </w:tcPr>
-          <w:p>
+            <w:tcW w:w="7776" w:type="dxa"/>
+            <w:vAlign w:val="top"/>
+          </w:tcPr>
+          <w:p>
+            <w:pPr>
+              <w:spacing w:before="0" w:after="0" w:line="240" w:lineRule="auto"/>
+            </w:pPr>
             <w:r>
               <w:t>UC13</w:t>
             </w:r>
@@ -4317,11 +6408,19 @@
         </w:tc>
       </w:tr>
       <w:tr>
-        <w:tc>
-          <w:tcPr>
-            <w:tcW w:type="dxa" w:w="2304"/>
-          </w:tcPr>
-          <w:p>
+        <w:trPr>
+          <w:cantSplit/>
+        </w:trPr>
+        <w:tc>
+          <w:tcPr>
+            <w:tcW w:w="2304" w:type="dxa"/>
+            <w:shd w:val="clear" w:color="auto" w:fill="F2F2F2"/>
+            <w:vAlign w:val="top"/>
+          </w:tcPr>
+          <w:p>
+            <w:pPr>
+              <w:spacing w:before="0" w:after="0" w:line="240" w:lineRule="auto"/>
+            </w:pPr>
             <w:r>
               <w:rPr>
                 <w:b/>
@@ -4332,9 +6431,13 @@
         </w:tc>
         <w:tc>
           <w:tcPr>
-            <w:tcW w:type="dxa" w:w="7056"/>
-          </w:tcPr>
-          <w:p>
+            <w:tcW w:w="7776" w:type="dxa"/>
+            <w:vAlign w:val="top"/>
+          </w:tcPr>
+          <w:p>
+            <w:pPr>
+              <w:spacing w:before="0" w:after="0" w:line="240" w:lineRule="auto"/>
+            </w:pPr>
             <w:r>
               <w:t>Rate &amp; Review Purchased Book</w:t>
             </w:r>
@@ -4342,11 +6445,19 @@
         </w:tc>
       </w:tr>
       <w:tr>
-        <w:tc>
-          <w:tcPr>
-            <w:tcW w:type="dxa" w:w="2304"/>
-          </w:tcPr>
-          <w:p>
+        <w:trPr>
+          <w:cantSplit/>
+        </w:trPr>
+        <w:tc>
+          <w:tcPr>
+            <w:tcW w:w="2304" w:type="dxa"/>
+            <w:shd w:val="clear" w:color="auto" w:fill="F2F2F2"/>
+            <w:vAlign w:val="top"/>
+          </w:tcPr>
+          <w:p>
+            <w:pPr>
+              <w:spacing w:before="0" w:after="0" w:line="240" w:lineRule="auto"/>
+            </w:pPr>
             <w:r>
               <w:rPr>
                 <w:b/>
@@ -4357,9 +6468,13 @@
         </w:tc>
         <w:tc>
           <w:tcPr>
-            <w:tcW w:type="dxa" w:w="7056"/>
-          </w:tcPr>
-          <w:p>
+            <w:tcW w:w="7776" w:type="dxa"/>
+            <w:vAlign w:val="top"/>
+          </w:tcPr>
+          <w:p>
+            <w:pPr>
+              <w:spacing w:before="0" w:after="0" w:line="240" w:lineRule="auto"/>
+            </w:pPr>
             <w:r>
               <w:t>Buyer</w:t>
             </w:r>
@@ -4367,11 +6482,19 @@
         </w:tc>
       </w:tr>
       <w:tr>
-        <w:tc>
-          <w:tcPr>
-            <w:tcW w:type="dxa" w:w="2304"/>
-          </w:tcPr>
-          <w:p>
+        <w:trPr>
+          <w:cantSplit/>
+        </w:trPr>
+        <w:tc>
+          <w:tcPr>
+            <w:tcW w:w="2304" w:type="dxa"/>
+            <w:shd w:val="clear" w:color="auto" w:fill="F2F2F2"/>
+            <w:vAlign w:val="top"/>
+          </w:tcPr>
+          <w:p>
+            <w:pPr>
+              <w:spacing w:before="0" w:after="0" w:line="240" w:lineRule="auto"/>
+            </w:pPr>
             <w:r>
               <w:rPr>
                 <w:b/>
@@ -4382,9 +6505,13 @@
         </w:tc>
         <w:tc>
           <w:tcPr>
-            <w:tcW w:type="dxa" w:w="7056"/>
-          </w:tcPr>
-          <w:p>
+            <w:tcW w:w="7776" w:type="dxa"/>
+            <w:vAlign w:val="top"/>
+          </w:tcPr>
+          <w:p>
+            <w:pPr>
+              <w:spacing w:before="0" w:after="0" w:line="240" w:lineRule="auto"/>
+            </w:pPr>
             <w:r>
               <w:t>Buyer submits a rating and review for a book.</w:t>
             </w:r>
@@ -4392,11 +6519,19 @@
         </w:tc>
       </w:tr>
       <w:tr>
-        <w:tc>
-          <w:tcPr>
-            <w:tcW w:type="dxa" w:w="2304"/>
-          </w:tcPr>
-          <w:p>
+        <w:trPr>
+          <w:cantSplit/>
+        </w:trPr>
+        <w:tc>
+          <w:tcPr>
+            <w:tcW w:w="2304" w:type="dxa"/>
+            <w:shd w:val="clear" w:color="auto" w:fill="F2F2F2"/>
+            <w:vAlign w:val="top"/>
+          </w:tcPr>
+          <w:p>
+            <w:pPr>
+              <w:spacing w:before="0" w:after="0" w:line="240" w:lineRule="auto"/>
+            </w:pPr>
             <w:r>
               <w:rPr>
                 <w:b/>
@@ -4407,9 +6542,13 @@
         </w:tc>
         <w:tc>
           <w:tcPr>
-            <w:tcW w:type="dxa" w:w="7056"/>
-          </w:tcPr>
-          <w:p>
+            <w:tcW w:w="7776" w:type="dxa"/>
+            <w:vAlign w:val="top"/>
+          </w:tcPr>
+          <w:p>
+            <w:pPr>
+              <w:spacing w:before="0" w:after="0" w:line="240" w:lineRule="auto"/>
+            </w:pPr>
             <w:r>
               <w:t>Buyer is logged in and has a delivered order containing the book.</w:t>
             </w:r>
@@ -4417,11 +6556,19 @@
         </w:tc>
       </w:tr>
       <w:tr>
-        <w:tc>
-          <w:tcPr>
-            <w:tcW w:type="dxa" w:w="2304"/>
-          </w:tcPr>
-          <w:p>
+        <w:trPr>
+          <w:cantSplit/>
+        </w:trPr>
+        <w:tc>
+          <w:tcPr>
+            <w:tcW w:w="2304" w:type="dxa"/>
+            <w:shd w:val="clear" w:color="auto" w:fill="F2F2F2"/>
+            <w:vAlign w:val="top"/>
+          </w:tcPr>
+          <w:p>
+            <w:pPr>
+              <w:spacing w:before="0" w:after="0" w:line="240" w:lineRule="auto"/>
+            </w:pPr>
             <w:r>
               <w:rPr>
                 <w:b/>
@@ -4432,9 +6579,13 @@
         </w:tc>
         <w:tc>
           <w:tcPr>
-            <w:tcW w:type="dxa" w:w="7056"/>
-          </w:tcPr>
-          <w:p>
+            <w:tcW w:w="7776" w:type="dxa"/>
+            <w:vAlign w:val="top"/>
+          </w:tcPr>
+          <w:p>
+            <w:pPr>
+              <w:spacing w:before="0" w:after="0" w:line="240" w:lineRule="auto"/>
+            </w:pPr>
             <w:r>
               <w:t>The review is stored and reflected in the book's aggregate rating.</w:t>
             </w:r>
@@ -4442,11 +6593,19 @@
         </w:tc>
       </w:tr>
       <w:tr>
-        <w:tc>
-          <w:tcPr>
-            <w:tcW w:type="dxa" w:w="2304"/>
-          </w:tcPr>
-          <w:p>
+        <w:trPr>
+          <w:cantSplit/>
+        </w:trPr>
+        <w:tc>
+          <w:tcPr>
+            <w:tcW w:w="2304" w:type="dxa"/>
+            <w:shd w:val="clear" w:color="auto" w:fill="F2F2F2"/>
+            <w:vAlign w:val="top"/>
+          </w:tcPr>
+          <w:p>
+            <w:pPr>
+              <w:spacing w:before="0" w:after="0" w:line="240" w:lineRule="auto"/>
+            </w:pPr>
             <w:r>
               <w:rPr>
                 <w:b/>
@@ -4457,29 +6616,45 @@
         </w:tc>
         <w:tc>
           <w:tcPr>
-            <w:tcW w:type="dxa" w:w="7056"/>
-          </w:tcPr>
-          <w:p>
+            <w:tcW w:w="7776" w:type="dxa"/>
+            <w:vAlign w:val="top"/>
+          </w:tcPr>
+          <w:p>
+            <w:pPr>
+              <w:spacing w:before="0" w:after="0" w:line="240" w:lineRule="auto"/>
+            </w:pPr>
             <w:r>
               <w:t>1. Buyer opens a delivered book and selects Write a Review.</w:t>
             </w:r>
           </w:p>
           <w:p>
+            <w:pPr>
+              <w:spacing w:before="0" w:after="0" w:line="240" w:lineRule="auto"/>
+            </w:pPr>
             <w:r>
               <w:t>2. Buyer enters a star rating and review text.</w:t>
             </w:r>
           </w:p>
           <w:p>
+            <w:pPr>
+              <w:spacing w:before="0" w:after="0" w:line="240" w:lineRule="auto"/>
+            </w:pPr>
             <w:r>
               <w:t>3. System validates ownership (verified purchase) and content length.</w:t>
             </w:r>
           </w:p>
           <w:p>
+            <w:pPr>
+              <w:spacing w:before="0" w:after="0" w:line="240" w:lineRule="auto"/>
+            </w:pPr>
             <w:r>
               <w:t>4. System stores the review and recomputes the book's average rating.</w:t>
             </w:r>
           </w:p>
           <w:p>
+            <w:pPr>
+              <w:spacing w:before="0" w:after="0" w:line="240" w:lineRule="auto"/>
+            </w:pPr>
             <w:r>
               <w:t>5. System displays the published review.</w:t>
             </w:r>
@@ -4487,11 +6662,19 @@
         </w:tc>
       </w:tr>
       <w:tr>
-        <w:tc>
-          <w:tcPr>
-            <w:tcW w:type="dxa" w:w="2304"/>
-          </w:tcPr>
-          <w:p>
+        <w:trPr>
+          <w:cantSplit/>
+        </w:trPr>
+        <w:tc>
+          <w:tcPr>
+            <w:tcW w:w="2304" w:type="dxa"/>
+            <w:shd w:val="clear" w:color="auto" w:fill="F2F2F2"/>
+            <w:vAlign w:val="top"/>
+          </w:tcPr>
+          <w:p>
+            <w:pPr>
+              <w:spacing w:before="0" w:after="0" w:line="240" w:lineRule="auto"/>
+            </w:pPr>
             <w:r>
               <w:rPr>
                 <w:b/>
@@ -4502,9 +6685,13 @@
         </w:tc>
         <w:tc>
           <w:tcPr>
-            <w:tcW w:type="dxa" w:w="7056"/>
-          </w:tcPr>
-          <w:p>
+            <w:tcW w:w="7776" w:type="dxa"/>
+            <w:vAlign w:val="top"/>
+          </w:tcPr>
+          <w:p>
+            <w:pPr>
+              <w:spacing w:before="0" w:after="0" w:line="240" w:lineRule="auto"/>
+            </w:pPr>
             <w:r>
               <w:t>3a. Buyer has already reviewed this book: system loads the existing review for editing instead of creating a new one.</w:t>
             </w:r>
@@ -4512,11 +6699,19 @@
         </w:tc>
       </w:tr>
       <w:tr>
-        <w:tc>
-          <w:tcPr>
-            <w:tcW w:type="dxa" w:w="2304"/>
-          </w:tcPr>
-          <w:p>
+        <w:trPr>
+          <w:cantSplit/>
+        </w:trPr>
+        <w:tc>
+          <w:tcPr>
+            <w:tcW w:w="2304" w:type="dxa"/>
+            <w:shd w:val="clear" w:color="auto" w:fill="F2F2F2"/>
+            <w:vAlign w:val="top"/>
+          </w:tcPr>
+          <w:p>
+            <w:pPr>
+              <w:spacing w:before="0" w:after="0" w:line="240" w:lineRule="auto"/>
+            </w:pPr>
             <w:r>
               <w:rPr>
                 <w:b/>
@@ -4527,14 +6722,21 @@
         </w:tc>
         <w:tc>
           <w:tcPr>
-            <w:tcW w:type="dxa" w:w="7056"/>
-          </w:tcPr>
-          <w:p>
+            <w:tcW w:w="7776" w:type="dxa"/>
+            <w:vAlign w:val="top"/>
+          </w:tcPr>
+          <w:p>
+            <w:pPr>
+              <w:spacing w:before="0" w:after="0" w:line="240" w:lineRule="auto"/>
+            </w:pPr>
             <w:r>
               <w:t>E1. No verified purchase: system blocks the review with an explanation.</w:t>
             </w:r>
           </w:p>
           <w:p>
+            <w:pPr>
+              <w:spacing w:before="0" w:after="0" w:line="240" w:lineRule="auto"/>
+            </w:pPr>
             <w:r>
               <w:t>E2. Review flagged by content filter: system holds it for moderation.</w:t>
             </w:r>
@@ -4554,19 +6756,42 @@
     <w:tbl>
       <w:tblPr>
         <w:tblStyle w:val="TableGrid"/>
-        <w:tblW w:type="auto" w:w="0"/>
+        <w:tblW w:w="10080" w:type="dxa"/>
+        <w:tblBorders>
+          <w:top w:val="single" w:sz="6" w:space="0" w:color="000000"/>
+          <w:left w:val="single" w:sz="6" w:space="0" w:color="000000"/>
+          <w:bottom w:val="single" w:sz="6" w:space="0" w:color="000000"/>
+          <w:right w:val="single" w:sz="6" w:space="0" w:color="000000"/>
+          <w:insideH w:val="single" w:sz="6" w:space="0" w:color="000000"/>
+          <w:insideV w:val="single" w:sz="6" w:space="0" w:color="000000"/>
+        </w:tblBorders>
+        <w:tblLayout w:type="fixed"/>
+        <w:tblCellMar>
+          <w:top w:w="60" w:type="dxa"/>
+          <w:left w:w="100" w:type="dxa"/>
+          <w:bottom w:w="60" w:type="dxa"/>
+          <w:right w:w="100" w:type="dxa"/>
+        </w:tblCellMar>
         <w:tblLook w:firstColumn="1" w:firstRow="1" w:lastColumn="0" w:lastRow="0" w:noHBand="0" w:noVBand="1" w:val="04A0"/>
       </w:tblPr>
       <w:tblGrid>
         <w:gridCol w:w="2304"/>
-        <w:gridCol w:w="7056"/>
+        <w:gridCol w:w="7776"/>
       </w:tblGrid>
       <w:tr>
-        <w:tc>
-          <w:tcPr>
-            <w:tcW w:type="dxa" w:w="2304"/>
-          </w:tcPr>
-          <w:p>
+        <w:trPr>
+          <w:cantSplit/>
+        </w:trPr>
+        <w:tc>
+          <w:tcPr>
+            <w:tcW w:w="2304" w:type="dxa"/>
+            <w:shd w:val="clear" w:color="auto" w:fill="F2F2F2"/>
+            <w:vAlign w:val="top"/>
+          </w:tcPr>
+          <w:p>
+            <w:pPr>
+              <w:spacing w:before="0" w:after="0" w:line="240" w:lineRule="auto"/>
+            </w:pPr>
             <w:r>
               <w:rPr>
                 <w:b/>
@@ -4577,9 +6802,13 @@
         </w:tc>
         <w:tc>
           <w:tcPr>
-            <w:tcW w:type="dxa" w:w="7056"/>
-          </w:tcPr>
-          <w:p>
+            <w:tcW w:w="7776" w:type="dxa"/>
+            <w:vAlign w:val="top"/>
+          </w:tcPr>
+          <w:p>
+            <w:pPr>
+              <w:spacing w:before="0" w:after="0" w:line="240" w:lineRule="auto"/>
+            </w:pPr>
             <w:r>
               <w:t>UC14</w:t>
             </w:r>
@@ -4587,11 +6816,19 @@
         </w:tc>
       </w:tr>
       <w:tr>
-        <w:tc>
-          <w:tcPr>
-            <w:tcW w:type="dxa" w:w="2304"/>
-          </w:tcPr>
-          <w:p>
+        <w:trPr>
+          <w:cantSplit/>
+        </w:trPr>
+        <w:tc>
+          <w:tcPr>
+            <w:tcW w:w="2304" w:type="dxa"/>
+            <w:shd w:val="clear" w:color="auto" w:fill="F2F2F2"/>
+            <w:vAlign w:val="top"/>
+          </w:tcPr>
+          <w:p>
+            <w:pPr>
+              <w:spacing w:before="0" w:after="0" w:line="240" w:lineRule="auto"/>
+            </w:pPr>
             <w:r>
               <w:rPr>
                 <w:b/>
@@ -4602,9 +6839,13 @@
         </w:tc>
         <w:tc>
           <w:tcPr>
-            <w:tcW w:type="dxa" w:w="7056"/>
-          </w:tcPr>
-          <w:p>
+            <w:tcW w:w="7776" w:type="dxa"/>
+            <w:vAlign w:val="top"/>
+          </w:tcPr>
+          <w:p>
+            <w:pPr>
+              <w:spacing w:before="0" w:after="0" w:line="240" w:lineRule="auto"/>
+            </w:pPr>
             <w:r>
               <w:t>Manage Book Listings</w:t>
             </w:r>
@@ -4612,11 +6853,19 @@
         </w:tc>
       </w:tr>
       <w:tr>
-        <w:tc>
-          <w:tcPr>
-            <w:tcW w:type="dxa" w:w="2304"/>
-          </w:tcPr>
-          <w:p>
+        <w:trPr>
+          <w:cantSplit/>
+        </w:trPr>
+        <w:tc>
+          <w:tcPr>
+            <w:tcW w:w="2304" w:type="dxa"/>
+            <w:shd w:val="clear" w:color="auto" w:fill="F2F2F2"/>
+            <w:vAlign w:val="top"/>
+          </w:tcPr>
+          <w:p>
+            <w:pPr>
+              <w:spacing w:before="0" w:after="0" w:line="240" w:lineRule="auto"/>
+            </w:pPr>
             <w:r>
               <w:rPr>
                 <w:b/>
@@ -4627,9 +6876,13 @@
         </w:tc>
         <w:tc>
           <w:tcPr>
-            <w:tcW w:type="dxa" w:w="7056"/>
-          </w:tcPr>
-          <w:p>
+            <w:tcW w:w="7776" w:type="dxa"/>
+            <w:vAlign w:val="top"/>
+          </w:tcPr>
+          <w:p>
+            <w:pPr>
+              <w:spacing w:before="0" w:after="0" w:line="240" w:lineRule="auto"/>
+            </w:pPr>
             <w:r>
               <w:t>Seller</w:t>
             </w:r>
@@ -4637,11 +6890,19 @@
         </w:tc>
       </w:tr>
       <w:tr>
-        <w:tc>
-          <w:tcPr>
-            <w:tcW w:type="dxa" w:w="2304"/>
-          </w:tcPr>
-          <w:p>
+        <w:trPr>
+          <w:cantSplit/>
+        </w:trPr>
+        <w:tc>
+          <w:tcPr>
+            <w:tcW w:w="2304" w:type="dxa"/>
+            <w:shd w:val="clear" w:color="auto" w:fill="F2F2F2"/>
+            <w:vAlign w:val="top"/>
+          </w:tcPr>
+          <w:p>
+            <w:pPr>
+              <w:spacing w:before="0" w:after="0" w:line="240" w:lineRule="auto"/>
+            </w:pPr>
             <w:r>
               <w:rPr>
                 <w:b/>
@@ -4652,9 +6913,13 @@
         </w:tc>
         <w:tc>
           <w:tcPr>
-            <w:tcW w:type="dxa" w:w="7056"/>
-          </w:tcPr>
-          <w:p>
+            <w:tcW w:w="7776" w:type="dxa"/>
+            <w:vAlign w:val="top"/>
+          </w:tcPr>
+          <w:p>
+            <w:pPr>
+              <w:spacing w:before="0" w:after="0" w:line="240" w:lineRule="auto"/>
+            </w:pPr>
             <w:r>
               <w:t>Seller adds, edits, or removes a listing.</w:t>
             </w:r>
@@ -4662,11 +6927,19 @@
         </w:tc>
       </w:tr>
       <w:tr>
-        <w:tc>
-          <w:tcPr>
-            <w:tcW w:type="dxa" w:w="2304"/>
-          </w:tcPr>
-          <w:p>
+        <w:trPr>
+          <w:cantSplit/>
+        </w:trPr>
+        <w:tc>
+          <w:tcPr>
+            <w:tcW w:w="2304" w:type="dxa"/>
+            <w:shd w:val="clear" w:color="auto" w:fill="F2F2F2"/>
+            <w:vAlign w:val="top"/>
+          </w:tcPr>
+          <w:p>
+            <w:pPr>
+              <w:spacing w:before="0" w:after="0" w:line="240" w:lineRule="auto"/>
+            </w:pPr>
             <w:r>
               <w:rPr>
                 <w:b/>
@@ -4677,9 +6950,13 @@
         </w:tc>
         <w:tc>
           <w:tcPr>
-            <w:tcW w:type="dxa" w:w="7056"/>
-          </w:tcPr>
-          <w:p>
+            <w:tcW w:w="7776" w:type="dxa"/>
+            <w:vAlign w:val="top"/>
+          </w:tcPr>
+          <w:p>
+            <w:pPr>
+              <w:spacing w:before="0" w:after="0" w:line="240" w:lineRule="auto"/>
+            </w:pPr>
             <w:r>
               <w:t>Seller is logged in with an approved seller account.</w:t>
             </w:r>
@@ -4687,11 +6964,19 @@
         </w:tc>
       </w:tr>
       <w:tr>
-        <w:tc>
-          <w:tcPr>
-            <w:tcW w:type="dxa" w:w="2304"/>
-          </w:tcPr>
-          <w:p>
+        <w:trPr>
+          <w:cantSplit/>
+        </w:trPr>
+        <w:tc>
+          <w:tcPr>
+            <w:tcW w:w="2304" w:type="dxa"/>
+            <w:shd w:val="clear" w:color="auto" w:fill="F2F2F2"/>
+            <w:vAlign w:val="top"/>
+          </w:tcPr>
+          <w:p>
+            <w:pPr>
+              <w:spacing w:before="0" w:after="0" w:line="240" w:lineRule="auto"/>
+            </w:pPr>
             <w:r>
               <w:rPr>
                 <w:b/>
@@ -4702,9 +6987,13 @@
         </w:tc>
         <w:tc>
           <w:tcPr>
-            <w:tcW w:type="dxa" w:w="7056"/>
-          </w:tcPr>
-          <w:p>
+            <w:tcW w:w="7776" w:type="dxa"/>
+            <w:vAlign w:val="top"/>
+          </w:tcPr>
+          <w:p>
+            <w:pPr>
+              <w:spacing w:before="0" w:after="0" w:line="240" w:lineRule="auto"/>
+            </w:pPr>
             <w:r>
               <w:t>The listing is created, updated, or removed and its visibility reflects moderation status.</w:t>
             </w:r>
@@ -4712,11 +7001,19 @@
         </w:tc>
       </w:tr>
       <w:tr>
-        <w:tc>
-          <w:tcPr>
-            <w:tcW w:type="dxa" w:w="2304"/>
-          </w:tcPr>
-          <w:p>
+        <w:trPr>
+          <w:cantSplit/>
+        </w:trPr>
+        <w:tc>
+          <w:tcPr>
+            <w:tcW w:w="2304" w:type="dxa"/>
+            <w:shd w:val="clear" w:color="auto" w:fill="F2F2F2"/>
+            <w:vAlign w:val="top"/>
+          </w:tcPr>
+          <w:p>
+            <w:pPr>
+              <w:spacing w:before="0" w:after="0" w:line="240" w:lineRule="auto"/>
+            </w:pPr>
             <w:r>
               <w:rPr>
                 <w:b/>
@@ -4727,29 +7024,45 @@
         </w:tc>
         <w:tc>
           <w:tcPr>
-            <w:tcW w:type="dxa" w:w="7056"/>
-          </w:tcPr>
-          <w:p>
+            <w:tcW w:w="7776" w:type="dxa"/>
+            <w:vAlign w:val="top"/>
+          </w:tcPr>
+          <w:p>
+            <w:pPr>
+              <w:spacing w:before="0" w:after="0" w:line="240" w:lineRule="auto"/>
+            </w:pPr>
             <w:r>
               <w:t>1. Seller opens the listings dashboard.</w:t>
             </w:r>
           </w:p>
           <w:p>
+            <w:pPr>
+              <w:spacing w:before="0" w:after="0" w:line="240" w:lineRule="auto"/>
+            </w:pPr>
             <w:r>
               <w:t>2. Seller selects Add, Edit, or Remove.</w:t>
             </w:r>
           </w:p>
           <w:p>
+            <w:pPr>
+              <w:spacing w:before="0" w:after="0" w:line="240" w:lineRule="auto"/>
+            </w:pPr>
             <w:r>
               <w:t>3. Seller enters/updates title, author, ISBN, price, condition, and stock.</w:t>
             </w:r>
           </w:p>
           <w:p>
+            <w:pPr>
+              <w:spacing w:before="0" w:after="0" w:line="240" w:lineRule="auto"/>
+            </w:pPr>
             <w:r>
               <w:t>4. System validates the data and saves the listing.</w:t>
             </w:r>
           </w:p>
           <w:p>
+            <w:pPr>
+              <w:spacing w:before="0" w:after="0" w:line="240" w:lineRule="auto"/>
+            </w:pPr>
             <w:r>
               <w:t>5. System marks a new listing as "Pending approval" (see UC16) and shows it in the dashboard.</w:t>
             </w:r>
@@ -4757,11 +7070,19 @@
         </w:tc>
       </w:tr>
       <w:tr>
-        <w:tc>
-          <w:tcPr>
-            <w:tcW w:type="dxa" w:w="2304"/>
-          </w:tcPr>
-          <w:p>
+        <w:trPr>
+          <w:cantSplit/>
+        </w:trPr>
+        <w:tc>
+          <w:tcPr>
+            <w:tcW w:w="2304" w:type="dxa"/>
+            <w:shd w:val="clear" w:color="auto" w:fill="F2F2F2"/>
+            <w:vAlign w:val="top"/>
+          </w:tcPr>
+          <w:p>
+            <w:pPr>
+              <w:spacing w:before="0" w:after="0" w:line="240" w:lineRule="auto"/>
+            </w:pPr>
             <w:r>
               <w:rPr>
                 <w:b/>
@@ -4772,9 +7093,13 @@
         </w:tc>
         <w:tc>
           <w:tcPr>
-            <w:tcW w:type="dxa" w:w="7056"/>
-          </w:tcPr>
-          <w:p>
+            <w:tcW w:w="7776" w:type="dxa"/>
+            <w:vAlign w:val="top"/>
+          </w:tcPr>
+          <w:p>
+            <w:pPr>
+              <w:spacing w:before="0" w:after="0" w:line="240" w:lineRule="auto"/>
+            </w:pPr>
             <w:r>
               <w:t>2a. Remove: system asks for confirmation, then hides the listing and cancels open reservations.</w:t>
             </w:r>
@@ -4782,11 +7107,19 @@
         </w:tc>
       </w:tr>
       <w:tr>
-        <w:tc>
-          <w:tcPr>
-            <w:tcW w:type="dxa" w:w="2304"/>
-          </w:tcPr>
-          <w:p>
+        <w:trPr>
+          <w:cantSplit/>
+        </w:trPr>
+        <w:tc>
+          <w:tcPr>
+            <w:tcW w:w="2304" w:type="dxa"/>
+            <w:shd w:val="clear" w:color="auto" w:fill="F2F2F2"/>
+            <w:vAlign w:val="top"/>
+          </w:tcPr>
+          <w:p>
+            <w:pPr>
+              <w:spacing w:before="0" w:after="0" w:line="240" w:lineRule="auto"/>
+            </w:pPr>
             <w:r>
               <w:rPr>
                 <w:b/>
@@ -4797,14 +7130,21 @@
         </w:tc>
         <w:tc>
           <w:tcPr>
-            <w:tcW w:type="dxa" w:w="7056"/>
-          </w:tcPr>
-          <w:p>
+            <w:tcW w:w="7776" w:type="dxa"/>
+            <w:vAlign w:val="top"/>
+          </w:tcPr>
+          <w:p>
+            <w:pPr>
+              <w:spacing w:before="0" w:after="0" w:line="240" w:lineRule="auto"/>
+            </w:pPr>
             <w:r>
               <w:t>E1. Required field missing or invalid ISBN: system shows a validation error and does not save.</w:t>
             </w:r>
           </w:p>
           <w:p>
+            <w:pPr>
+              <w:spacing w:before="0" w:after="0" w:line="240" w:lineRule="auto"/>
+            </w:pPr>
             <w:r>
               <w:t>E2. Listing has open orders: system prevents deletion until those orders are resolved.</w:t>
             </w:r>
@@ -4824,19 +7164,42 @@
     <w:tbl>
       <w:tblPr>
         <w:tblStyle w:val="TableGrid"/>
-        <w:tblW w:type="auto" w:w="0"/>
+        <w:tblW w:w="10080" w:type="dxa"/>
+        <w:tblBorders>
+          <w:top w:val="single" w:sz="6" w:space="0" w:color="000000"/>
+          <w:left w:val="single" w:sz="6" w:space="0" w:color="000000"/>
+          <w:bottom w:val="single" w:sz="6" w:space="0" w:color="000000"/>
+          <w:right w:val="single" w:sz="6" w:space="0" w:color="000000"/>
+          <w:insideH w:val="single" w:sz="6" w:space="0" w:color="000000"/>
+          <w:insideV w:val="single" w:sz="6" w:space="0" w:color="000000"/>
+        </w:tblBorders>
+        <w:tblLayout w:type="fixed"/>
+        <w:tblCellMar>
+          <w:top w:w="60" w:type="dxa"/>
+          <w:left w:w="100" w:type="dxa"/>
+          <w:bottom w:w="60" w:type="dxa"/>
+          <w:right w:w="100" w:type="dxa"/>
+        </w:tblCellMar>
         <w:tblLook w:firstColumn="1" w:firstRow="1" w:lastColumn="0" w:lastRow="0" w:noHBand="0" w:noVBand="1" w:val="04A0"/>
       </w:tblPr>
       <w:tblGrid>
         <w:gridCol w:w="2304"/>
-        <w:gridCol w:w="7056"/>
+        <w:gridCol w:w="7776"/>
       </w:tblGrid>
       <w:tr>
-        <w:tc>
-          <w:tcPr>
-            <w:tcW w:type="dxa" w:w="2304"/>
-          </w:tcPr>
-          <w:p>
+        <w:trPr>
+          <w:cantSplit/>
+        </w:trPr>
+        <w:tc>
+          <w:tcPr>
+            <w:tcW w:w="2304" w:type="dxa"/>
+            <w:shd w:val="clear" w:color="auto" w:fill="F2F2F2"/>
+            <w:vAlign w:val="top"/>
+          </w:tcPr>
+          <w:p>
+            <w:pPr>
+              <w:spacing w:before="0" w:after="0" w:line="240" w:lineRule="auto"/>
+            </w:pPr>
             <w:r>
               <w:rPr>
                 <w:b/>
@@ -4847,9 +7210,13 @@
         </w:tc>
         <w:tc>
           <w:tcPr>
-            <w:tcW w:type="dxa" w:w="7056"/>
-          </w:tcPr>
-          <w:p>
+            <w:tcW w:w="7776" w:type="dxa"/>
+            <w:vAlign w:val="top"/>
+          </w:tcPr>
+          <w:p>
+            <w:pPr>
+              <w:spacing w:before="0" w:after="0" w:line="240" w:lineRule="auto"/>
+            </w:pPr>
             <w:r>
               <w:t>UC15</w:t>
             </w:r>
@@ -4857,11 +7224,19 @@
         </w:tc>
       </w:tr>
       <w:tr>
-        <w:tc>
-          <w:tcPr>
-            <w:tcW w:type="dxa" w:w="2304"/>
-          </w:tcPr>
-          <w:p>
+        <w:trPr>
+          <w:cantSplit/>
+        </w:trPr>
+        <w:tc>
+          <w:tcPr>
+            <w:tcW w:w="2304" w:type="dxa"/>
+            <w:shd w:val="clear" w:color="auto" w:fill="F2F2F2"/>
+            <w:vAlign w:val="top"/>
+          </w:tcPr>
+          <w:p>
+            <w:pPr>
+              <w:spacing w:before="0" w:after="0" w:line="240" w:lineRule="auto"/>
+            </w:pPr>
             <w:r>
               <w:rPr>
                 <w:b/>
@@ -4872,9 +7247,13 @@
         </w:tc>
         <w:tc>
           <w:tcPr>
-            <w:tcW w:type="dxa" w:w="7056"/>
-          </w:tcPr>
-          <w:p>
+            <w:tcW w:w="7776" w:type="dxa"/>
+            <w:vAlign w:val="top"/>
+          </w:tcPr>
+          <w:p>
+            <w:pPr>
+              <w:spacing w:before="0" w:after="0" w:line="240" w:lineRule="auto"/>
+            </w:pPr>
             <w:r>
               <w:t>Manage Incoming Orders</w:t>
             </w:r>
@@ -4882,11 +7261,19 @@
         </w:tc>
       </w:tr>
       <w:tr>
-        <w:tc>
-          <w:tcPr>
-            <w:tcW w:type="dxa" w:w="2304"/>
-          </w:tcPr>
-          <w:p>
+        <w:trPr>
+          <w:cantSplit/>
+        </w:trPr>
+        <w:tc>
+          <w:tcPr>
+            <w:tcW w:w="2304" w:type="dxa"/>
+            <w:shd w:val="clear" w:color="auto" w:fill="F2F2F2"/>
+            <w:vAlign w:val="top"/>
+          </w:tcPr>
+          <w:p>
+            <w:pPr>
+              <w:spacing w:before="0" w:after="0" w:line="240" w:lineRule="auto"/>
+            </w:pPr>
             <w:r>
               <w:rPr>
                 <w:b/>
@@ -4897,9 +7284,13 @@
         </w:tc>
         <w:tc>
           <w:tcPr>
-            <w:tcW w:type="dxa" w:w="7056"/>
-          </w:tcPr>
-          <w:p>
+            <w:tcW w:w="7776" w:type="dxa"/>
+            <w:vAlign w:val="top"/>
+          </w:tcPr>
+          <w:p>
+            <w:pPr>
+              <w:spacing w:before="0" w:after="0" w:line="240" w:lineRule="auto"/>
+            </w:pPr>
             <w:r>
               <w:t>Seller</w:t>
             </w:r>
@@ -4907,11 +7298,19 @@
         </w:tc>
       </w:tr>
       <w:tr>
-        <w:tc>
-          <w:tcPr>
-            <w:tcW w:type="dxa" w:w="2304"/>
-          </w:tcPr>
-          <w:p>
+        <w:trPr>
+          <w:cantSplit/>
+        </w:trPr>
+        <w:tc>
+          <w:tcPr>
+            <w:tcW w:w="2304" w:type="dxa"/>
+            <w:shd w:val="clear" w:color="auto" w:fill="F2F2F2"/>
+            <w:vAlign w:val="top"/>
+          </w:tcPr>
+          <w:p>
+            <w:pPr>
+              <w:spacing w:before="0" w:after="0" w:line="240" w:lineRule="auto"/>
+            </w:pPr>
             <w:r>
               <w:rPr>
                 <w:b/>
@@ -4922,9 +7321,13 @@
         </w:tc>
         <w:tc>
           <w:tcPr>
-            <w:tcW w:type="dxa" w:w="7056"/>
-          </w:tcPr>
-          <w:p>
+            <w:tcW w:w="7776" w:type="dxa"/>
+            <w:vAlign w:val="top"/>
+          </w:tcPr>
+          <w:p>
+            <w:pPr>
+              <w:spacing w:before="0" w:after="0" w:line="240" w:lineRule="auto"/>
+            </w:pPr>
             <w:r>
               <w:t>Email / Notification Service</w:t>
             </w:r>
@@ -4932,11 +7335,19 @@
         </w:tc>
       </w:tr>
       <w:tr>
-        <w:tc>
-          <w:tcPr>
-            <w:tcW w:type="dxa" w:w="2304"/>
-          </w:tcPr>
-          <w:p>
+        <w:trPr>
+          <w:cantSplit/>
+        </w:trPr>
+        <w:tc>
+          <w:tcPr>
+            <w:tcW w:w="2304" w:type="dxa"/>
+            <w:shd w:val="clear" w:color="auto" w:fill="F2F2F2"/>
+            <w:vAlign w:val="top"/>
+          </w:tcPr>
+          <w:p>
+            <w:pPr>
+              <w:spacing w:before="0" w:after="0" w:line="240" w:lineRule="auto"/>
+            </w:pPr>
             <w:r>
               <w:rPr>
                 <w:b/>
@@ -4947,9 +7358,13 @@
         </w:tc>
         <w:tc>
           <w:tcPr>
-            <w:tcW w:type="dxa" w:w="7056"/>
-          </w:tcPr>
-          <w:p>
+            <w:tcW w:w="7776" w:type="dxa"/>
+            <w:vAlign w:val="top"/>
+          </w:tcPr>
+          <w:p>
+            <w:pPr>
+              <w:spacing w:before="0" w:after="0" w:line="240" w:lineRule="auto"/>
+            </w:pPr>
             <w:r>
               <w:t>Seller opens the incoming orders queue or updates an order's fulfilment status.</w:t>
             </w:r>
@@ -4957,11 +7372,19 @@
         </w:tc>
       </w:tr>
       <w:tr>
-        <w:tc>
-          <w:tcPr>
-            <w:tcW w:type="dxa" w:w="2304"/>
-          </w:tcPr>
-          <w:p>
+        <w:trPr>
+          <w:cantSplit/>
+        </w:trPr>
+        <w:tc>
+          <w:tcPr>
+            <w:tcW w:w="2304" w:type="dxa"/>
+            <w:shd w:val="clear" w:color="auto" w:fill="F2F2F2"/>
+            <w:vAlign w:val="top"/>
+          </w:tcPr>
+          <w:p>
+            <w:pPr>
+              <w:spacing w:before="0" w:after="0" w:line="240" w:lineRule="auto"/>
+            </w:pPr>
             <w:r>
               <w:rPr>
                 <w:b/>
@@ -4972,9 +7395,13 @@
         </w:tc>
         <w:tc>
           <w:tcPr>
-            <w:tcW w:type="dxa" w:w="7056"/>
-          </w:tcPr>
-          <w:p>
+            <w:tcW w:w="7776" w:type="dxa"/>
+            <w:vAlign w:val="top"/>
+          </w:tcPr>
+          <w:p>
+            <w:pPr>
+              <w:spacing w:before="0" w:after="0" w:line="240" w:lineRule="auto"/>
+            </w:pPr>
             <w:r>
               <w:t>Seller is logged in; at least one order exists for the seller's listings.</w:t>
             </w:r>
@@ -4982,11 +7409,19 @@
         </w:tc>
       </w:tr>
       <w:tr>
-        <w:tc>
-          <w:tcPr>
-            <w:tcW w:type="dxa" w:w="2304"/>
-          </w:tcPr>
-          <w:p>
+        <w:trPr>
+          <w:cantSplit/>
+        </w:trPr>
+        <w:tc>
+          <w:tcPr>
+            <w:tcW w:w="2304" w:type="dxa"/>
+            <w:shd w:val="clear" w:color="auto" w:fill="F2F2F2"/>
+            <w:vAlign w:val="top"/>
+          </w:tcPr>
+          <w:p>
+            <w:pPr>
+              <w:spacing w:before="0" w:after="0" w:line="240" w:lineRule="auto"/>
+            </w:pPr>
             <w:r>
               <w:rPr>
                 <w:b/>
@@ -4997,9 +7432,13 @@
         </w:tc>
         <w:tc>
           <w:tcPr>
-            <w:tcW w:type="dxa" w:w="7056"/>
-          </w:tcPr>
-          <w:p>
+            <w:tcW w:w="7776" w:type="dxa"/>
+            <w:vAlign w:val="top"/>
+          </w:tcPr>
+          <w:p>
+            <w:pPr>
+              <w:spacing w:before="0" w:after="0" w:line="240" w:lineRule="auto"/>
+            </w:pPr>
             <w:r>
               <w:t>The order fulfilment status is updated and the buyer is notified.</w:t>
             </w:r>
@@ -5007,11 +7446,19 @@
         </w:tc>
       </w:tr>
       <w:tr>
-        <w:tc>
-          <w:tcPr>
-            <w:tcW w:type="dxa" w:w="2304"/>
-          </w:tcPr>
-          <w:p>
+        <w:trPr>
+          <w:cantSplit/>
+        </w:trPr>
+        <w:tc>
+          <w:tcPr>
+            <w:tcW w:w="2304" w:type="dxa"/>
+            <w:shd w:val="clear" w:color="auto" w:fill="F2F2F2"/>
+            <w:vAlign w:val="top"/>
+          </w:tcPr>
+          <w:p>
+            <w:pPr>
+              <w:spacing w:before="0" w:after="0" w:line="240" w:lineRule="auto"/>
+            </w:pPr>
             <w:r>
               <w:rPr>
                 <w:b/>
@@ -5022,24 +7469,37 @@
         </w:tc>
         <w:tc>
           <w:tcPr>
-            <w:tcW w:type="dxa" w:w="7056"/>
-          </w:tcPr>
-          <w:p>
+            <w:tcW w:w="7776" w:type="dxa"/>
+            <w:vAlign w:val="top"/>
+          </w:tcPr>
+          <w:p>
+            <w:pPr>
+              <w:spacing w:before="0" w:after="0" w:line="240" w:lineRule="auto"/>
+            </w:pPr>
             <w:r>
               <w:t>1. Seller opens the incoming orders list.</w:t>
             </w:r>
           </w:p>
           <w:p>
+            <w:pPr>
+              <w:spacing w:before="0" w:after="0" w:line="240" w:lineRule="auto"/>
+            </w:pPr>
             <w:r>
               <w:t>2. Seller selects an order and reviews items and shipping details.</w:t>
             </w:r>
           </w:p>
           <w:p>
+            <w:pPr>
+              <w:spacing w:before="0" w:after="0" w:line="240" w:lineRule="auto"/>
+            </w:pPr>
             <w:r>
               <w:t>3. Seller updates the status (e.g. Accepted, Shipped) and adds a tracking reference.</w:t>
             </w:r>
           </w:p>
           <w:p>
+            <w:pPr>
+              <w:spacing w:before="0" w:after="0" w:line="240" w:lineRule="auto"/>
+            </w:pPr>
             <w:r>
               <w:t>4. System saves the status and triggers a buyer notification.</w:t>
             </w:r>
@@ -5047,11 +7507,19 @@
         </w:tc>
       </w:tr>
       <w:tr>
-        <w:tc>
-          <w:tcPr>
-            <w:tcW w:type="dxa" w:w="2304"/>
-          </w:tcPr>
-          <w:p>
+        <w:trPr>
+          <w:cantSplit/>
+        </w:trPr>
+        <w:tc>
+          <w:tcPr>
+            <w:tcW w:w="2304" w:type="dxa"/>
+            <w:shd w:val="clear" w:color="auto" w:fill="F2F2F2"/>
+            <w:vAlign w:val="top"/>
+          </w:tcPr>
+          <w:p>
+            <w:pPr>
+              <w:spacing w:before="0" w:after="0" w:line="240" w:lineRule="auto"/>
+            </w:pPr>
             <w:r>
               <w:rPr>
                 <w:b/>
@@ -5062,9 +7530,13 @@
         </w:tc>
         <w:tc>
           <w:tcPr>
-            <w:tcW w:type="dxa" w:w="7056"/>
-          </w:tcPr>
-          <w:p>
+            <w:tcW w:w="7776" w:type="dxa"/>
+            <w:vAlign w:val="top"/>
+          </w:tcPr>
+          <w:p>
+            <w:pPr>
+              <w:spacing w:before="0" w:after="0" w:line="240" w:lineRule="auto"/>
+            </w:pPr>
             <w:r>
               <w:t>3a. Seller cannot fulfil: seller cancels the line; system initiates a refund and notifies the buyer.</w:t>
             </w:r>
@@ -5072,11 +7544,19 @@
         </w:tc>
       </w:tr>
       <w:tr>
-        <w:tc>
-          <w:tcPr>
-            <w:tcW w:type="dxa" w:w="2304"/>
-          </w:tcPr>
-          <w:p>
+        <w:trPr>
+          <w:cantSplit/>
+        </w:trPr>
+        <w:tc>
+          <w:tcPr>
+            <w:tcW w:w="2304" w:type="dxa"/>
+            <w:shd w:val="clear" w:color="auto" w:fill="F2F2F2"/>
+            <w:vAlign w:val="top"/>
+          </w:tcPr>
+          <w:p>
+            <w:pPr>
+              <w:spacing w:before="0" w:after="0" w:line="240" w:lineRule="auto"/>
+            </w:pPr>
             <w:r>
               <w:rPr>
                 <w:b/>
@@ -5087,9 +7567,13 @@
         </w:tc>
         <w:tc>
           <w:tcPr>
-            <w:tcW w:type="dxa" w:w="7056"/>
-          </w:tcPr>
-          <w:p>
+            <w:tcW w:w="7776" w:type="dxa"/>
+            <w:vAlign w:val="top"/>
+          </w:tcPr>
+          <w:p>
+            <w:pPr>
+              <w:spacing w:before="0" w:after="0" w:line="240" w:lineRule="auto"/>
+            </w:pPr>
             <w:r>
               <w:t>E1. Status transition not allowed (e.g. Delivered -&gt; Accepted): system rejects the change.</w:t>
             </w:r>
@@ -5109,19 +7593,42 @@
     <w:tbl>
       <w:tblPr>
         <w:tblStyle w:val="TableGrid"/>
-        <w:tblW w:type="auto" w:w="0"/>
+        <w:tblW w:w="10080" w:type="dxa"/>
+        <w:tblBorders>
+          <w:top w:val="single" w:sz="6" w:space="0" w:color="000000"/>
+          <w:left w:val="single" w:sz="6" w:space="0" w:color="000000"/>
+          <w:bottom w:val="single" w:sz="6" w:space="0" w:color="000000"/>
+          <w:right w:val="single" w:sz="6" w:space="0" w:color="000000"/>
+          <w:insideH w:val="single" w:sz="6" w:space="0" w:color="000000"/>
+          <w:insideV w:val="single" w:sz="6" w:space="0" w:color="000000"/>
+        </w:tblBorders>
+        <w:tblLayout w:type="fixed"/>
+        <w:tblCellMar>
+          <w:top w:w="60" w:type="dxa"/>
+          <w:left w:w="100" w:type="dxa"/>
+          <w:bottom w:w="60" w:type="dxa"/>
+          <w:right w:w="100" w:type="dxa"/>
+        </w:tblCellMar>
         <w:tblLook w:firstColumn="1" w:firstRow="1" w:lastColumn="0" w:lastRow="0" w:noHBand="0" w:noVBand="1" w:val="04A0"/>
       </w:tblPr>
       <w:tblGrid>
         <w:gridCol w:w="2304"/>
-        <w:gridCol w:w="7056"/>
+        <w:gridCol w:w="7776"/>
       </w:tblGrid>
       <w:tr>
-        <w:tc>
-          <w:tcPr>
-            <w:tcW w:type="dxa" w:w="2304"/>
-          </w:tcPr>
-          <w:p>
+        <w:trPr>
+          <w:cantSplit/>
+        </w:trPr>
+        <w:tc>
+          <w:tcPr>
+            <w:tcW w:w="2304" w:type="dxa"/>
+            <w:shd w:val="clear" w:color="auto" w:fill="F2F2F2"/>
+            <w:vAlign w:val="top"/>
+          </w:tcPr>
+          <w:p>
+            <w:pPr>
+              <w:spacing w:before="0" w:after="0" w:line="240" w:lineRule="auto"/>
+            </w:pPr>
             <w:r>
               <w:rPr>
                 <w:b/>
@@ -5132,9 +7639,13 @@
         </w:tc>
         <w:tc>
           <w:tcPr>
-            <w:tcW w:type="dxa" w:w="7056"/>
-          </w:tcPr>
-          <w:p>
+            <w:tcW w:w="7776" w:type="dxa"/>
+            <w:vAlign w:val="top"/>
+          </w:tcPr>
+          <w:p>
+            <w:pPr>
+              <w:spacing w:before="0" w:after="0" w:line="240" w:lineRule="auto"/>
+            </w:pPr>
             <w:r>
               <w:t>UC16</w:t>
             </w:r>
@@ -5142,11 +7653,19 @@
         </w:tc>
       </w:tr>
       <w:tr>
-        <w:tc>
-          <w:tcPr>
-            <w:tcW w:type="dxa" w:w="2304"/>
-          </w:tcPr>
-          <w:p>
+        <w:trPr>
+          <w:cantSplit/>
+        </w:trPr>
+        <w:tc>
+          <w:tcPr>
+            <w:tcW w:w="2304" w:type="dxa"/>
+            <w:shd w:val="clear" w:color="auto" w:fill="F2F2F2"/>
+            <w:vAlign w:val="top"/>
+          </w:tcPr>
+          <w:p>
+            <w:pPr>
+              <w:spacing w:before="0" w:after="0" w:line="240" w:lineRule="auto"/>
+            </w:pPr>
             <w:r>
               <w:rPr>
                 <w:b/>
@@ -5157,9 +7676,13 @@
         </w:tc>
         <w:tc>
           <w:tcPr>
-            <w:tcW w:type="dxa" w:w="7056"/>
-          </w:tcPr>
-          <w:p>
+            <w:tcW w:w="7776" w:type="dxa"/>
+            <w:vAlign w:val="top"/>
+          </w:tcPr>
+          <w:p>
+            <w:pPr>
+              <w:spacing w:before="0" w:after="0" w:line="240" w:lineRule="auto"/>
+            </w:pPr>
             <w:r>
               <w:t>Moderate Listings &amp; Accounts</w:t>
             </w:r>
@@ -5167,11 +7690,19 @@
         </w:tc>
       </w:tr>
       <w:tr>
-        <w:tc>
-          <w:tcPr>
-            <w:tcW w:type="dxa" w:w="2304"/>
-          </w:tcPr>
-          <w:p>
+        <w:trPr>
+          <w:cantSplit/>
+        </w:trPr>
+        <w:tc>
+          <w:tcPr>
+            <w:tcW w:w="2304" w:type="dxa"/>
+            <w:shd w:val="clear" w:color="auto" w:fill="F2F2F2"/>
+            <w:vAlign w:val="top"/>
+          </w:tcPr>
+          <w:p>
+            <w:pPr>
+              <w:spacing w:before="0" w:after="0" w:line="240" w:lineRule="auto"/>
+            </w:pPr>
             <w:r>
               <w:rPr>
                 <w:b/>
@@ -5182,9 +7713,13 @@
         </w:tc>
         <w:tc>
           <w:tcPr>
-            <w:tcW w:type="dxa" w:w="7056"/>
-          </w:tcPr>
-          <w:p>
+            <w:tcW w:w="7776" w:type="dxa"/>
+            <w:vAlign w:val="top"/>
+          </w:tcPr>
+          <w:p>
+            <w:pPr>
+              <w:spacing w:before="0" w:after="0" w:line="240" w:lineRule="auto"/>
+            </w:pPr>
             <w:r>
               <w:t>Admin</w:t>
             </w:r>
@@ -5192,11 +7727,19 @@
         </w:tc>
       </w:tr>
       <w:tr>
-        <w:tc>
-          <w:tcPr>
-            <w:tcW w:type="dxa" w:w="2304"/>
-          </w:tcPr>
-          <w:p>
+        <w:trPr>
+          <w:cantSplit/>
+        </w:trPr>
+        <w:tc>
+          <w:tcPr>
+            <w:tcW w:w="2304" w:type="dxa"/>
+            <w:shd w:val="clear" w:color="auto" w:fill="F2F2F2"/>
+            <w:vAlign w:val="top"/>
+          </w:tcPr>
+          <w:p>
+            <w:pPr>
+              <w:spacing w:before="0" w:after="0" w:line="240" w:lineRule="auto"/>
+            </w:pPr>
             <w:r>
               <w:rPr>
                 <w:b/>
@@ -5207,9 +7750,13 @@
         </w:tc>
         <w:tc>
           <w:tcPr>
-            <w:tcW w:type="dxa" w:w="7056"/>
-          </w:tcPr>
-          <w:p>
+            <w:tcW w:w="7776" w:type="dxa"/>
+            <w:vAlign w:val="top"/>
+          </w:tcPr>
+          <w:p>
+            <w:pPr>
+              <w:spacing w:before="0" w:after="0" w:line="240" w:lineRule="auto"/>
+            </w:pPr>
             <w:r>
               <w:t>Email / Notification Service</w:t>
             </w:r>
@@ -5217,11 +7764,19 @@
         </w:tc>
       </w:tr>
       <w:tr>
-        <w:tc>
-          <w:tcPr>
-            <w:tcW w:type="dxa" w:w="2304"/>
-          </w:tcPr>
-          <w:p>
+        <w:trPr>
+          <w:cantSplit/>
+        </w:trPr>
+        <w:tc>
+          <w:tcPr>
+            <w:tcW w:w="2304" w:type="dxa"/>
+            <w:shd w:val="clear" w:color="auto" w:fill="F2F2F2"/>
+            <w:vAlign w:val="top"/>
+          </w:tcPr>
+          <w:p>
+            <w:pPr>
+              <w:spacing w:before="0" w:after="0" w:line="240" w:lineRule="auto"/>
+            </w:pPr>
             <w:r>
               <w:rPr>
                 <w:b/>
@@ -5232,9 +7787,13 @@
         </w:tc>
         <w:tc>
           <w:tcPr>
-            <w:tcW w:type="dxa" w:w="7056"/>
-          </w:tcPr>
-          <w:p>
+            <w:tcW w:w="7776" w:type="dxa"/>
+            <w:vAlign w:val="top"/>
+          </w:tcPr>
+          <w:p>
+            <w:pPr>
+              <w:spacing w:before="0" w:after="0" w:line="240" w:lineRule="auto"/>
+            </w:pPr>
             <w:r>
               <w:t>Admin reviews a pending listing, a report, or a user account.</w:t>
             </w:r>
@@ -5242,11 +7801,19 @@
         </w:tc>
       </w:tr>
       <w:tr>
-        <w:tc>
-          <w:tcPr>
-            <w:tcW w:type="dxa" w:w="2304"/>
-          </w:tcPr>
-          <w:p>
+        <w:trPr>
+          <w:cantSplit/>
+        </w:trPr>
+        <w:tc>
+          <w:tcPr>
+            <w:tcW w:w="2304" w:type="dxa"/>
+            <w:shd w:val="clear" w:color="auto" w:fill="F2F2F2"/>
+            <w:vAlign w:val="top"/>
+          </w:tcPr>
+          <w:p>
+            <w:pPr>
+              <w:spacing w:before="0" w:after="0" w:line="240" w:lineRule="auto"/>
+            </w:pPr>
             <w:r>
               <w:rPr>
                 <w:b/>
@@ -5257,9 +7824,13 @@
         </w:tc>
         <w:tc>
           <w:tcPr>
-            <w:tcW w:type="dxa" w:w="7056"/>
-          </w:tcPr>
-          <w:p>
+            <w:tcW w:w="7776" w:type="dxa"/>
+            <w:vAlign w:val="top"/>
+          </w:tcPr>
+          <w:p>
+            <w:pPr>
+              <w:spacing w:before="0" w:after="0" w:line="240" w:lineRule="auto"/>
+            </w:pPr>
             <w:r>
               <w:t>Admin is logged in with moderation privileges.</w:t>
             </w:r>
@@ -5267,11 +7838,19 @@
         </w:tc>
       </w:tr>
       <w:tr>
-        <w:tc>
-          <w:tcPr>
-            <w:tcW w:type="dxa" w:w="2304"/>
-          </w:tcPr>
-          <w:p>
+        <w:trPr>
+          <w:cantSplit/>
+        </w:trPr>
+        <w:tc>
+          <w:tcPr>
+            <w:tcW w:w="2304" w:type="dxa"/>
+            <w:shd w:val="clear" w:color="auto" w:fill="F2F2F2"/>
+            <w:vAlign w:val="top"/>
+          </w:tcPr>
+          <w:p>
+            <w:pPr>
+              <w:spacing w:before="0" w:after="0" w:line="240" w:lineRule="auto"/>
+            </w:pPr>
             <w:r>
               <w:rPr>
                 <w:b/>
@@ -5282,9 +7861,13 @@
         </w:tc>
         <w:tc>
           <w:tcPr>
-            <w:tcW w:type="dxa" w:w="7056"/>
-          </w:tcPr>
-          <w:p>
+            <w:tcW w:w="7776" w:type="dxa"/>
+            <w:vAlign w:val="top"/>
+          </w:tcPr>
+          <w:p>
+            <w:pPr>
+              <w:spacing w:before="0" w:after="0" w:line="240" w:lineRule="auto"/>
+            </w:pPr>
             <w:r>
               <w:t>The listing or account is approved, suspended, or removed and the owner is notified.</w:t>
             </w:r>
@@ -5292,11 +7875,19 @@
         </w:tc>
       </w:tr>
       <w:tr>
-        <w:tc>
-          <w:tcPr>
-            <w:tcW w:type="dxa" w:w="2304"/>
-          </w:tcPr>
-          <w:p>
+        <w:trPr>
+          <w:cantSplit/>
+        </w:trPr>
+        <w:tc>
+          <w:tcPr>
+            <w:tcW w:w="2304" w:type="dxa"/>
+            <w:shd w:val="clear" w:color="auto" w:fill="F2F2F2"/>
+            <w:vAlign w:val="top"/>
+          </w:tcPr>
+          <w:p>
+            <w:pPr>
+              <w:spacing w:before="0" w:after="0" w:line="240" w:lineRule="auto"/>
+            </w:pPr>
             <w:r>
               <w:rPr>
                 <w:b/>
@@ -5307,29 +7898,45 @@
         </w:tc>
         <w:tc>
           <w:tcPr>
-            <w:tcW w:type="dxa" w:w="7056"/>
-          </w:tcPr>
-          <w:p>
+            <w:tcW w:w="7776" w:type="dxa"/>
+            <w:vAlign w:val="top"/>
+          </w:tcPr>
+          <w:p>
+            <w:pPr>
+              <w:spacing w:before="0" w:after="0" w:line="240" w:lineRule="auto"/>
+            </w:pPr>
             <w:r>
               <w:t>1. Admin opens the moderation queue.</w:t>
             </w:r>
           </w:p>
           <w:p>
+            <w:pPr>
+              <w:spacing w:before="0" w:after="0" w:line="240" w:lineRule="auto"/>
+            </w:pPr>
             <w:r>
               <w:t>2. Admin selects a listing or account and reviews its details and any reports.</w:t>
             </w:r>
           </w:p>
           <w:p>
+            <w:pPr>
+              <w:spacing w:before="0" w:after="0" w:line="240" w:lineRule="auto"/>
+            </w:pPr>
             <w:r>
               <w:t>3. Admin chooses Approve, Suspend, or Remove and enters a reason.</w:t>
             </w:r>
           </w:p>
           <w:p>
+            <w:pPr>
+              <w:spacing w:before="0" w:after="0" w:line="240" w:lineRule="auto"/>
+            </w:pPr>
             <w:r>
               <w:t>4. System applies the decision and updates visibility/access.</w:t>
             </w:r>
           </w:p>
           <w:p>
+            <w:pPr>
+              <w:spacing w:before="0" w:after="0" w:line="240" w:lineRule="auto"/>
+            </w:pPr>
             <w:r>
               <w:t>5. System notifies the owner of the outcome and reason.</w:t>
             </w:r>
@@ -5337,11 +7944,19 @@
         </w:tc>
       </w:tr>
       <w:tr>
-        <w:tc>
-          <w:tcPr>
-            <w:tcW w:type="dxa" w:w="2304"/>
-          </w:tcPr>
-          <w:p>
+        <w:trPr>
+          <w:cantSplit/>
+        </w:trPr>
+        <w:tc>
+          <w:tcPr>
+            <w:tcW w:w="2304" w:type="dxa"/>
+            <w:shd w:val="clear" w:color="auto" w:fill="F2F2F2"/>
+            <w:vAlign w:val="top"/>
+          </w:tcPr>
+          <w:p>
+            <w:pPr>
+              <w:spacing w:before="0" w:after="0" w:line="240" w:lineRule="auto"/>
+            </w:pPr>
             <w:r>
               <w:rPr>
                 <w:b/>
@@ -5352,14 +7967,21 @@
         </w:tc>
         <w:tc>
           <w:tcPr>
-            <w:tcW w:type="dxa" w:w="7056"/>
-          </w:tcPr>
-          <w:p>
+            <w:tcW w:w="7776" w:type="dxa"/>
+            <w:vAlign w:val="top"/>
+          </w:tcPr>
+          <w:p>
+            <w:pPr>
+              <w:spacing w:before="0" w:after="0" w:line="240" w:lineRule="auto"/>
+            </w:pPr>
             <w:r>
               <w:t>3a. Approve: listing becomes publicly visible; account regains full access.</w:t>
             </w:r>
           </w:p>
           <w:p>
+            <w:pPr>
+              <w:spacing w:before="0" w:after="0" w:line="240" w:lineRule="auto"/>
+            </w:pPr>
             <w:r>
               <w:t>3b. Suspend: item is hidden temporarily and can be reinstated later.</w:t>
             </w:r>
@@ -5367,11 +7989,19 @@
         </w:tc>
       </w:tr>
       <w:tr>
-        <w:tc>
-          <w:tcPr>
-            <w:tcW w:type="dxa" w:w="2304"/>
-          </w:tcPr>
-          <w:p>
+        <w:trPr>
+          <w:cantSplit/>
+        </w:trPr>
+        <w:tc>
+          <w:tcPr>
+            <w:tcW w:w="2304" w:type="dxa"/>
+            <w:shd w:val="clear" w:color="auto" w:fill="F2F2F2"/>
+            <w:vAlign w:val="top"/>
+          </w:tcPr>
+          <w:p>
+            <w:pPr>
+              <w:spacing w:before="0" w:after="0" w:line="240" w:lineRule="auto"/>
+            </w:pPr>
             <w:r>
               <w:rPr>
                 <w:b/>
@@ -5382,9 +8012,13 @@
         </w:tc>
         <w:tc>
           <w:tcPr>
-            <w:tcW w:type="dxa" w:w="7056"/>
-          </w:tcPr>
-          <w:p>
+            <w:tcW w:w="7776" w:type="dxa"/>
+            <w:vAlign w:val="top"/>
+          </w:tcPr>
+          <w:p>
+            <w:pPr>
+              <w:spacing w:before="0" w:after="0" w:line="240" w:lineRule="auto"/>
+            </w:pPr>
             <w:r>
               <w:t>E1. Target already actioned by another admin: system shows the current state and cancels the duplicate action.</w:t>
             </w:r>
@@ -5394,13 +8028,86 @@
     </w:tbl>
     <w:p/>
     <w:sectPr>
+      <w:headerReference w:type="default" r:id="rId9"/>
+      <w:footerReference w:type="default" r:id="rId10"/>
       <w:pgSz w:w="12240" w:h="15840"/>
-      <w:pgMar w:top="1440" w:right="1800" w:bottom="1440" w:left="1800" w:header="720" w:footer="720" w:gutter="0"/>
+      <w:pgMar w:top="1080" w:right="1080" w:bottom="1080" w:left="1080" w:header="720" w:footer="720" w:gutter="0"/>
       <w:cols w:space="720"/>
       <w:docGrid w:linePitch="360"/>
     </w:sectPr>
   </w:body>
 </w:document>
+</file>
+
+<file path=word/footer1.xml><?xml version="1.0" encoding="utf-8"?>
+<w:ftr xmlns:m="http://schemas.openxmlformats.org/officeDocument/2006/math" xmlns:mc="http://schemas.openxmlformats.org/markup-compatibility/2006" xmlns:mo="http://schemas.microsoft.com/office/mac/office/2008/main" xmlns:mv="urn:schemas-microsoft-com:mac:vml" xmlns:o="urn:schemas-microsoft-com:office:office" xmlns:r="http://schemas.openxmlformats.org/officeDocument/2006/relationships" xmlns:v="urn:schemas-microsoft-com:vml" xmlns:w10="urn:schemas-microsoft-com:office:word" xmlns:w14="http://schemas.microsoft.com/office/word/2010/wordml" xmlns:w="http://schemas.openxmlformats.org/wordprocessingml/2006/main" xmlns:wne="http://schemas.microsoft.com/office/word/2006/wordml" xmlns:wp14="http://schemas.microsoft.com/office/word/2010/wordprocessingDrawing" xmlns:wp="http://schemas.openxmlformats.org/drawingml/2006/wordprocessingDrawing" xmlns:wpc="http://schemas.microsoft.com/office/word/2010/wordprocessingCanvas" xmlns:wpg="http://schemas.microsoft.com/office/word/2010/wordprocessingGroup" xmlns:wpi="http://schemas.microsoft.com/office/word/2010/wordprocessingInk" xmlns:wps="http://schemas.microsoft.com/office/word/2010/wordprocessingShape" mc:Ignorable="w14 wp14">
+  <w:p>
+    <w:pPr>
+      <w:pStyle w:val="Footer"/>
+      <w:jc w:val="center"/>
+    </w:pPr>
+    <w:r>
+      <w:rPr>
+        <w:color w:val="595959"/>
+        <w:sz w:val="16"/>
+      </w:rPr>
+      <w:t xml:space="preserve">Page </w:t>
+    </w:r>
+    <w:r>
+      <w:rPr>
+        <w:color w:val="595959"/>
+        <w:sz w:val="16"/>
+      </w:rPr>
+      <w:fldChar w:fldCharType="begin"/>
+    </w:r>
+    <w:r>
+      <w:rPr>
+        <w:color w:val="595959"/>
+        <w:sz w:val="16"/>
+      </w:rPr>
+      <w:instrText>PAGE</w:instrText>
+    </w:r>
+    <w:r>
+      <w:rPr>
+        <w:color w:val="595959"/>
+        <w:sz w:val="16"/>
+      </w:rPr>
+      <w:fldChar w:fldCharType="separate"/>
+    </w:r>
+    <w:r>
+      <w:rPr>
+        <w:color w:val="595959"/>
+        <w:sz w:val="16"/>
+      </w:rPr>
+      <w:t>1</w:t>
+    </w:r>
+    <w:r>
+      <w:rPr>
+        <w:color w:val="595959"/>
+        <w:sz w:val="16"/>
+      </w:rPr>
+      <w:fldChar w:fldCharType="end"/>
+    </w:r>
+  </w:p>
+</w:ftr>
+</file>
+
+<file path=word/header1.xml><?xml version="1.0" encoding="utf-8"?>
+<w:hdr xmlns:m="http://schemas.openxmlformats.org/officeDocument/2006/math" xmlns:mc="http://schemas.openxmlformats.org/markup-compatibility/2006" xmlns:mo="http://schemas.microsoft.com/office/mac/office/2008/main" xmlns:mv="urn:schemas-microsoft-com:mac:vml" xmlns:o="urn:schemas-microsoft-com:office:office" xmlns:r="http://schemas.openxmlformats.org/officeDocument/2006/relationships" xmlns:v="urn:schemas-microsoft-com:vml" xmlns:w10="urn:schemas-microsoft-com:office:word" xmlns:w14="http://schemas.microsoft.com/office/word/2010/wordml" xmlns:w="http://schemas.openxmlformats.org/wordprocessingml/2006/main" xmlns:wne="http://schemas.microsoft.com/office/word/2006/wordml" xmlns:wp14="http://schemas.microsoft.com/office/word/2010/wordprocessingDrawing" xmlns:wp="http://schemas.openxmlformats.org/drawingml/2006/wordprocessingDrawing" xmlns:wpc="http://schemas.microsoft.com/office/word/2010/wordprocessingCanvas" xmlns:wpg="http://schemas.microsoft.com/office/word/2010/wordprocessingGroup" xmlns:wpi="http://schemas.microsoft.com/office/word/2010/wordprocessingInk" xmlns:wps="http://schemas.microsoft.com/office/word/2010/wordprocessingShape" mc:Ignorable="w14 wp14">
+  <w:p>
+    <w:pPr>
+      <w:pStyle w:val="Header"/>
+      <w:jc w:val="right"/>
+    </w:pPr>
+    <w:r>
+      <w:rPr>
+        <w:color w:val="595959"/>
+        <w:sz w:val="16"/>
+      </w:rPr>
+      <w:t>Online Bookstore — Use Case Flow Document</w:t>
+    </w:r>
+  </w:p>
+</w:hdr>
 </file>
 
 <file path=word/numbering.xml><?xml version="1.0" encoding="utf-8"?>
@@ -5611,15 +8318,15 @@
   <w:docDefaults>
     <w:rPrDefault>
       <w:rPr>
-        <w:rFonts w:asciiTheme="minorHAnsi" w:eastAsiaTheme="minorEastAsia" w:hAnsiTheme="minorHAnsi" w:cstheme="minorBidi"/>
+        <w:rFonts w:cstheme="minorBidi" w:ascii="Times New Roman" w:hAnsi="Times New Roman" w:cs="Times New Roman" w:eastAsia="Times New Roman"/>
         <w:sz w:val="22"/>
         <w:szCs w:val="22"/>
-        <w:lang w:val="en-US" w:eastAsia="en-US" w:bidi="ar-SA"/>
+        <w:lang w:val="en-IN" w:eastAsia="en-IN" w:bidi="ar-SA"/>
       </w:rPr>
     </w:rPrDefault>
     <w:pPrDefault>
       <w:pPr>
-        <w:spacing w:after="200" w:line="276" w:lineRule="auto"/>
+        <w:spacing w:after="120" w:line="252" w:lineRule="auto"/>
       </w:pPr>
     </w:pPrDefault>
   </w:docDefaults>
@@ -5767,7 +8474,8 @@
     <w:qFormat/>
     <w:rsid w:val="00FC693F"/>
     <w:rPr>
-      <w:rFonts w:ascii="Calibri" w:hAnsi="Calibri"/>
+      <w:rFonts w:ascii="Times New Roman" w:hAnsi="Times New Roman" w:cs="Times New Roman" w:eastAsia="Times New Roman"/>
+      <w:i w:val="0"/>
       <w:sz w:val="22"/>
     </w:rPr>
   </w:style>
@@ -5826,14 +8534,15 @@
     <w:pPr>
       <w:keepNext/>
       <w:keepLines/>
-      <w:spacing w:before="480" w:after="0"/>
+      <w:spacing w:before="480" w:after="80"/>
       <w:outlineLvl w:val="0"/>
     </w:pPr>
     <w:rPr>
-      <w:rFonts w:asciiTheme="majorHAnsi" w:eastAsiaTheme="majorEastAsia" w:hAnsiTheme="majorHAnsi" w:cstheme="majorBidi"/>
+      <w:rFonts w:ascii="Times New Roman" w:hAnsi="Times New Roman" w:cs="Times New Roman" w:eastAsia="Times New Roman"/>
       <w:b/>
       <w:bCs/>
-      <w:color w:val="365F91" w:themeColor="accent1" w:themeShade="BF"/>
+      <w:i w:val="0"/>
+      <w:color w:val="000000"/>
       <w:sz w:val="28"/>
       <w:szCs w:val="28"/>
     </w:rPr>
@@ -5850,15 +8559,16 @@
     <w:pPr>
       <w:keepNext/>
       <w:keepLines/>
-      <w:spacing w:before="200" w:after="0"/>
+      <w:spacing w:before="200" w:after="80"/>
       <w:outlineLvl w:val="1"/>
     </w:pPr>
     <w:rPr>
-      <w:rFonts w:asciiTheme="majorHAnsi" w:eastAsiaTheme="majorEastAsia" w:hAnsiTheme="majorHAnsi" w:cstheme="majorBidi"/>
+      <w:rFonts w:ascii="Times New Roman" w:hAnsi="Times New Roman" w:cs="Times New Roman" w:eastAsia="Times New Roman"/>
       <w:b/>
       <w:bCs/>
-      <w:color w:val="4F81BD" w:themeColor="accent1"/>
-      <w:sz w:val="26"/>
+      <w:i w:val="0"/>
+      <w:color w:val="000000"/>
+      <w:sz w:val="24"/>
       <w:szCs w:val="26"/>
     </w:rPr>
   </w:style>
@@ -5878,7 +8588,7 @@
       <w:outlineLvl w:val="2"/>
     </w:pPr>
     <w:rPr>
-      <w:rFonts w:asciiTheme="majorHAnsi" w:eastAsiaTheme="majorEastAsia" w:hAnsiTheme="majorHAnsi" w:cstheme="majorBidi"/>
+      <w:rFonts w:cstheme="majorBidi" w:ascii="Times New Roman" w:hAnsi="Times New Roman" w:cs="Times New Roman" w:eastAsia="Times New Roman"/>
       <w:b/>
       <w:bCs/>
       <w:color w:val="4F81BD" w:themeColor="accent1"/>
@@ -5901,7 +8611,7 @@
       <w:outlineLvl w:val="3"/>
     </w:pPr>
     <w:rPr>
-      <w:rFonts w:asciiTheme="majorHAnsi" w:eastAsiaTheme="majorEastAsia" w:hAnsiTheme="majorHAnsi" w:cstheme="majorBidi"/>
+      <w:rFonts w:cstheme="majorBidi" w:ascii="Times New Roman" w:hAnsi="Times New Roman" w:cs="Times New Roman" w:eastAsia="Times New Roman"/>
       <w:b/>
       <w:bCs/>
       <w:i/>
@@ -5926,7 +8636,7 @@
       <w:outlineLvl w:val="4"/>
     </w:pPr>
     <w:rPr>
-      <w:rFonts w:asciiTheme="majorHAnsi" w:eastAsiaTheme="majorEastAsia" w:hAnsiTheme="majorHAnsi" w:cstheme="majorBidi"/>
+      <w:rFonts w:cstheme="majorBidi" w:ascii="Times New Roman" w:hAnsi="Times New Roman" w:cs="Times New Roman" w:eastAsia="Times New Roman"/>
       <w:color w:val="243F60" w:themeColor="accent1" w:themeShade="7F"/>
     </w:rPr>
   </w:style>
@@ -5947,7 +8657,7 @@
       <w:outlineLvl w:val="5"/>
     </w:pPr>
     <w:rPr>
-      <w:rFonts w:asciiTheme="majorHAnsi" w:eastAsiaTheme="majorEastAsia" w:hAnsiTheme="majorHAnsi" w:cstheme="majorBidi"/>
+      <w:rFonts w:cstheme="majorBidi" w:ascii="Times New Roman" w:hAnsi="Times New Roman" w:cs="Times New Roman" w:eastAsia="Times New Roman"/>
       <w:i/>
       <w:iCs/>
       <w:color w:val="243F60" w:themeColor="accent1" w:themeShade="7F"/>
@@ -5970,7 +8680,7 @@
       <w:outlineLvl w:val="6"/>
     </w:pPr>
     <w:rPr>
-      <w:rFonts w:asciiTheme="majorHAnsi" w:eastAsiaTheme="majorEastAsia" w:hAnsiTheme="majorHAnsi" w:cstheme="majorBidi"/>
+      <w:rFonts w:cstheme="majorBidi" w:ascii="Times New Roman" w:hAnsi="Times New Roman" w:cs="Times New Roman" w:eastAsia="Times New Roman"/>
       <w:i/>
       <w:iCs/>
       <w:color w:val="404040" w:themeColor="text1" w:themeTint="BF"/>
@@ -5993,7 +8703,7 @@
       <w:outlineLvl w:val="7"/>
     </w:pPr>
     <w:rPr>
-      <w:rFonts w:asciiTheme="majorHAnsi" w:eastAsiaTheme="majorEastAsia" w:hAnsiTheme="majorHAnsi" w:cstheme="majorBidi"/>
+      <w:rFonts w:cstheme="majorBidi" w:ascii="Times New Roman" w:hAnsi="Times New Roman" w:cs="Times New Roman" w:eastAsia="Times New Roman"/>
       <w:color w:val="4F81BD" w:themeColor="accent1"/>
       <w:sz w:val="20"/>
       <w:szCs w:val="20"/>
@@ -6016,7 +8726,7 @@
       <w:outlineLvl w:val="8"/>
     </w:pPr>
     <w:rPr>
-      <w:rFonts w:asciiTheme="majorHAnsi" w:eastAsiaTheme="majorEastAsia" w:hAnsiTheme="majorHAnsi" w:cstheme="majorBidi"/>
+      <w:rFonts w:cstheme="majorBidi" w:ascii="Times New Roman" w:hAnsi="Times New Roman" w:cs="Times New Roman" w:eastAsia="Times New Roman"/>
       <w:i/>
       <w:iCs/>
       <w:color w:val="404040" w:themeColor="text1" w:themeTint="BF"/>
@@ -6067,7 +8777,7 @@
     <w:uiPriority w:val="9"/>
     <w:rsid w:val="00FC693F"/>
     <w:rPr>
-      <w:rFonts w:asciiTheme="majorHAnsi" w:eastAsiaTheme="majorEastAsia" w:hAnsiTheme="majorHAnsi" w:cstheme="majorBidi"/>
+      <w:rFonts w:cstheme="majorBidi" w:ascii="Times New Roman" w:hAnsi="Times New Roman" w:cs="Times New Roman" w:eastAsia="Times New Roman"/>
       <w:b/>
       <w:bCs/>
       <w:color w:val="365F91" w:themeColor="accent1" w:themeShade="BF"/>
@@ -6082,7 +8792,7 @@
     <w:uiPriority w:val="9"/>
     <w:rsid w:val="00FC693F"/>
     <w:rPr>
-      <w:rFonts w:asciiTheme="majorHAnsi" w:eastAsiaTheme="majorEastAsia" w:hAnsiTheme="majorHAnsi" w:cstheme="majorBidi"/>
+      <w:rFonts w:cstheme="majorBidi" w:ascii="Times New Roman" w:hAnsi="Times New Roman" w:cs="Times New Roman" w:eastAsia="Times New Roman"/>
       <w:b/>
       <w:bCs/>
       <w:color w:val="4F81BD" w:themeColor="accent1"/>
@@ -6097,7 +8807,7 @@
     <w:uiPriority w:val="9"/>
     <w:rsid w:val="00FC693F"/>
     <w:rPr>
-      <w:rFonts w:asciiTheme="majorHAnsi" w:eastAsiaTheme="majorEastAsia" w:hAnsiTheme="majorHAnsi" w:cstheme="majorBidi"/>
+      <w:rFonts w:cstheme="majorBidi" w:ascii="Times New Roman" w:hAnsi="Times New Roman" w:cs="Times New Roman" w:eastAsia="Times New Roman"/>
       <w:b/>
       <w:bCs/>
       <w:color w:val="4F81BD" w:themeColor="accent1"/>
@@ -6112,15 +8822,13 @@
     <w:qFormat/>
     <w:rsid w:val="00FC693F"/>
     <w:pPr>
-      <w:pBdr>
-        <w:bottom w:val="single" w:sz="8" w:space="4" w:color="4F81BD" w:themeColor="accent1"/>
-      </w:pBdr>
       <w:spacing w:after="300" w:line="240" w:lineRule="auto"/>
       <w:contextualSpacing/>
     </w:pPr>
     <w:rPr>
-      <w:rFonts w:asciiTheme="majorHAnsi" w:eastAsiaTheme="majorEastAsia" w:hAnsiTheme="majorHAnsi" w:cstheme="majorBidi"/>
-      <w:color w:val="17365D" w:themeColor="text2" w:themeShade="BF"/>
+      <w:rFonts w:ascii="Times New Roman" w:hAnsi="Times New Roman" w:cs="Times New Roman" w:eastAsia="Times New Roman"/>
+      <w:i w:val="0"/>
+      <w:color w:val="000000"/>
       <w:spacing w:val="5"/>
       <w:kern w:val="28"/>
       <w:sz w:val="52"/>
@@ -6134,7 +8842,7 @@
     <w:uiPriority w:val="10"/>
     <w:rsid w:val="00FC693F"/>
     <w:rPr>
-      <w:rFonts w:asciiTheme="majorHAnsi" w:eastAsiaTheme="majorEastAsia" w:hAnsiTheme="majorHAnsi" w:cstheme="majorBidi"/>
+      <w:rFonts w:cstheme="majorBidi" w:ascii="Times New Roman" w:hAnsi="Times New Roman" w:cs="Times New Roman" w:eastAsia="Times New Roman"/>
       <w:color w:val="17365D" w:themeColor="text2" w:themeShade="BF"/>
       <w:spacing w:val="5"/>
       <w:kern w:val="28"/>
@@ -6156,10 +8864,10 @@
       </w:numPr>
     </w:pPr>
     <w:rPr>
-      <w:rFonts w:asciiTheme="majorHAnsi" w:eastAsiaTheme="majorEastAsia" w:hAnsiTheme="majorHAnsi" w:cstheme="majorBidi"/>
-      <w:i/>
+      <w:rFonts w:ascii="Times New Roman" w:hAnsi="Times New Roman" w:cs="Times New Roman" w:eastAsia="Times New Roman"/>
+      <w:i w:val="0"/>
       <w:iCs/>
-      <w:color w:val="4F81BD" w:themeColor="accent1"/>
+      <w:color w:val="000000"/>
       <w:spacing w:val="15"/>
       <w:sz w:val="24"/>
       <w:szCs w:val="24"/>
@@ -6172,7 +8880,7 @@
     <w:uiPriority w:val="11"/>
     <w:rsid w:val="00FC693F"/>
     <w:rPr>
-      <w:rFonts w:asciiTheme="majorHAnsi" w:eastAsiaTheme="majorEastAsia" w:hAnsiTheme="majorHAnsi" w:cstheme="majorBidi"/>
+      <w:rFonts w:cstheme="majorBidi" w:ascii="Times New Roman" w:hAnsi="Times New Roman" w:cs="Times New Roman" w:eastAsia="Times New Roman"/>
       <w:i/>
       <w:iCs/>
       <w:color w:val="4F81BD" w:themeColor="accent1"/>
@@ -6419,7 +9127,7 @@
       </w:tabs>
     </w:pPr>
     <w:rPr>
-      <w:rFonts w:ascii="Courier" w:hAnsi="Courier"/>
+      <w:rFonts w:ascii="Times New Roman" w:hAnsi="Times New Roman" w:cs="Times New Roman" w:eastAsia="Times New Roman"/>
       <w:sz w:val="20"/>
       <w:szCs w:val="20"/>
     </w:rPr>
@@ -6431,7 +9139,7 @@
     <w:uiPriority w:val="99"/>
     <w:rsid w:val="0029639D"/>
     <w:rPr>
-      <w:rFonts w:ascii="Courier" w:hAnsi="Courier"/>
+      <w:rFonts w:ascii="Times New Roman" w:hAnsi="Times New Roman" w:cs="Times New Roman" w:eastAsia="Times New Roman"/>
       <w:sz w:val="20"/>
       <w:szCs w:val="20"/>
     </w:rPr>
@@ -6470,7 +9178,7 @@
     <w:semiHidden/>
     <w:rsid w:val="00FC693F"/>
     <w:rPr>
-      <w:rFonts w:asciiTheme="majorHAnsi" w:eastAsiaTheme="majorEastAsia" w:hAnsiTheme="majorHAnsi" w:cstheme="majorBidi"/>
+      <w:rFonts w:cstheme="majorBidi" w:ascii="Times New Roman" w:hAnsi="Times New Roman" w:cs="Times New Roman" w:eastAsia="Times New Roman"/>
       <w:b/>
       <w:bCs/>
       <w:i/>
@@ -6486,7 +9194,7 @@
     <w:semiHidden/>
     <w:rsid w:val="00FC693F"/>
     <w:rPr>
-      <w:rFonts w:asciiTheme="majorHAnsi" w:eastAsiaTheme="majorEastAsia" w:hAnsiTheme="majorHAnsi" w:cstheme="majorBidi"/>
+      <w:rFonts w:cstheme="majorBidi" w:ascii="Times New Roman" w:hAnsi="Times New Roman" w:cs="Times New Roman" w:eastAsia="Times New Roman"/>
       <w:color w:val="243F60" w:themeColor="accent1" w:themeShade="7F"/>
     </w:rPr>
   </w:style>
@@ -6498,7 +9206,7 @@
     <w:semiHidden/>
     <w:rsid w:val="00FC693F"/>
     <w:rPr>
-      <w:rFonts w:asciiTheme="majorHAnsi" w:eastAsiaTheme="majorEastAsia" w:hAnsiTheme="majorHAnsi" w:cstheme="majorBidi"/>
+      <w:rFonts w:cstheme="majorBidi" w:ascii="Times New Roman" w:hAnsi="Times New Roman" w:cs="Times New Roman" w:eastAsia="Times New Roman"/>
       <w:i/>
       <w:iCs/>
       <w:color w:val="243F60" w:themeColor="accent1" w:themeShade="7F"/>
@@ -6512,7 +9220,7 @@
     <w:semiHidden/>
     <w:rsid w:val="00FC693F"/>
     <w:rPr>
-      <w:rFonts w:asciiTheme="majorHAnsi" w:eastAsiaTheme="majorEastAsia" w:hAnsiTheme="majorHAnsi" w:cstheme="majorBidi"/>
+      <w:rFonts w:cstheme="majorBidi" w:ascii="Times New Roman" w:hAnsi="Times New Roman" w:cs="Times New Roman" w:eastAsia="Times New Roman"/>
       <w:i/>
       <w:iCs/>
       <w:color w:val="404040" w:themeColor="text1" w:themeTint="BF"/>
@@ -6526,7 +9234,7 @@
     <w:semiHidden/>
     <w:rsid w:val="00FC693F"/>
     <w:rPr>
-      <w:rFonts w:asciiTheme="majorHAnsi" w:eastAsiaTheme="majorEastAsia" w:hAnsiTheme="majorHAnsi" w:cstheme="majorBidi"/>
+      <w:rFonts w:cstheme="majorBidi" w:ascii="Times New Roman" w:hAnsi="Times New Roman" w:cs="Times New Roman" w:eastAsia="Times New Roman"/>
       <w:color w:val="4F81BD" w:themeColor="accent1"/>
       <w:sz w:val="20"/>
       <w:szCs w:val="20"/>
@@ -6540,7 +9248,7 @@
     <w:semiHidden/>
     <w:rsid w:val="00FC693F"/>
     <w:rPr>
-      <w:rFonts w:asciiTheme="majorHAnsi" w:eastAsiaTheme="majorEastAsia" w:hAnsiTheme="majorHAnsi" w:cstheme="majorBidi"/>
+      <w:rFonts w:cstheme="majorBidi" w:ascii="Times New Roman" w:hAnsi="Times New Roman" w:cs="Times New Roman" w:eastAsia="Times New Roman"/>
       <w:i/>
       <w:iCs/>
       <w:color w:val="404040" w:themeColor="text1" w:themeTint="BF"/>
@@ -8129,7 +10837,7 @@
         <w:spacing w:before="0" w:after="0" w:line="240" w:lineRule="auto"/>
       </w:pPr>
       <w:rPr>
-        <w:rFonts w:asciiTheme="majorHAnsi" w:eastAsiaTheme="majorEastAsia" w:hAnsiTheme="majorHAnsi" w:cstheme="majorBidi"/>
+        <w:rFonts w:cstheme="majorBidi" w:ascii="Times New Roman" w:hAnsi="Times New Roman" w:cs="Times New Roman" w:eastAsia="Times New Roman"/>
         <w:b/>
         <w:bCs/>
       </w:rPr>
@@ -8150,7 +10858,7 @@
         <w:spacing w:before="0" w:after="0" w:line="240" w:lineRule="auto"/>
       </w:pPr>
       <w:rPr>
-        <w:rFonts w:asciiTheme="majorHAnsi" w:eastAsiaTheme="majorEastAsia" w:hAnsiTheme="majorHAnsi" w:cstheme="majorBidi"/>
+        <w:rFonts w:cstheme="majorBidi" w:ascii="Times New Roman" w:hAnsi="Times New Roman" w:cs="Times New Roman" w:eastAsia="Times New Roman"/>
         <w:b/>
         <w:bCs/>
       </w:rPr>
@@ -8168,14 +10876,14 @@
     </w:tblStylePr>
     <w:tblStylePr w:type="firstCol">
       <w:rPr>
-        <w:rFonts w:asciiTheme="majorHAnsi" w:eastAsiaTheme="majorEastAsia" w:hAnsiTheme="majorHAnsi" w:cstheme="majorBidi"/>
+        <w:rFonts w:cstheme="majorBidi" w:ascii="Times New Roman" w:hAnsi="Times New Roman" w:cs="Times New Roman" w:eastAsia="Times New Roman"/>
         <w:b/>
         <w:bCs/>
       </w:rPr>
     </w:tblStylePr>
     <w:tblStylePr w:type="lastCol">
       <w:rPr>
-        <w:rFonts w:asciiTheme="majorHAnsi" w:eastAsiaTheme="majorEastAsia" w:hAnsiTheme="majorHAnsi" w:cstheme="majorBidi"/>
+        <w:rFonts w:cstheme="majorBidi" w:ascii="Times New Roman" w:hAnsi="Times New Roman" w:cs="Times New Roman" w:eastAsia="Times New Roman"/>
         <w:b/>
         <w:bCs/>
       </w:rPr>
@@ -8259,7 +10967,7 @@
         <w:spacing w:before="0" w:after="0" w:line="240" w:lineRule="auto"/>
       </w:pPr>
       <w:rPr>
-        <w:rFonts w:asciiTheme="majorHAnsi" w:eastAsiaTheme="majorEastAsia" w:hAnsiTheme="majorHAnsi" w:cstheme="majorBidi"/>
+        <w:rFonts w:cstheme="majorBidi" w:ascii="Times New Roman" w:hAnsi="Times New Roman" w:cs="Times New Roman" w:eastAsia="Times New Roman"/>
         <w:b/>
         <w:bCs/>
       </w:rPr>
@@ -8280,7 +10988,7 @@
         <w:spacing w:before="0" w:after="0" w:line="240" w:lineRule="auto"/>
       </w:pPr>
       <w:rPr>
-        <w:rFonts w:asciiTheme="majorHAnsi" w:eastAsiaTheme="majorEastAsia" w:hAnsiTheme="majorHAnsi" w:cstheme="majorBidi"/>
+        <w:rFonts w:cstheme="majorBidi" w:ascii="Times New Roman" w:hAnsi="Times New Roman" w:cs="Times New Roman" w:eastAsia="Times New Roman"/>
         <w:b/>
         <w:bCs/>
       </w:rPr>
@@ -8298,14 +11006,14 @@
     </w:tblStylePr>
     <w:tblStylePr w:type="firstCol">
       <w:rPr>
-        <w:rFonts w:asciiTheme="majorHAnsi" w:eastAsiaTheme="majorEastAsia" w:hAnsiTheme="majorHAnsi" w:cstheme="majorBidi"/>
+        <w:rFonts w:cstheme="majorBidi" w:ascii="Times New Roman" w:hAnsi="Times New Roman" w:cs="Times New Roman" w:eastAsia="Times New Roman"/>
         <w:b/>
         <w:bCs/>
       </w:rPr>
     </w:tblStylePr>
     <w:tblStylePr w:type="lastCol">
       <w:rPr>
-        <w:rFonts w:asciiTheme="majorHAnsi" w:eastAsiaTheme="majorEastAsia" w:hAnsiTheme="majorHAnsi" w:cstheme="majorBidi"/>
+        <w:rFonts w:cstheme="majorBidi" w:ascii="Times New Roman" w:hAnsi="Times New Roman" w:cs="Times New Roman" w:eastAsia="Times New Roman"/>
         <w:b/>
         <w:bCs/>
       </w:rPr>
@@ -8389,7 +11097,7 @@
         <w:spacing w:before="0" w:after="0" w:line="240" w:lineRule="auto"/>
       </w:pPr>
       <w:rPr>
-        <w:rFonts w:asciiTheme="majorHAnsi" w:eastAsiaTheme="majorEastAsia" w:hAnsiTheme="majorHAnsi" w:cstheme="majorBidi"/>
+        <w:rFonts w:cstheme="majorBidi" w:ascii="Times New Roman" w:hAnsi="Times New Roman" w:cs="Times New Roman" w:eastAsia="Times New Roman"/>
         <w:b/>
         <w:bCs/>
       </w:rPr>
@@ -8410,7 +11118,7 @@
         <w:spacing w:before="0" w:after="0" w:line="240" w:lineRule="auto"/>
       </w:pPr>
       <w:rPr>
-        <w:rFonts w:asciiTheme="majorHAnsi" w:eastAsiaTheme="majorEastAsia" w:hAnsiTheme="majorHAnsi" w:cstheme="majorBidi"/>
+        <w:rFonts w:cstheme="majorBidi" w:ascii="Times New Roman" w:hAnsi="Times New Roman" w:cs="Times New Roman" w:eastAsia="Times New Roman"/>
         <w:b/>
         <w:bCs/>
       </w:rPr>
@@ -8428,14 +11136,14 @@
     </w:tblStylePr>
     <w:tblStylePr w:type="firstCol">
       <w:rPr>
-        <w:rFonts w:asciiTheme="majorHAnsi" w:eastAsiaTheme="majorEastAsia" w:hAnsiTheme="majorHAnsi" w:cstheme="majorBidi"/>
+        <w:rFonts w:cstheme="majorBidi" w:ascii="Times New Roman" w:hAnsi="Times New Roman" w:cs="Times New Roman" w:eastAsia="Times New Roman"/>
         <w:b/>
         <w:bCs/>
       </w:rPr>
     </w:tblStylePr>
     <w:tblStylePr w:type="lastCol">
       <w:rPr>
-        <w:rFonts w:asciiTheme="majorHAnsi" w:eastAsiaTheme="majorEastAsia" w:hAnsiTheme="majorHAnsi" w:cstheme="majorBidi"/>
+        <w:rFonts w:cstheme="majorBidi" w:ascii="Times New Roman" w:hAnsi="Times New Roman" w:cs="Times New Roman" w:eastAsia="Times New Roman"/>
         <w:b/>
         <w:bCs/>
       </w:rPr>
@@ -8519,7 +11227,7 @@
         <w:spacing w:before="0" w:after="0" w:line="240" w:lineRule="auto"/>
       </w:pPr>
       <w:rPr>
-        <w:rFonts w:asciiTheme="majorHAnsi" w:eastAsiaTheme="majorEastAsia" w:hAnsiTheme="majorHAnsi" w:cstheme="majorBidi"/>
+        <w:rFonts w:cstheme="majorBidi" w:ascii="Times New Roman" w:hAnsi="Times New Roman" w:cs="Times New Roman" w:eastAsia="Times New Roman"/>
         <w:b/>
         <w:bCs/>
       </w:rPr>
@@ -8540,7 +11248,7 @@
         <w:spacing w:before="0" w:after="0" w:line="240" w:lineRule="auto"/>
       </w:pPr>
       <w:rPr>
-        <w:rFonts w:asciiTheme="majorHAnsi" w:eastAsiaTheme="majorEastAsia" w:hAnsiTheme="majorHAnsi" w:cstheme="majorBidi"/>
+        <w:rFonts w:cstheme="majorBidi" w:ascii="Times New Roman" w:hAnsi="Times New Roman" w:cs="Times New Roman" w:eastAsia="Times New Roman"/>
         <w:b/>
         <w:bCs/>
       </w:rPr>
@@ -8558,14 +11266,14 @@
     </w:tblStylePr>
     <w:tblStylePr w:type="firstCol">
       <w:rPr>
-        <w:rFonts w:asciiTheme="majorHAnsi" w:eastAsiaTheme="majorEastAsia" w:hAnsiTheme="majorHAnsi" w:cstheme="majorBidi"/>
+        <w:rFonts w:cstheme="majorBidi" w:ascii="Times New Roman" w:hAnsi="Times New Roman" w:cs="Times New Roman" w:eastAsia="Times New Roman"/>
         <w:b/>
         <w:bCs/>
       </w:rPr>
     </w:tblStylePr>
     <w:tblStylePr w:type="lastCol">
       <w:rPr>
-        <w:rFonts w:asciiTheme="majorHAnsi" w:eastAsiaTheme="majorEastAsia" w:hAnsiTheme="majorHAnsi" w:cstheme="majorBidi"/>
+        <w:rFonts w:cstheme="majorBidi" w:ascii="Times New Roman" w:hAnsi="Times New Roman" w:cs="Times New Roman" w:eastAsia="Times New Roman"/>
         <w:b/>
         <w:bCs/>
       </w:rPr>
@@ -8649,7 +11357,7 @@
         <w:spacing w:before="0" w:after="0" w:line="240" w:lineRule="auto"/>
       </w:pPr>
       <w:rPr>
-        <w:rFonts w:asciiTheme="majorHAnsi" w:eastAsiaTheme="majorEastAsia" w:hAnsiTheme="majorHAnsi" w:cstheme="majorBidi"/>
+        <w:rFonts w:cstheme="majorBidi" w:ascii="Times New Roman" w:hAnsi="Times New Roman" w:cs="Times New Roman" w:eastAsia="Times New Roman"/>
         <w:b/>
         <w:bCs/>
       </w:rPr>
@@ -8670,7 +11378,7 @@
         <w:spacing w:before="0" w:after="0" w:line="240" w:lineRule="auto"/>
       </w:pPr>
       <w:rPr>
-        <w:rFonts w:asciiTheme="majorHAnsi" w:eastAsiaTheme="majorEastAsia" w:hAnsiTheme="majorHAnsi" w:cstheme="majorBidi"/>
+        <w:rFonts w:cstheme="majorBidi" w:ascii="Times New Roman" w:hAnsi="Times New Roman" w:cs="Times New Roman" w:eastAsia="Times New Roman"/>
         <w:b/>
         <w:bCs/>
       </w:rPr>
@@ -8688,14 +11396,14 @@
     </w:tblStylePr>
     <w:tblStylePr w:type="firstCol">
       <w:rPr>
-        <w:rFonts w:asciiTheme="majorHAnsi" w:eastAsiaTheme="majorEastAsia" w:hAnsiTheme="majorHAnsi" w:cstheme="majorBidi"/>
+        <w:rFonts w:cstheme="majorBidi" w:ascii="Times New Roman" w:hAnsi="Times New Roman" w:cs="Times New Roman" w:eastAsia="Times New Roman"/>
         <w:b/>
         <w:bCs/>
       </w:rPr>
     </w:tblStylePr>
     <w:tblStylePr w:type="lastCol">
       <w:rPr>
-        <w:rFonts w:asciiTheme="majorHAnsi" w:eastAsiaTheme="majorEastAsia" w:hAnsiTheme="majorHAnsi" w:cstheme="majorBidi"/>
+        <w:rFonts w:cstheme="majorBidi" w:ascii="Times New Roman" w:hAnsi="Times New Roman" w:cs="Times New Roman" w:eastAsia="Times New Roman"/>
         <w:b/>
         <w:bCs/>
       </w:rPr>
@@ -8779,7 +11487,7 @@
         <w:spacing w:before="0" w:after="0" w:line="240" w:lineRule="auto"/>
       </w:pPr>
       <w:rPr>
-        <w:rFonts w:asciiTheme="majorHAnsi" w:eastAsiaTheme="majorEastAsia" w:hAnsiTheme="majorHAnsi" w:cstheme="majorBidi"/>
+        <w:rFonts w:cstheme="majorBidi" w:ascii="Times New Roman" w:hAnsi="Times New Roman" w:cs="Times New Roman" w:eastAsia="Times New Roman"/>
         <w:b/>
         <w:bCs/>
       </w:rPr>
@@ -8800,7 +11508,7 @@
         <w:spacing w:before="0" w:after="0" w:line="240" w:lineRule="auto"/>
       </w:pPr>
       <w:rPr>
-        <w:rFonts w:asciiTheme="majorHAnsi" w:eastAsiaTheme="majorEastAsia" w:hAnsiTheme="majorHAnsi" w:cstheme="majorBidi"/>
+        <w:rFonts w:cstheme="majorBidi" w:ascii="Times New Roman" w:hAnsi="Times New Roman" w:cs="Times New Roman" w:eastAsia="Times New Roman"/>
         <w:b/>
         <w:bCs/>
       </w:rPr>
@@ -8818,14 +11526,14 @@
     </w:tblStylePr>
     <w:tblStylePr w:type="firstCol">
       <w:rPr>
-        <w:rFonts w:asciiTheme="majorHAnsi" w:eastAsiaTheme="majorEastAsia" w:hAnsiTheme="majorHAnsi" w:cstheme="majorBidi"/>
+        <w:rFonts w:cstheme="majorBidi" w:ascii="Times New Roman" w:hAnsi="Times New Roman" w:cs="Times New Roman" w:eastAsia="Times New Roman"/>
         <w:b/>
         <w:bCs/>
       </w:rPr>
     </w:tblStylePr>
     <w:tblStylePr w:type="lastCol">
       <w:rPr>
-        <w:rFonts w:asciiTheme="majorHAnsi" w:eastAsiaTheme="majorEastAsia" w:hAnsiTheme="majorHAnsi" w:cstheme="majorBidi"/>
+        <w:rFonts w:cstheme="majorBidi" w:ascii="Times New Roman" w:hAnsi="Times New Roman" w:cs="Times New Roman" w:eastAsia="Times New Roman"/>
         <w:b/>
         <w:bCs/>
       </w:rPr>
@@ -8909,7 +11617,7 @@
         <w:spacing w:before="0" w:after="0" w:line="240" w:lineRule="auto"/>
       </w:pPr>
       <w:rPr>
-        <w:rFonts w:asciiTheme="majorHAnsi" w:eastAsiaTheme="majorEastAsia" w:hAnsiTheme="majorHAnsi" w:cstheme="majorBidi"/>
+        <w:rFonts w:cstheme="majorBidi" w:ascii="Times New Roman" w:hAnsi="Times New Roman" w:cs="Times New Roman" w:eastAsia="Times New Roman"/>
         <w:b/>
         <w:bCs/>
       </w:rPr>
@@ -8930,7 +11638,7 @@
         <w:spacing w:before="0" w:after="0" w:line="240" w:lineRule="auto"/>
       </w:pPr>
       <w:rPr>
-        <w:rFonts w:asciiTheme="majorHAnsi" w:eastAsiaTheme="majorEastAsia" w:hAnsiTheme="majorHAnsi" w:cstheme="majorBidi"/>
+        <w:rFonts w:cstheme="majorBidi" w:ascii="Times New Roman" w:hAnsi="Times New Roman" w:cs="Times New Roman" w:eastAsia="Times New Roman"/>
         <w:b/>
         <w:bCs/>
       </w:rPr>
@@ -8948,14 +11656,14 @@
     </w:tblStylePr>
     <w:tblStylePr w:type="firstCol">
       <w:rPr>
-        <w:rFonts w:asciiTheme="majorHAnsi" w:eastAsiaTheme="majorEastAsia" w:hAnsiTheme="majorHAnsi" w:cstheme="majorBidi"/>
+        <w:rFonts w:cstheme="majorBidi" w:ascii="Times New Roman" w:hAnsi="Times New Roman" w:cs="Times New Roman" w:eastAsia="Times New Roman"/>
         <w:b/>
         <w:bCs/>
       </w:rPr>
     </w:tblStylePr>
     <w:tblStylePr w:type="lastCol">
       <w:rPr>
-        <w:rFonts w:asciiTheme="majorHAnsi" w:eastAsiaTheme="majorEastAsia" w:hAnsiTheme="majorHAnsi" w:cstheme="majorBidi"/>
+        <w:rFonts w:cstheme="majorBidi" w:ascii="Times New Roman" w:hAnsi="Times New Roman" w:cs="Times New Roman" w:eastAsia="Times New Roman"/>
         <w:b/>
         <w:bCs/>
       </w:rPr>
@@ -10820,7 +13528,7 @@
     </w:tblPr>
     <w:tblStylePr w:type="firstRow">
       <w:rPr>
-        <w:rFonts w:asciiTheme="majorHAnsi" w:eastAsiaTheme="majorEastAsia" w:hAnsiTheme="majorHAnsi" w:cstheme="majorBidi"/>
+        <w:rFonts w:cstheme="majorBidi" w:ascii="Times New Roman" w:hAnsi="Times New Roman" w:cs="Times New Roman" w:eastAsia="Times New Roman"/>
       </w:rPr>
       <w:tblPr/>
       <w:tcPr>
@@ -10904,7 +13612,7 @@
     </w:tblPr>
     <w:tblStylePr w:type="firstRow">
       <w:rPr>
-        <w:rFonts w:asciiTheme="majorHAnsi" w:eastAsiaTheme="majorEastAsia" w:hAnsiTheme="majorHAnsi" w:cstheme="majorBidi"/>
+        <w:rFonts w:cstheme="majorBidi" w:ascii="Times New Roman" w:hAnsi="Times New Roman" w:cs="Times New Roman" w:eastAsia="Times New Roman"/>
       </w:rPr>
       <w:tblPr/>
       <w:tcPr>
@@ -10988,7 +13696,7 @@
     </w:tblPr>
     <w:tblStylePr w:type="firstRow">
       <w:rPr>
-        <w:rFonts w:asciiTheme="majorHAnsi" w:eastAsiaTheme="majorEastAsia" w:hAnsiTheme="majorHAnsi" w:cstheme="majorBidi"/>
+        <w:rFonts w:cstheme="majorBidi" w:ascii="Times New Roman" w:hAnsi="Times New Roman" w:cs="Times New Roman" w:eastAsia="Times New Roman"/>
       </w:rPr>
       <w:tblPr/>
       <w:tcPr>
@@ -11072,7 +13780,7 @@
     </w:tblPr>
     <w:tblStylePr w:type="firstRow">
       <w:rPr>
-        <w:rFonts w:asciiTheme="majorHAnsi" w:eastAsiaTheme="majorEastAsia" w:hAnsiTheme="majorHAnsi" w:cstheme="majorBidi"/>
+        <w:rFonts w:cstheme="majorBidi" w:ascii="Times New Roman" w:hAnsi="Times New Roman" w:cs="Times New Roman" w:eastAsia="Times New Roman"/>
       </w:rPr>
       <w:tblPr/>
       <w:tcPr>
@@ -11156,7 +13864,7 @@
     </w:tblPr>
     <w:tblStylePr w:type="firstRow">
       <w:rPr>
-        <w:rFonts w:asciiTheme="majorHAnsi" w:eastAsiaTheme="majorEastAsia" w:hAnsiTheme="majorHAnsi" w:cstheme="majorBidi"/>
+        <w:rFonts w:cstheme="majorBidi" w:ascii="Times New Roman" w:hAnsi="Times New Roman" w:cs="Times New Roman" w:eastAsia="Times New Roman"/>
       </w:rPr>
       <w:tblPr/>
       <w:tcPr>
@@ -11240,7 +13948,7 @@
     </w:tblPr>
     <w:tblStylePr w:type="firstRow">
       <w:rPr>
-        <w:rFonts w:asciiTheme="majorHAnsi" w:eastAsiaTheme="majorEastAsia" w:hAnsiTheme="majorHAnsi" w:cstheme="majorBidi"/>
+        <w:rFonts w:cstheme="majorBidi" w:ascii="Times New Roman" w:hAnsi="Times New Roman" w:cs="Times New Roman" w:eastAsia="Times New Roman"/>
       </w:rPr>
       <w:tblPr/>
       <w:tcPr>
@@ -11324,7 +14032,7 @@
     </w:tblPr>
     <w:tblStylePr w:type="firstRow">
       <w:rPr>
-        <w:rFonts w:asciiTheme="majorHAnsi" w:eastAsiaTheme="majorEastAsia" w:hAnsiTheme="majorHAnsi" w:cstheme="majorBidi"/>
+        <w:rFonts w:cstheme="majorBidi" w:ascii="Times New Roman" w:hAnsi="Times New Roman" w:cs="Times New Roman" w:eastAsia="Times New Roman"/>
       </w:rPr>
       <w:tblPr/>
       <w:tcPr>
@@ -11389,7 +14097,7 @@
       <w:spacing w:after="0" w:line="240" w:lineRule="auto"/>
     </w:pPr>
     <w:rPr>
-      <w:rFonts w:asciiTheme="majorHAnsi" w:eastAsiaTheme="majorEastAsia" w:hAnsiTheme="majorHAnsi" w:cstheme="majorBidi"/>
+      <w:rFonts w:cstheme="majorBidi" w:ascii="Times New Roman" w:hAnsi="Times New Roman" w:cs="Times New Roman" w:eastAsia="Times New Roman"/>
       <w:color w:val="000000" w:themeColor="text1"/>
     </w:rPr>
     <w:tblPr>
@@ -11517,7 +14225,7 @@
       <w:spacing w:after="0" w:line="240" w:lineRule="auto"/>
     </w:pPr>
     <w:rPr>
-      <w:rFonts w:asciiTheme="majorHAnsi" w:eastAsiaTheme="majorEastAsia" w:hAnsiTheme="majorHAnsi" w:cstheme="majorBidi"/>
+      <w:rFonts w:cstheme="majorBidi" w:ascii="Times New Roman" w:hAnsi="Times New Roman" w:cs="Times New Roman" w:eastAsia="Times New Roman"/>
       <w:color w:val="000000" w:themeColor="text1"/>
     </w:rPr>
     <w:tblPr>
@@ -11645,7 +14353,7 @@
       <w:spacing w:after="0" w:line="240" w:lineRule="auto"/>
     </w:pPr>
     <w:rPr>
-      <w:rFonts w:asciiTheme="majorHAnsi" w:eastAsiaTheme="majorEastAsia" w:hAnsiTheme="majorHAnsi" w:cstheme="majorBidi"/>
+      <w:rFonts w:cstheme="majorBidi" w:ascii="Times New Roman" w:hAnsi="Times New Roman" w:cs="Times New Roman" w:eastAsia="Times New Roman"/>
       <w:color w:val="000000" w:themeColor="text1"/>
     </w:rPr>
     <w:tblPr>
@@ -11773,7 +14481,7 @@
       <w:spacing w:after="0" w:line="240" w:lineRule="auto"/>
     </w:pPr>
     <w:rPr>
-      <w:rFonts w:asciiTheme="majorHAnsi" w:eastAsiaTheme="majorEastAsia" w:hAnsiTheme="majorHAnsi" w:cstheme="majorBidi"/>
+      <w:rFonts w:cstheme="majorBidi" w:ascii="Times New Roman" w:hAnsi="Times New Roman" w:cs="Times New Roman" w:eastAsia="Times New Roman"/>
       <w:color w:val="000000" w:themeColor="text1"/>
     </w:rPr>
     <w:tblPr>
@@ -11901,7 +14609,7 @@
       <w:spacing w:after="0" w:line="240" w:lineRule="auto"/>
     </w:pPr>
     <w:rPr>
-      <w:rFonts w:asciiTheme="majorHAnsi" w:eastAsiaTheme="majorEastAsia" w:hAnsiTheme="majorHAnsi" w:cstheme="majorBidi"/>
+      <w:rFonts w:cstheme="majorBidi" w:ascii="Times New Roman" w:hAnsi="Times New Roman" w:cs="Times New Roman" w:eastAsia="Times New Roman"/>
       <w:color w:val="000000" w:themeColor="text1"/>
     </w:rPr>
     <w:tblPr>
@@ -12029,7 +14737,7 @@
       <w:spacing w:after="0" w:line="240" w:lineRule="auto"/>
     </w:pPr>
     <w:rPr>
-      <w:rFonts w:asciiTheme="majorHAnsi" w:eastAsiaTheme="majorEastAsia" w:hAnsiTheme="majorHAnsi" w:cstheme="majorBidi"/>
+      <w:rFonts w:cstheme="majorBidi" w:ascii="Times New Roman" w:hAnsi="Times New Roman" w:cs="Times New Roman" w:eastAsia="Times New Roman"/>
       <w:color w:val="000000" w:themeColor="text1"/>
     </w:rPr>
     <w:tblPr>
@@ -12157,7 +14865,7 @@
       <w:spacing w:after="0" w:line="240" w:lineRule="auto"/>
     </w:pPr>
     <w:rPr>
-      <w:rFonts w:asciiTheme="majorHAnsi" w:eastAsiaTheme="majorEastAsia" w:hAnsiTheme="majorHAnsi" w:cstheme="majorBidi"/>
+      <w:rFonts w:cstheme="majorBidi" w:ascii="Times New Roman" w:hAnsi="Times New Roman" w:cs="Times New Roman" w:eastAsia="Times New Roman"/>
       <w:color w:val="000000" w:themeColor="text1"/>
     </w:rPr>
     <w:tblPr>
@@ -12796,7 +15504,7 @@
       <w:spacing w:after="0" w:line="240" w:lineRule="auto"/>
     </w:pPr>
     <w:rPr>
-      <w:rFonts w:asciiTheme="majorHAnsi" w:eastAsiaTheme="majorEastAsia" w:hAnsiTheme="majorHAnsi" w:cstheme="majorBidi"/>
+      <w:rFonts w:cstheme="majorBidi" w:ascii="Times New Roman" w:hAnsi="Times New Roman" w:cs="Times New Roman" w:eastAsia="Times New Roman"/>
       <w:color w:val="000000" w:themeColor="text1"/>
     </w:rPr>
     <w:tblPr>
@@ -12921,7 +15629,7 @@
       <w:spacing w:after="0" w:line="240" w:lineRule="auto"/>
     </w:pPr>
     <w:rPr>
-      <w:rFonts w:asciiTheme="majorHAnsi" w:eastAsiaTheme="majorEastAsia" w:hAnsiTheme="majorHAnsi" w:cstheme="majorBidi"/>
+      <w:rFonts w:cstheme="majorBidi" w:ascii="Times New Roman" w:hAnsi="Times New Roman" w:cs="Times New Roman" w:eastAsia="Times New Roman"/>
       <w:color w:val="000000" w:themeColor="text1"/>
     </w:rPr>
     <w:tblPr>
@@ -13046,7 +15754,7 @@
       <w:spacing w:after="0" w:line="240" w:lineRule="auto"/>
     </w:pPr>
     <w:rPr>
-      <w:rFonts w:asciiTheme="majorHAnsi" w:eastAsiaTheme="majorEastAsia" w:hAnsiTheme="majorHAnsi" w:cstheme="majorBidi"/>
+      <w:rFonts w:cstheme="majorBidi" w:ascii="Times New Roman" w:hAnsi="Times New Roman" w:cs="Times New Roman" w:eastAsia="Times New Roman"/>
       <w:color w:val="000000" w:themeColor="text1"/>
     </w:rPr>
     <w:tblPr>
@@ -13171,7 +15879,7 @@
       <w:spacing w:after="0" w:line="240" w:lineRule="auto"/>
     </w:pPr>
     <w:rPr>
-      <w:rFonts w:asciiTheme="majorHAnsi" w:eastAsiaTheme="majorEastAsia" w:hAnsiTheme="majorHAnsi" w:cstheme="majorBidi"/>
+      <w:rFonts w:cstheme="majorBidi" w:ascii="Times New Roman" w:hAnsi="Times New Roman" w:cs="Times New Roman" w:eastAsia="Times New Roman"/>
       <w:color w:val="000000" w:themeColor="text1"/>
     </w:rPr>
     <w:tblPr>
@@ -13296,7 +16004,7 @@
       <w:spacing w:after="0" w:line="240" w:lineRule="auto"/>
     </w:pPr>
     <w:rPr>
-      <w:rFonts w:asciiTheme="majorHAnsi" w:eastAsiaTheme="majorEastAsia" w:hAnsiTheme="majorHAnsi" w:cstheme="majorBidi"/>
+      <w:rFonts w:cstheme="majorBidi" w:ascii="Times New Roman" w:hAnsi="Times New Roman" w:cs="Times New Roman" w:eastAsia="Times New Roman"/>
       <w:color w:val="000000" w:themeColor="text1"/>
     </w:rPr>
     <w:tblPr>
@@ -13421,7 +16129,7 @@
       <w:spacing w:after="0" w:line="240" w:lineRule="auto"/>
     </w:pPr>
     <w:rPr>
-      <w:rFonts w:asciiTheme="majorHAnsi" w:eastAsiaTheme="majorEastAsia" w:hAnsiTheme="majorHAnsi" w:cstheme="majorBidi"/>
+      <w:rFonts w:cstheme="majorBidi" w:ascii="Times New Roman" w:hAnsi="Times New Roman" w:cs="Times New Roman" w:eastAsia="Times New Roman"/>
       <w:color w:val="000000" w:themeColor="text1"/>
     </w:rPr>
     <w:tblPr>
@@ -13546,7 +16254,7 @@
       <w:spacing w:after="0" w:line="240" w:lineRule="auto"/>
     </w:pPr>
     <w:rPr>
-      <w:rFonts w:asciiTheme="majorHAnsi" w:eastAsiaTheme="majorEastAsia" w:hAnsiTheme="majorHAnsi" w:cstheme="majorBidi"/>
+      <w:rFonts w:cstheme="majorBidi" w:ascii="Times New Roman" w:hAnsi="Times New Roman" w:cs="Times New Roman" w:eastAsia="Times New Roman"/>
       <w:color w:val="000000" w:themeColor="text1"/>
     </w:rPr>
     <w:tblPr>
